--- a/docs/commercial/automatum-obvg-white-label-agreement.docx
+++ b/docs/commercial/automatum-obvg-white-label-agreement.docx
@@ -183,7 +183,7 @@
           <w:sz w:val="22"/>
           <w:szCs w:val="22"/>
         </w:rPr>
-        <w:t xml:space="preserve"> The Parties have developed Managed Partner Development, under which a software vendor with a live AWS Marketplace listing engages a single provider to build and run its reseller channel on AWS.</w:t>
+        <w:t xml:space="preserve"> Managed Partner Development is OBVG's service. OBVG developed it and it forms part of the OBVG Materials. Under it a software vendor with a live AWS Marketplace listing engages a single provider to build and run its reseller channel on AWS. Automatum sells it under the Automatum Brand on the terms of this Agreement.</w:t>
       </w:r>
     </w:p>
     <w:p>
@@ -2602,7 +2602,7 @@
           <w:sz w:val="22"/>
           <w:szCs w:val="22"/>
         </w:rPr>
-        <w:t xml:space="preserve"> Automatum grants OBVG a non-exclusive, non-transferable, royalty-free licence for the Term to use the Automatum Brand solely to perform the Services under Schedule 3. OBVG acquires no other rights and all goodwill accrues to Automatum.</w:t>
+        <w:t xml:space="preserve"> Automatum grants OBVG a non-exclusive, non-transferable, royalty-free licence for the Term and any transition period under clause 24.3 to use the Automatum Brand solely to perform the Services under Schedule 3 and its obligations under clause 24. OBVG acquires no other rights and all goodwill accrues to Automatum.</w:t>
       </w:r>
     </w:p>
     <w:p>
@@ -4298,7 +4298,7 @@
           <w:sz w:val="22"/>
           <w:szCs w:val="22"/>
         </w:rPr>
-        <w:t xml:space="preserve"> During the Term and for 12 months after the later of expiry and termination of the relevant Engagement Order, Automatum will not provide services of the kind comprised in the Services to a Registered Client using OBVG Materials outside the licence in clause 16.3, or using personnel recruited from OBVG in breach of clause 15.5.</w:t>
+        <w:t xml:space="preserve"> During the Term and for 12 months after the later of expiry and termination of the relevant Engagement Order, Automatum will not provide services of the kind comprised in the Services to a Registered Client using OBVG Materials outside the licence in clause 16.4, or using personnel recruited from OBVG in breach of clause 15.5.</w:t>
       </w:r>
     </w:p>
     <w:p>
@@ -4427,7 +4427,31 @@
           <w:sz w:val="22"/>
           <w:szCs w:val="22"/>
         </w:rPr>
-        <w:t xml:space="preserve">16.2 Client Data.</w:t>
+        <w:t xml:space="preserve">16.2 Service IP.</w:t>
+      </w:r>
+      <w:r>
+        <w:rPr>
+          <w:rFonts w:ascii="Calibri" w:cs="Calibri" w:eastAsia="Calibri" w:hAnsi="Calibri"/>
+          <w:sz w:val="22"/>
+          <w:szCs w:val="22"/>
+        </w:rPr>
+        <w:t xml:space="preserve"> All intellectual property created in performing the Services vests in OBVG on creation and forms part of the OBVG Materials, including any improvement, refinement, extension or derivative of the OBVG Materials or the PSR and any methodology, playbook, template, curriculum or process developed in the course of an Engagement. No intellectual property is owned jointly under this Agreement. No approval, instruction, specification, requirement, feedback or other contribution by Automatum or a Registered Client gives Automatum or that Client ownership of, or any interest in, the OBVG Materials. Automatum's rights in the OBVG Materials are the licences expressly granted in this Agreement and no others.</w:t>
+      </w:r>
+    </w:p>
+    <w:p>
+      <w:pPr>
+        <w:spacing w:after="160" w:before="0" w:line="276"/>
+        <w:jc w:val="both"/>
+      </w:pPr>
+      <w:r>
+        <w:rPr>
+          <w:rFonts w:ascii="Calibri" w:cs="Calibri" w:eastAsia="Calibri" w:hAnsi="Calibri"/>
+          <w:b/>
+          <w:bCs/>
+          <w:sz w:val="22"/>
+          <w:szCs w:val="22"/>
+        </w:rPr>
+        <w:t xml:space="preserve">16.3 Client Data.</w:t>
       </w:r>
       <w:r>
         <w:rPr>
@@ -4451,31 +4475,31 @@
           <w:sz w:val="22"/>
           <w:szCs w:val="22"/>
         </w:rPr>
-        <w:t xml:space="preserve">16.3 Client-facing deliverables.</w:t>
-      </w:r>
-      <w:r>
-        <w:rPr>
-          <w:rFonts w:ascii="Calibri" w:cs="Calibri" w:eastAsia="Calibri" w:hAnsi="Calibri"/>
-          <w:sz w:val="22"/>
-          <w:szCs w:val="22"/>
-        </w:rPr>
-        <w:t xml:space="preserve"> OBVG grants Automatum a perpetual, irrevocable, non-exclusive, worldwide, royalty-free, sublicensable licence to use, copy, modify and distribute the client-facing deliverables produced for a Registered Client, including that Client's partner agreements, margin schedule, enablement content, playbooks and reports, for that Client's own channel and for Automatum's performance of the relevant Client Agreement. This licence survives termination.</w:t>
-      </w:r>
-    </w:p>
-    <w:p>
-      <w:pPr>
-        <w:spacing w:after="160" w:before="0" w:line="276"/>
-        <w:jc w:val="both"/>
-      </w:pPr>
-      <w:r>
-        <w:rPr>
-          <w:rFonts w:ascii="Calibri" w:cs="Calibri" w:eastAsia="Calibri" w:hAnsi="Calibri"/>
-          <w:b/>
-          <w:bCs/>
-          <w:sz w:val="22"/>
-          <w:szCs w:val="22"/>
-        </w:rPr>
-        <w:t xml:space="preserve">16.4 Feedback.</w:t>
+        <w:t xml:space="preserve">16.4 Client-facing deliverables.</w:t>
+      </w:r>
+      <w:r>
+        <w:rPr>
+          <w:rFonts w:ascii="Calibri" w:cs="Calibri" w:eastAsia="Calibri" w:hAnsi="Calibri"/>
+          <w:sz w:val="22"/>
+          <w:szCs w:val="22"/>
+        </w:rPr>
+        <w:t xml:space="preserve"> OBVG grants Automatum a perpetual, irrevocable, non-exclusive, worldwide, royalty-free, sublicensable licence to use, copy, modify and distribute the client-facing deliverables produced for a Registered Client, including that Client's partner agreements, margin schedule, enablement content, playbooks and reports, for that Client's own channel and for Automatum's performance of the relevant Client Agreement. This licence survives termination. It is limited to those deliverables as produced for that Registered Client and gives Automatum no right in the OBVG Materials from which they were produced.</w:t>
+      </w:r>
+    </w:p>
+    <w:p>
+      <w:pPr>
+        <w:spacing w:after="160" w:before="0" w:line="276"/>
+        <w:jc w:val="both"/>
+      </w:pPr>
+      <w:r>
+        <w:rPr>
+          <w:rFonts w:ascii="Calibri" w:cs="Calibri" w:eastAsia="Calibri" w:hAnsi="Calibri"/>
+          <w:b/>
+          <w:bCs/>
+          <w:sz w:val="22"/>
+          <w:szCs w:val="22"/>
+        </w:rPr>
+        <w:t xml:space="preserve">16.5 Feedback.</w:t>
       </w:r>
       <w:r>
         <w:rPr>
@@ -5330,7 +5354,7 @@
           <w:sz w:val="22"/>
           <w:szCs w:val="22"/>
         </w:rPr>
-        <w:t xml:space="preserve"> Clauses 1, 2, 7.7, 10.3, 10.5, 10.7, 10.8, 10.9, 11 for amounts accrued, 12.4, 15, 16, 17, 18, 20, 21, 22, 23.6, 24, 26 and 27 survive termination, with any provision that by its nature is intended to.</w:t>
+        <w:t xml:space="preserve"> Clauses 1, 2, 7.1, 7.7, 10.3, 10.5, 10.7, 10.8, 10.9, 11 for amounts accrued, 12.4, 15, 16, 17, 18, 20, 21, 22, 23.6, 24, 26 and 27 survive termination, with any provision that by its nature is intended to.</w:t>
       </w:r>
     </w:p>
     <w:p>
@@ -5395,7 +5419,7 @@
           <w:sz w:val="22"/>
           <w:szCs w:val="22"/>
         </w:rPr>
-        <w:t xml:space="preserve"> Transition assistance comprises a verified full export of the Client Data under clause 10.4 with a restore test; knowledge transfer; handover of in-flight deal registrations, CPPOs and Selling Authorization requests; run-out and reconciliation of accrued partner commissions; introductions to the Recruited Partner roster on Automatum-branded correspondence; disconnection of any CRM synchronization with a certificate of deletion; and continuation of the licence in clause 16.3.</w:t>
+        <w:t xml:space="preserve"> Transition assistance comprises a verified full export of the Client Data under clause 10.4 with a restore test; knowledge transfer; handover of in-flight deal registrations, CPPOs and Selling Authorization requests; run-out and reconciliation of accrued partner commissions; introductions to the Recruited Partner roster on Automatum-branded correspondence; disconnection of any CRM synchronization with a certificate of deletion; and continuation of the licence in clause 16.4.</w:t>
       </w:r>
     </w:p>
     <w:p>
@@ -5711,7 +5735,7 @@
           <w:sz w:val="22"/>
           <w:szCs w:val="22"/>
         </w:rPr>
-        <w:t xml:space="preserve"> No person other than the Parties may enforce this Agreement, except that a Registered Client may enforce clause 16.3 to the extent necessary to retain the materials its channel runs on.</w:t>
+        <w:t xml:space="preserve"> No person other than the Parties may enforce this Agreement, except that a Registered Client may enforce clause 16.4 to the extent necessary to retain the materials its channel runs on.</w:t>
       </w:r>
     </w:p>
     <w:p>

--- a/docs/commercial/automatum-obvg-white-label-agreement.docx
+++ b/docs/commercial/automatum-obvg-white-label-agreement.docx
@@ -183,7 +183,7 @@
           <w:sz w:val="22"/>
           <w:szCs w:val="22"/>
         </w:rPr>
-        <w:t xml:space="preserve"> Managed Partner Development is OBVG's service. OBVG developed it and it forms part of the OBVG Materials. Under it a software vendor with a live AWS Marketplace listing engages a single provider to build and run its reseller channel on AWS. Automatum sells it under the Automatum Brand on the terms of this Agreement.</w:t>
+        <w:t xml:space="preserve"> Managed Partner Development is a service developed and owned by OBVG and comprised in the OBVG Materials, under which a software vendor with a live AWS Marketplace listing engages a single provider to build and run its reseller channel on AWS. Automatum offers it to its clients under the Automatum Brand on the terms of this Agreement.</w:t>
       </w:r>
     </w:p>
     <w:p>
@@ -207,7 +207,7 @@
           <w:sz w:val="22"/>
           <w:szCs w:val="22"/>
         </w:rPr>
-        <w:t xml:space="preserve"> Automatum contracts with, invoices and faces each client. OBVG performs the channel function as Automatum's subcontractor under Automatum's brand and is not presented to the client as a separate provider. The arrangement is non-exclusive.</w:t>
+        <w:t xml:space="preserve"> Automatum contracts with, invoices and is the sole counterparty to each client. OBVG performs the channel function as Automatum's subcontractor under Automatum's brand and is not presented to the client as a separate provider.</w:t>
       </w:r>
     </w:p>
     <w:p>
@@ -1043,7 +1043,7 @@
           <w:sz w:val="22"/>
           <w:szCs w:val="22"/>
         </w:rPr>
-        <w:t xml:space="preserve">" means OBVG's share of Service Revenue under clause 11.2.</w:t>
+        <w:t xml:space="preserve">" means OBVG's share of Service Revenue under clause 11.1.</w:t>
       </w:r>
     </w:p>
     <w:p>
@@ -1367,7 +1367,7 @@
           <w:sz w:val="22"/>
           <w:szCs w:val="22"/>
         </w:rPr>
-        <w:t xml:space="preserve">" means the Collected Client Fees for an Engagement Year less the Platform Revenue. Clause 11.2 divides it.</w:t>
+        <w:t xml:space="preserve">" means the Collected Client Fees for an Engagement Year less the Platform Revenue. Clause 11.1 divides it.</w:t>
       </w:r>
     </w:p>
     <w:p>
@@ -1530,7 +1530,7 @@
           <w:sz w:val="22"/>
           <w:szCs w:val="22"/>
         </w:rPr>
-        <w:t xml:space="preserve">Headings do not affect interpretation. "Including" is not limiting. "$" means United States dollars and all amounts exclude Taxes. References to clauses and Schedules are to this Agreement, and the Schedules form part of it. The singular includes the plural. A reference to a statute or AWS Program Term is to it as amended or replaced. No rule of construction operates against the drafter.</w:t>
+        <w:t xml:space="preserve">Headings do not affect interpretation. "Including" is not limiting. "$" means United States dollars and all amounts exclude Taxes. References to clauses and Schedules are to this Agreement, and the Schedules form part of it. The singular includes the plural. A reference to a statute or AWS Program Term is to it as amended or replaced. A bracketed item marked "to confirm" within an operative provision has the value stated for it in Schedule 8 paragraph 4 until the Parties confirm a different value in writing. The items in Schedule 8 paragraph 1 are dependencies to which clause 14 applies. No rule of construction operates against the drafter.</w:t>
       </w:r>
     </w:p>
     <w:p>
@@ -1973,7 +1973,7 @@
           <w:sz w:val="22"/>
           <w:szCs w:val="22"/>
         </w:rPr>
-        <w:t xml:space="preserve"> - Net New Client or Existing Automatum Client. Automatum will disclose before execution whether the proposed Client holds or held any paid Automatum subscription in the preceding 90 days, with reasonable evidence on request. Client Status determines the division of Service Revenue under clause 11.2.</w:t>
+        <w:t xml:space="preserve"> - Net New Client or Existing Automatum Client. Automatum will disclose before execution whether the proposed Client holds or held any paid Automatum subscription in the preceding 90 days, with reasonable evidence on request. Client Status determines the division of Service Revenue under clause 11.1.</w:t>
       </w:r>
     </w:p>
     <w:p>
@@ -8700,7 +8700,7 @@
           <w:sz w:val="22"/>
           <w:szCs w:val="22"/>
         </w:rPr>
-        <w:t xml:space="preserve">Neither Party recovers a further amount on account of the terminated Engagement except under paragraph 4. Automatum has recovered $2,499.75 of the $9,999 it commits annually for its Enterprise tier; that shortfall follows from the pro rata accrual in clause 11.2 and is addressed, if at all, in the Client Agreement. Schedule 8 paragraph 3.2 records it as an open item.</w:t>
+        <w:t xml:space="preserve">Neither Party recovers a further amount on account of the terminated Engagement except under paragraph 4. Automatum bears the difference between the $2,499.75 accrued and the $9,999 it commits annually for its Enterprise tier, under Schedule 8 paragraph 2.2.</w:t>
       </w:r>
     </w:p>
     <w:p>
@@ -13514,16 +13514,524 @@
     </w:p>
     <w:p>
       <w:pPr>
-        <w:spacing w:after="160" w:before="0" w:line="276"/>
-        <w:jc w:val="both"/>
-      </w:pPr>
-      <w:r>
-        <w:rPr>
-          <w:rFonts w:ascii="Calibri" w:cs="Calibri" w:eastAsia="Calibri" w:hAnsi="Calibri"/>
-          <w:sz w:val="22"/>
-          <w:szCs w:val="22"/>
-        </w:rPr>
-        <w:t xml:space="preserve">Signed for and on behalf of Automatum and OBVG.</w:t>
+        <w:spacing w:after="120"/>
+      </w:pPr>
+      <w:r>
+        <w:t xml:space="preserve"/>
+      </w:r>
+    </w:p>
+    <w:p>
+      <w:pPr>
+        <w:spacing w:after="160" w:before="0" w:line="276"/>
+        <w:jc w:val="both"/>
+      </w:pPr>
+      <w:r>
+        <w:rPr>
+          <w:rFonts w:ascii="Calibri" w:cs="Calibri" w:eastAsia="Calibri" w:hAnsi="Calibri"/>
+          <w:b/>
+          <w:bCs/>
+          <w:sz w:val="22"/>
+          <w:szCs w:val="22"/>
+        </w:rPr>
+        <w:t xml:space="preserve">For and on behalf of Automatum</w:t>
+      </w:r>
+    </w:p>
+    <w:tbl>
+      <w:tblPr>
+        <w:tblW w:type="dxa" w:w="9360"/>
+        <w:tblBorders>
+          <w:top w:val="single" w:color="auto" w:sz="4"/>
+          <w:left w:val="single" w:color="auto" w:sz="4"/>
+          <w:bottom w:val="single" w:color="auto" w:sz="4"/>
+          <w:right w:val="single" w:color="auto" w:sz="4"/>
+          <w:insideH w:val="single" w:color="auto" w:sz="4"/>
+          <w:insideV w:val="single" w:color="auto" w:sz="4"/>
+        </w:tblBorders>
+      </w:tblPr>
+      <w:tblGrid>
+        <w:gridCol w:w="5616"/>
+        <w:gridCol w:w="3744"/>
+      </w:tblGrid>
+      <w:tr>
+        <w:trPr>
+          <w:tblHeader w:val="false"/>
+        </w:trPr>
+        <w:tc>
+          <w:tcPr>
+            <w:tcW w:type="dxa" w:w="5616"/>
+            <w:tcMar>
+              <w:top w:type="dxa" w:w="60"/>
+              <w:left w:type="dxa" w:w="108"/>
+              <w:bottom w:type="dxa" w:w="60"/>
+              <w:right w:type="dxa" w:w="108"/>
+            </w:tcMar>
+          </w:tcPr>
+          <w:p>
+            <w:pPr>
+              <w:spacing w:after="0" w:before="0" w:line="240"/>
+            </w:pPr>
+            <w:r>
+              <w:rPr>
+                <w:rFonts w:ascii="Calibri" w:cs="Calibri" w:eastAsia="Calibri" w:hAnsi="Calibri"/>
+                <w:sz w:val="19"/>
+                <w:szCs w:val="19"/>
+              </w:rPr>
+              <w:t xml:space="preserve">Signature</w:t>
+            </w:r>
+          </w:p>
+        </w:tc>
+        <w:tc>
+          <w:tcPr>
+            <w:tcW w:type="dxa" w:w="3744"/>
+            <w:tcMar>
+              <w:top w:type="dxa" w:w="60"/>
+              <w:left w:type="dxa" w:w="108"/>
+              <w:bottom w:type="dxa" w:w="60"/>
+              <w:right w:type="dxa" w:w="108"/>
+            </w:tcMar>
+          </w:tcPr>
+          <w:p>
+            <w:pPr>
+              <w:spacing w:after="0" w:before="0" w:line="240"/>
+            </w:pPr>
+            <w:r>
+              <w:rPr>
+                <w:rFonts w:ascii="Calibri" w:cs="Calibri" w:eastAsia="Calibri" w:hAnsi="Calibri"/>
+                <w:sz w:val="19"/>
+                <w:szCs w:val="19"/>
+              </w:rPr>
+              <w:t xml:space="preserve"/>
+            </w:r>
+          </w:p>
+        </w:tc>
+      </w:tr>
+      <w:tr>
+        <w:trPr>
+          <w:tblHeader w:val="false"/>
+        </w:trPr>
+        <w:tc>
+          <w:tcPr>
+            <w:tcW w:type="dxa" w:w="5616"/>
+            <w:tcMar>
+              <w:top w:type="dxa" w:w="60"/>
+              <w:left w:type="dxa" w:w="108"/>
+              <w:bottom w:type="dxa" w:w="60"/>
+              <w:right w:type="dxa" w:w="108"/>
+            </w:tcMar>
+          </w:tcPr>
+          <w:p>
+            <w:pPr>
+              <w:spacing w:after="0" w:before="0" w:line="240"/>
+            </w:pPr>
+            <w:r>
+              <w:rPr>
+                <w:rFonts w:ascii="Calibri" w:cs="Calibri" w:eastAsia="Calibri" w:hAnsi="Calibri"/>
+                <w:sz w:val="19"/>
+                <w:szCs w:val="19"/>
+              </w:rPr>
+              <w:t xml:space="preserve">Name</w:t>
+            </w:r>
+          </w:p>
+        </w:tc>
+        <w:tc>
+          <w:tcPr>
+            <w:tcW w:type="dxa" w:w="3744"/>
+            <w:tcMar>
+              <w:top w:type="dxa" w:w="60"/>
+              <w:left w:type="dxa" w:w="108"/>
+              <w:bottom w:type="dxa" w:w="60"/>
+              <w:right w:type="dxa" w:w="108"/>
+            </w:tcMar>
+          </w:tcPr>
+          <w:p>
+            <w:pPr>
+              <w:spacing w:after="0" w:before="0" w:line="240"/>
+            </w:pPr>
+            <w:r>
+              <w:rPr>
+                <w:rFonts w:ascii="Calibri" w:cs="Calibri" w:eastAsia="Calibri" w:hAnsi="Calibri"/>
+                <w:sz w:val="19"/>
+                <w:szCs w:val="19"/>
+              </w:rPr>
+              <w:t xml:space="preserve"/>
+            </w:r>
+          </w:p>
+        </w:tc>
+      </w:tr>
+      <w:tr>
+        <w:trPr>
+          <w:tblHeader w:val="false"/>
+        </w:trPr>
+        <w:tc>
+          <w:tcPr>
+            <w:tcW w:type="dxa" w:w="5616"/>
+            <w:tcMar>
+              <w:top w:type="dxa" w:w="60"/>
+              <w:left w:type="dxa" w:w="108"/>
+              <w:bottom w:type="dxa" w:w="60"/>
+              <w:right w:type="dxa" w:w="108"/>
+            </w:tcMar>
+          </w:tcPr>
+          <w:p>
+            <w:pPr>
+              <w:spacing w:after="0" w:before="0" w:line="240"/>
+            </w:pPr>
+            <w:r>
+              <w:rPr>
+                <w:rFonts w:ascii="Calibri" w:cs="Calibri" w:eastAsia="Calibri" w:hAnsi="Calibri"/>
+                <w:sz w:val="19"/>
+                <w:szCs w:val="19"/>
+              </w:rPr>
+              <w:t xml:space="preserve">Title</w:t>
+            </w:r>
+          </w:p>
+        </w:tc>
+        <w:tc>
+          <w:tcPr>
+            <w:tcW w:type="dxa" w:w="3744"/>
+            <w:tcMar>
+              <w:top w:type="dxa" w:w="60"/>
+              <w:left w:type="dxa" w:w="108"/>
+              <w:bottom w:type="dxa" w:w="60"/>
+              <w:right w:type="dxa" w:w="108"/>
+            </w:tcMar>
+          </w:tcPr>
+          <w:p>
+            <w:pPr>
+              <w:spacing w:after="0" w:before="0" w:line="240"/>
+            </w:pPr>
+            <w:r>
+              <w:rPr>
+                <w:rFonts w:ascii="Calibri" w:cs="Calibri" w:eastAsia="Calibri" w:hAnsi="Calibri"/>
+                <w:sz w:val="19"/>
+                <w:szCs w:val="19"/>
+              </w:rPr>
+              <w:t xml:space="preserve"/>
+            </w:r>
+          </w:p>
+        </w:tc>
+      </w:tr>
+      <w:tr>
+        <w:trPr>
+          <w:tblHeader w:val="false"/>
+        </w:trPr>
+        <w:tc>
+          <w:tcPr>
+            <w:tcW w:type="dxa" w:w="5616"/>
+            <w:tcMar>
+              <w:top w:type="dxa" w:w="60"/>
+              <w:left w:type="dxa" w:w="108"/>
+              <w:bottom w:type="dxa" w:w="60"/>
+              <w:right w:type="dxa" w:w="108"/>
+            </w:tcMar>
+          </w:tcPr>
+          <w:p>
+            <w:pPr>
+              <w:spacing w:after="0" w:before="0" w:line="240"/>
+            </w:pPr>
+            <w:r>
+              <w:rPr>
+                <w:rFonts w:ascii="Calibri" w:cs="Calibri" w:eastAsia="Calibri" w:hAnsi="Calibri"/>
+                <w:sz w:val="19"/>
+                <w:szCs w:val="19"/>
+              </w:rPr>
+              <w:t xml:space="preserve">Date</w:t>
+            </w:r>
+          </w:p>
+        </w:tc>
+        <w:tc>
+          <w:tcPr>
+            <w:tcW w:type="dxa" w:w="3744"/>
+            <w:tcMar>
+              <w:top w:type="dxa" w:w="60"/>
+              <w:left w:type="dxa" w:w="108"/>
+              <w:bottom w:type="dxa" w:w="60"/>
+              <w:right w:type="dxa" w:w="108"/>
+            </w:tcMar>
+          </w:tcPr>
+          <w:p>
+            <w:pPr>
+              <w:spacing w:after="0" w:before="0" w:line="240"/>
+            </w:pPr>
+            <w:r>
+              <w:rPr>
+                <w:rFonts w:ascii="Calibri" w:cs="Calibri" w:eastAsia="Calibri" w:hAnsi="Calibri"/>
+                <w:sz w:val="19"/>
+                <w:szCs w:val="19"/>
+              </w:rPr>
+              <w:t xml:space="preserve"/>
+            </w:r>
+          </w:p>
+        </w:tc>
+      </w:tr>
+    </w:tbl>
+    <w:p>
+      <w:pPr>
+        <w:spacing w:after="160"/>
+      </w:pPr>
+      <w:r>
+        <w:t xml:space="preserve"/>
+      </w:r>
+    </w:p>
+    <w:p>
+      <w:pPr>
+        <w:spacing w:after="120"/>
+      </w:pPr>
+      <w:r>
+        <w:t xml:space="preserve"/>
+      </w:r>
+    </w:p>
+    <w:p>
+      <w:pPr>
+        <w:spacing w:after="160" w:before="0" w:line="276"/>
+        <w:jc w:val="both"/>
+      </w:pPr>
+      <w:r>
+        <w:rPr>
+          <w:rFonts w:ascii="Calibri" w:cs="Calibri" w:eastAsia="Calibri" w:hAnsi="Calibri"/>
+          <w:b/>
+          <w:bCs/>
+          <w:sz w:val="22"/>
+          <w:szCs w:val="22"/>
+        </w:rPr>
+        <w:t xml:space="preserve">For and on behalf of OBVG</w:t>
+      </w:r>
+    </w:p>
+    <w:tbl>
+      <w:tblPr>
+        <w:tblW w:type="dxa" w:w="9360"/>
+        <w:tblBorders>
+          <w:top w:val="single" w:color="auto" w:sz="4"/>
+          <w:left w:val="single" w:color="auto" w:sz="4"/>
+          <w:bottom w:val="single" w:color="auto" w:sz="4"/>
+          <w:right w:val="single" w:color="auto" w:sz="4"/>
+          <w:insideH w:val="single" w:color="auto" w:sz="4"/>
+          <w:insideV w:val="single" w:color="auto" w:sz="4"/>
+        </w:tblBorders>
+      </w:tblPr>
+      <w:tblGrid>
+        <w:gridCol w:w="5616"/>
+        <w:gridCol w:w="3744"/>
+      </w:tblGrid>
+      <w:tr>
+        <w:trPr>
+          <w:tblHeader w:val="false"/>
+        </w:trPr>
+        <w:tc>
+          <w:tcPr>
+            <w:tcW w:type="dxa" w:w="5616"/>
+            <w:tcMar>
+              <w:top w:type="dxa" w:w="60"/>
+              <w:left w:type="dxa" w:w="108"/>
+              <w:bottom w:type="dxa" w:w="60"/>
+              <w:right w:type="dxa" w:w="108"/>
+            </w:tcMar>
+          </w:tcPr>
+          <w:p>
+            <w:pPr>
+              <w:spacing w:after="0" w:before="0" w:line="240"/>
+            </w:pPr>
+            <w:r>
+              <w:rPr>
+                <w:rFonts w:ascii="Calibri" w:cs="Calibri" w:eastAsia="Calibri" w:hAnsi="Calibri"/>
+                <w:sz w:val="19"/>
+                <w:szCs w:val="19"/>
+              </w:rPr>
+              <w:t xml:space="preserve">Signature</w:t>
+            </w:r>
+          </w:p>
+        </w:tc>
+        <w:tc>
+          <w:tcPr>
+            <w:tcW w:type="dxa" w:w="3744"/>
+            <w:tcMar>
+              <w:top w:type="dxa" w:w="60"/>
+              <w:left w:type="dxa" w:w="108"/>
+              <w:bottom w:type="dxa" w:w="60"/>
+              <w:right w:type="dxa" w:w="108"/>
+            </w:tcMar>
+          </w:tcPr>
+          <w:p>
+            <w:pPr>
+              <w:spacing w:after="0" w:before="0" w:line="240"/>
+            </w:pPr>
+            <w:r>
+              <w:rPr>
+                <w:rFonts w:ascii="Calibri" w:cs="Calibri" w:eastAsia="Calibri" w:hAnsi="Calibri"/>
+                <w:sz w:val="19"/>
+                <w:szCs w:val="19"/>
+              </w:rPr>
+              <w:t xml:space="preserve"/>
+            </w:r>
+          </w:p>
+        </w:tc>
+      </w:tr>
+      <w:tr>
+        <w:trPr>
+          <w:tblHeader w:val="false"/>
+        </w:trPr>
+        <w:tc>
+          <w:tcPr>
+            <w:tcW w:type="dxa" w:w="5616"/>
+            <w:tcMar>
+              <w:top w:type="dxa" w:w="60"/>
+              <w:left w:type="dxa" w:w="108"/>
+              <w:bottom w:type="dxa" w:w="60"/>
+              <w:right w:type="dxa" w:w="108"/>
+            </w:tcMar>
+          </w:tcPr>
+          <w:p>
+            <w:pPr>
+              <w:spacing w:after="0" w:before="0" w:line="240"/>
+            </w:pPr>
+            <w:r>
+              <w:rPr>
+                <w:rFonts w:ascii="Calibri" w:cs="Calibri" w:eastAsia="Calibri" w:hAnsi="Calibri"/>
+                <w:sz w:val="19"/>
+                <w:szCs w:val="19"/>
+              </w:rPr>
+              <w:t xml:space="preserve">Name</w:t>
+            </w:r>
+          </w:p>
+        </w:tc>
+        <w:tc>
+          <w:tcPr>
+            <w:tcW w:type="dxa" w:w="3744"/>
+            <w:tcMar>
+              <w:top w:type="dxa" w:w="60"/>
+              <w:left w:type="dxa" w:w="108"/>
+              <w:bottom w:type="dxa" w:w="60"/>
+              <w:right w:type="dxa" w:w="108"/>
+            </w:tcMar>
+          </w:tcPr>
+          <w:p>
+            <w:pPr>
+              <w:spacing w:after="0" w:before="0" w:line="240"/>
+            </w:pPr>
+            <w:r>
+              <w:rPr>
+                <w:rFonts w:ascii="Calibri" w:cs="Calibri" w:eastAsia="Calibri" w:hAnsi="Calibri"/>
+                <w:sz w:val="19"/>
+                <w:szCs w:val="19"/>
+              </w:rPr>
+              <w:t xml:space="preserve"/>
+            </w:r>
+          </w:p>
+        </w:tc>
+      </w:tr>
+      <w:tr>
+        <w:trPr>
+          <w:tblHeader w:val="false"/>
+        </w:trPr>
+        <w:tc>
+          <w:tcPr>
+            <w:tcW w:type="dxa" w:w="5616"/>
+            <w:tcMar>
+              <w:top w:type="dxa" w:w="60"/>
+              <w:left w:type="dxa" w:w="108"/>
+              <w:bottom w:type="dxa" w:w="60"/>
+              <w:right w:type="dxa" w:w="108"/>
+            </w:tcMar>
+          </w:tcPr>
+          <w:p>
+            <w:pPr>
+              <w:spacing w:after="0" w:before="0" w:line="240"/>
+            </w:pPr>
+            <w:r>
+              <w:rPr>
+                <w:rFonts w:ascii="Calibri" w:cs="Calibri" w:eastAsia="Calibri" w:hAnsi="Calibri"/>
+                <w:sz w:val="19"/>
+                <w:szCs w:val="19"/>
+              </w:rPr>
+              <w:t xml:space="preserve">Title</w:t>
+            </w:r>
+          </w:p>
+        </w:tc>
+        <w:tc>
+          <w:tcPr>
+            <w:tcW w:type="dxa" w:w="3744"/>
+            <w:tcMar>
+              <w:top w:type="dxa" w:w="60"/>
+              <w:left w:type="dxa" w:w="108"/>
+              <w:bottom w:type="dxa" w:w="60"/>
+              <w:right w:type="dxa" w:w="108"/>
+            </w:tcMar>
+          </w:tcPr>
+          <w:p>
+            <w:pPr>
+              <w:spacing w:after="0" w:before="0" w:line="240"/>
+            </w:pPr>
+            <w:r>
+              <w:rPr>
+                <w:rFonts w:ascii="Calibri" w:cs="Calibri" w:eastAsia="Calibri" w:hAnsi="Calibri"/>
+                <w:sz w:val="19"/>
+                <w:szCs w:val="19"/>
+              </w:rPr>
+              <w:t xml:space="preserve"/>
+            </w:r>
+          </w:p>
+        </w:tc>
+      </w:tr>
+      <w:tr>
+        <w:trPr>
+          <w:tblHeader w:val="false"/>
+        </w:trPr>
+        <w:tc>
+          <w:tcPr>
+            <w:tcW w:type="dxa" w:w="5616"/>
+            <w:tcMar>
+              <w:top w:type="dxa" w:w="60"/>
+              <w:left w:type="dxa" w:w="108"/>
+              <w:bottom w:type="dxa" w:w="60"/>
+              <w:right w:type="dxa" w:w="108"/>
+            </w:tcMar>
+          </w:tcPr>
+          <w:p>
+            <w:pPr>
+              <w:spacing w:after="0" w:before="0" w:line="240"/>
+            </w:pPr>
+            <w:r>
+              <w:rPr>
+                <w:rFonts w:ascii="Calibri" w:cs="Calibri" w:eastAsia="Calibri" w:hAnsi="Calibri"/>
+                <w:sz w:val="19"/>
+                <w:szCs w:val="19"/>
+              </w:rPr>
+              <w:t xml:space="preserve">Date</w:t>
+            </w:r>
+          </w:p>
+        </w:tc>
+        <w:tc>
+          <w:tcPr>
+            <w:tcW w:type="dxa" w:w="3744"/>
+            <w:tcMar>
+              <w:top w:type="dxa" w:w="60"/>
+              <w:left w:type="dxa" w:w="108"/>
+              <w:bottom w:type="dxa" w:w="60"/>
+              <w:right w:type="dxa" w:w="108"/>
+            </w:tcMar>
+          </w:tcPr>
+          <w:p>
+            <w:pPr>
+              <w:spacing w:after="0" w:before="0" w:line="240"/>
+            </w:pPr>
+            <w:r>
+              <w:rPr>
+                <w:rFonts w:ascii="Calibri" w:cs="Calibri" w:eastAsia="Calibri" w:hAnsi="Calibri"/>
+                <w:sz w:val="19"/>
+                <w:szCs w:val="19"/>
+              </w:rPr>
+              <w:t xml:space="preserve"/>
+            </w:r>
+          </w:p>
+        </w:tc>
+      </w:tr>
+    </w:tbl>
+    <w:p>
+      <w:pPr>
+        <w:spacing w:after="160"/>
+      </w:pPr>
+      <w:r>
+        <w:t xml:space="preserve"/>
       </w:r>
     </w:p>
     <w:p>
@@ -14333,7 +14841,7 @@
           <w:sz w:val="28"/>
           <w:szCs w:val="28"/>
         </w:rPr>
-        <w:t xml:space="preserve">Schedule 8 - Dependencies, Assumptions and Open Items</w:t>
+        <w:t xml:space="preserve">Schedule 8 - Dependencies, Assumptions and Defaults</w:t>
       </w:r>
     </w:p>
     <w:p>
@@ -14350,84 +14858,7 @@
           <w:sz w:val="24"/>
           <w:szCs w:val="24"/>
         </w:rPr>
-        <w:t xml:space="preserve">1. How to read this Schedule</w:t>
-      </w:r>
-    </w:p>
-    <w:p>
-      <w:pPr>
-        <w:spacing w:after="160" w:before="0" w:line="276"/>
-        <w:jc w:val="both"/>
-      </w:pPr>
-      <w:r>
-        <w:rPr>
-          <w:rFonts w:ascii="Calibri" w:cs="Calibri" w:eastAsia="Calibri" w:hAnsi="Calibri"/>
-          <w:b/>
-          <w:bCs/>
-          <w:sz w:val="22"/>
-          <w:szCs w:val="22"/>
-        </w:rPr>
-        <w:t xml:space="preserve">to supply</w:t>
-      </w:r>
-      <w:r>
-        <w:rPr>
-          <w:rFonts w:ascii="Calibri" w:cs="Calibri" w:eastAsia="Calibri" w:hAnsi="Calibri"/>
-          <w:sz w:val="22"/>
-          <w:szCs w:val="22"/>
-        </w:rPr>
-        <w:t xml:space="preserve"> is a fact awaiting transcription. </w:t>
-      </w:r>
-      <w:r>
-        <w:rPr>
-          <w:rFonts w:ascii="Calibri" w:cs="Calibri" w:eastAsia="Calibri" w:hAnsi="Calibri"/>
-          <w:b/>
-          <w:bCs/>
-          <w:sz w:val="22"/>
-          <w:szCs w:val="22"/>
-        </w:rPr>
-        <w:t xml:space="preserve">to confirm</w:t>
-      </w:r>
-      <w:r>
-        <w:rPr>
-          <w:rFonts w:ascii="Calibri" w:cs="Calibri" w:eastAsia="Calibri" w:hAnsi="Calibri"/>
-          <w:sz w:val="22"/>
-          <w:szCs w:val="22"/>
-        </w:rPr>
-        <w:t xml:space="preserve"> is a commercial figure needing a decision or test; each one inside an operative obligation takes the default in paragraph 5 if this Agreement is executed first. </w:t>
-      </w:r>
-      <w:r>
-        <w:rPr>
-          <w:rFonts w:ascii="Calibri" w:cs="Calibri" w:eastAsia="Calibri" w:hAnsi="Calibri"/>
-          <w:b/>
-          <w:bCs/>
-          <w:sz w:val="22"/>
-          <w:szCs w:val="22"/>
-        </w:rPr>
-        <w:t xml:space="preserve">to verify</w:t>
-      </w:r>
-      <w:r>
-        <w:rPr>
-          <w:rFonts w:ascii="Calibri" w:cs="Calibri" w:eastAsia="Calibri" w:hAnsi="Calibri"/>
-          <w:sz w:val="22"/>
-          <w:szCs w:val="22"/>
-        </w:rPr>
-        <w:t xml:space="preserve"> is an external dependency, resolved by clause 14 and never by assumption. This register must read nil before execution.</w:t>
-      </w:r>
-    </w:p>
-    <w:p>
-      <w:pPr>
-        <w:pStyle w:val="Heading2"/>
-        <w:keepNext/>
-        <w:spacing w:after="140" w:before="300"/>
-      </w:pPr>
-      <w:r>
-        <w:rPr>
-          <w:rFonts w:ascii="Calibri" w:cs="Calibri" w:eastAsia="Calibri" w:hAnsi="Calibri"/>
-          <w:b/>
-          <w:bCs/>
-          <w:sz w:val="24"/>
-          <w:szCs w:val="24"/>
-        </w:rPr>
-        <w:t xml:space="preserve">2. Dependencies to verify</w:t>
+        <w:t xml:space="preserve">1. Dependencies</w:t>
       </w:r>
     </w:p>
     <w:tbl>
@@ -14556,7 +14987,7 @@
                 <w:sz w:val="19"/>
                 <w:szCs w:val="19"/>
               </w:rPr>
-              <w:t xml:space="preserve">Consequence if not verified</w:t>
+              <w:t xml:space="preserve">Consequence if not resolved</w:t>
             </w:r>
           </w:p>
         </w:tc>
@@ -14859,7 +15290,7 @@
                 <w:sz w:val="19"/>
                 <w:szCs w:val="19"/>
               </w:rPr>
-              <w:t xml:space="preserve">No Tier table published and no Engagement Order executed at an untested Tier. Clause 14.4.</w:t>
+              <w:t xml:space="preserve">No Tier table is published and no Engagement Order is executed at an untested Tier, and clause 14.4 applies.</w:t>
             </w:r>
           </w:p>
         </w:tc>
@@ -14988,89 +15419,71 @@
           <w:sz w:val="24"/>
           <w:szCs w:val="24"/>
         </w:rPr>
-        <w:t xml:space="preserve">3. Assumptions</w:t>
-      </w:r>
-    </w:p>
-    <w:p>
-      <w:pPr>
-        <w:spacing w:after="160" w:before="0" w:line="276"/>
-        <w:jc w:val="both"/>
-      </w:pPr>
-      <w:r>
-        <w:rPr>
-          <w:rFonts w:ascii="Calibri" w:cs="Calibri" w:eastAsia="Calibri" w:hAnsi="Calibri"/>
-          <w:b/>
-          <w:bCs/>
-          <w:sz w:val="22"/>
-          <w:szCs w:val="22"/>
-        </w:rPr>
-        <w:t xml:space="preserve">3.1 Engagement fees are invoiced directly.</w:t>
-      </w:r>
-      <w:r>
-        <w:rPr>
-          <w:rFonts w:ascii="Calibri" w:cs="Calibri" w:eastAsia="Calibri" w:hAnsi="Calibri"/>
-          <w:sz w:val="22"/>
-          <w:szCs w:val="22"/>
-        </w:rPr>
-        <w:t xml:space="preserve"> Schedule 2 assumes engagement fees are invoiced by Automatum to the Client directly, not transacted through AWS Marketplace, so no listing fee reduces them. The figures require it: at Tier 1, $9,999 and $20,001 sum to exactly $30,000, leaving no room for a listing fee. If engagement fees are later transacted through Marketplace, a listing fee of approximately 3% would be $900, $1,800 and $2,700 per Engagement Year at Tiers 1 to 3, and its allocation must be agreed under clause 11.9.</w:t>
-      </w:r>
-    </w:p>
-    <w:p>
-      <w:pPr>
-        <w:spacing w:after="160" w:before="0" w:line="276"/>
-        <w:jc w:val="both"/>
-      </w:pPr>
-      <w:r>
-        <w:rPr>
-          <w:rFonts w:ascii="Calibri" w:cs="Calibri" w:eastAsia="Calibri" w:hAnsi="Calibri"/>
-          <w:b/>
-          <w:bCs/>
-          <w:sz w:val="22"/>
-          <w:szCs w:val="22"/>
-        </w:rPr>
-        <w:t xml:space="preserve">3.2 Automatum's Enterprise tier commitment.</w:t>
-      </w:r>
-      <w:r>
-        <w:rPr>
-          <w:rFonts w:ascii="Calibri" w:cs="Calibri" w:eastAsia="Calibri" w:hAnsi="Calibri"/>
-          <w:sz w:val="22"/>
-          <w:szCs w:val="22"/>
-        </w:rPr>
-        <w:t xml:space="preserve"> Automatum's $9,999 is assumed to be committed annually. Under the pro rata accrual in clause 11.2, an Engagement terminating at the end of Engagement Month 3 recovers only $2,499.75 of it. </w:t>
-      </w:r>
-      <w:r>
-        <w:rPr>
-          <w:rFonts w:ascii="Calibri" w:cs="Calibri" w:eastAsia="Calibri" w:hAnsi="Calibri"/>
-          <w:b/>
-          <w:bCs/>
-          <w:sz w:val="22"/>
-          <w:szCs w:val="22"/>
-        </w:rPr>
-        <w:t xml:space="preserve">Open commercial item: whether the Client Agreement carries a minimum term with an early termination charge, whether Automatum's Enterprise tier is monthly cancellable, or whether Automatum accepts early churn as its own loss.</w:t>
-      </w:r>
-      <w:r>
-        <w:rPr>
-          <w:rFonts w:ascii="Calibri" w:cs="Calibri" w:eastAsia="Calibri" w:hAnsi="Calibri"/>
-          <w:sz w:val="22"/>
-          <w:szCs w:val="22"/>
-        </w:rPr>
-        <w:t xml:space="preserve"> Default if not closed: Automatum bears the shortfall.</w:t>
-      </w:r>
-    </w:p>
-    <w:p>
-      <w:pPr>
-        <w:spacing w:after="160" w:before="0" w:line="276"/>
-        <w:jc w:val="both"/>
-      </w:pPr>
-      <w:r>
-        <w:rPr>
-          <w:rFonts w:ascii="Calibri" w:cs="Calibri" w:eastAsia="Calibri" w:hAnsi="Calibri"/>
-          <w:b/>
-          <w:bCs/>
-          <w:sz w:val="22"/>
-          <w:szCs w:val="22"/>
-        </w:rPr>
-        <w:t xml:space="preserve">3.3 Cost to serve.</w:t>
+        <w:t xml:space="preserve">2. Assumptions</w:t>
+      </w:r>
+    </w:p>
+    <w:p>
+      <w:pPr>
+        <w:spacing w:after="160" w:before="0" w:line="276"/>
+        <w:jc w:val="both"/>
+      </w:pPr>
+      <w:r>
+        <w:rPr>
+          <w:rFonts w:ascii="Calibri" w:cs="Calibri" w:eastAsia="Calibri" w:hAnsi="Calibri"/>
+          <w:b/>
+          <w:bCs/>
+          <w:sz w:val="22"/>
+          <w:szCs w:val="22"/>
+        </w:rPr>
+        <w:t xml:space="preserve">2.1 Direct invoicing.</w:t>
+      </w:r>
+      <w:r>
+        <w:rPr>
+          <w:rFonts w:ascii="Calibri" w:cs="Calibri" w:eastAsia="Calibri" w:hAnsi="Calibri"/>
+          <w:sz w:val="22"/>
+          <w:szCs w:val="22"/>
+        </w:rPr>
+        <w:t xml:space="preserve"> Schedule 2 assumes that engagement fees are invoiced by Automatum to the Client directly, are not transacted through AWS Marketplace, and are not reduced by any listing fee. If engagement fees are later transacted through AWS Marketplace, the allocation of any listing fee is agreed under clause 11.9.</w:t>
+      </w:r>
+    </w:p>
+    <w:p>
+      <w:pPr>
+        <w:spacing w:after="160" w:before="0" w:line="276"/>
+        <w:jc w:val="both"/>
+      </w:pPr>
+      <w:r>
+        <w:rPr>
+          <w:rFonts w:ascii="Calibri" w:cs="Calibri" w:eastAsia="Calibri" w:hAnsi="Calibri"/>
+          <w:b/>
+          <w:bCs/>
+          <w:sz w:val="22"/>
+          <w:szCs w:val="22"/>
+        </w:rPr>
+        <w:t xml:space="preserve">2.2 Enterprise tier commitment.</w:t>
+      </w:r>
+      <w:r>
+        <w:rPr>
+          <w:rFonts w:ascii="Calibri" w:cs="Calibri" w:eastAsia="Calibri" w:hAnsi="Calibri"/>
+          <w:sz w:val="22"/>
+          <w:szCs w:val="22"/>
+        </w:rPr>
+        <w:t xml:space="preserve"> Automatum's $9,999 is assumed to be committed annually under the Client Agreement. Platform Revenue accrues under clause 11.2, and Automatum bears any shortfall between the Platform Revenue accrued on an Engagement that ends before the end of an Engagement Year and the amount Automatum has committed for that year.</w:t>
+      </w:r>
+    </w:p>
+    <w:p>
+      <w:pPr>
+        <w:spacing w:after="160" w:before="0" w:line="276"/>
+        <w:jc w:val="both"/>
+      </w:pPr>
+      <w:r>
+        <w:rPr>
+          <w:rFonts w:ascii="Calibri" w:cs="Calibri" w:eastAsia="Calibri" w:hAnsi="Calibri"/>
+          <w:b/>
+          <w:bCs/>
+          <w:sz w:val="22"/>
+          <w:szCs w:val="22"/>
+        </w:rPr>
+        <w:t xml:space="preserve">2.3 Cost of performance.</w:t>
       </w:r>
       <w:r>
         <w:rPr>
@@ -15094,7 +15507,7 @@
           <w:sz w:val="22"/>
           <w:szCs w:val="22"/>
         </w:rPr>
-        <w:t xml:space="preserve">3.4 Partner AWS prerequisites.</w:t>
+        <w:t xml:space="preserve">2.4 Partner AWS prerequisites.</w:t>
       </w:r>
       <w:r>
         <w:rPr>
@@ -15119,7 +15532,7 @@
           <w:sz w:val="24"/>
           <w:szCs w:val="24"/>
         </w:rPr>
-        <w:t xml:space="preserve">4. Facts to supply</w:t>
+        <w:t xml:space="preserve">3. Facts to supply</w:t>
       </w:r>
     </w:p>
     <w:tbl>
@@ -15857,7 +16270,7 @@
                 <w:sz w:val="19"/>
                 <w:szCs w:val="19"/>
               </w:rPr>
-              <w:t xml:space="preserve">Longstop date for the dependency in paragraph 2</w:t>
+              <w:t xml:space="preserve">Longstop date for the dependency in paragraph 1</w:t>
             </w:r>
           </w:p>
         </w:tc>
@@ -15909,7 +16322,7 @@
           <w:sz w:val="24"/>
           <w:szCs w:val="24"/>
         </w:rPr>
-        <w:t xml:space="preserve">5. Figures to confirm</w:t>
+        <w:t xml:space="preserve">4. Figures to confirm</w:t>
       </w:r>
     </w:p>
     <w:tbl>
@@ -15982,7 +16395,7 @@
                 <w:sz w:val="19"/>
                 <w:szCs w:val="19"/>
               </w:rPr>
-              <w:t xml:space="preserve">Default if not confirmed at execution</w:t>
+              <w:t xml:space="preserve">Value applying until confirmed</w:t>
             </w:r>
           </w:p>
         </w:tc>
@@ -16300,7 +16713,7 @@
                 <w:sz w:val="19"/>
                 <w:szCs w:val="19"/>
               </w:rPr>
-              <w:t xml:space="preserve">The threshold in OBVG's licence, failing which no pass-through applies</w:t>
+              <w:t xml:space="preserve">The threshold in OBVG's licence; if none, no pass-through applies</w:t>
             </w:r>
           </w:p>
         </w:tc>
@@ -16353,7 +16766,7 @@
                 <w:sz w:val="19"/>
                 <w:szCs w:val="19"/>
               </w:rPr>
-              <w:t xml:space="preserve">Not warranted, so the pass-through in Schedule 1 paragraph 3 applies</w:t>
+              <w:t xml:space="preserve">Not warranted; the pass-through in Schedule 1 paragraph 3 applies</w:t>
             </w:r>
           </w:p>
         </w:tc>

--- a/docs/commercial/automatum-obvg-white-label-agreement.docx
+++ b/docs/commercial/automatum-obvg-white-label-agreement.docx
@@ -287,7 +287,7 @@
           <w:sz w:val="22"/>
           <w:szCs w:val="22"/>
         </w:rPr>
-        <w:t xml:space="preserve">" means a Recruited Partner that has completed at least one Transaction in the preceding 365 days, whatever its onboarding status.</w:t>
+        <w:t xml:space="preserve">" means a Recruited Partner that has completed at least one Transaction in the preceding 365 days, regardless of its onboarding status.</w:t>
       </w:r>
     </w:p>
     <w:p>
@@ -1207,7 +1207,7 @@
           <w:sz w:val="22"/>
           <w:szCs w:val="22"/>
         </w:rPr>
-        <w:t xml:space="preserve">" means $9,999 per Engagement Year, being the price of Automatum's Enterprise tier. It belongs to Automatum in every case.</w:t>
+        <w:t xml:space="preserve">" means $9,999 per Engagement Year.</w:t>
       </w:r>
     </w:p>
     <w:p>
@@ -1367,7 +1367,7 @@
           <w:sz w:val="22"/>
           <w:szCs w:val="22"/>
         </w:rPr>
-        <w:t xml:space="preserve">" means the Collected Client Fees for an Engagement Year less the Platform Revenue. Clause 11.1 divides it.</w:t>
+        <w:t xml:space="preserve">" means the Collected Client Fees for an Engagement Year less the Platform Revenue, allocated between the Parties under clause 11.1.</w:t>
       </w:r>
     </w:p>
     <w:p>
@@ -1684,7 +1684,7 @@
           <w:sz w:val="22"/>
           <w:szCs w:val="22"/>
         </w:rPr>
-        <w:t xml:space="preserve"> The appointment is non-exclusive both ways. Automatum may perform the Services itself or appoint others for any client, and OBVG may provide the same or similar services to anyone, including another AWS Marketplace seller. This is subject only to clause 15, which operates solely in respect of Registered Clients and Recruited Partners.</w:t>
+        <w:t xml:space="preserve"> The appointment is non-exclusive for each Party. Automatum may perform the Services itself or appoint others for any client, and OBVG may provide the same or similar services to anyone, including another AWS Marketplace seller. This is subject only to clause 15.</w:t>
       </w:r>
     </w:p>
     <w:p>
@@ -2005,7 +2005,7 @@
           <w:sz w:val="22"/>
           <w:szCs w:val="22"/>
         </w:rPr>
-        <w:t xml:space="preserve"> - OBVG-Sourced, Automatum-Sourced, or Joint or ACE-Sourced, by which Party first made documented contact with the Client about the Solution, and Joint or ACE-Sourced where the opportunity came through ACE or neither Party can show first contact.</w:t>
+        <w:t xml:space="preserve"> - OBVG-Sourced, Automatum-Sourced, or Joint or ACE-Sourced. A Client is OBVG-Sourced or Automatum-Sourced according to which Party first made documented contact with the Client about the Solution, and Joint or ACE-Sourced where the opportunity came through ACE or neither Party can show first contact.</w:t>
       </w:r>
     </w:p>
     <w:p>
@@ -2230,15 +2230,15 @@
           <w:sz w:val="22"/>
           <w:szCs w:val="22"/>
         </w:rPr>
-        <w:t xml:space="preserve">5.2 Recruitment is a ceiling, not a minimum.</w:t>
-      </w:r>
-      <w:r>
-        <w:rPr>
-          <w:rFonts w:ascii="Calibri" w:cs="Calibri" w:eastAsia="Calibri" w:hAnsi="Calibri"/>
-          <w:sz w:val="22"/>
-          <w:szCs w:val="22"/>
-        </w:rPr>
-        <w:t xml:space="preserve"> The partner numbers in Schedule 1 are the maximum OBVG must recruit and onboard. OBVG does not warrant, and need not procure, that any minimum number of partners is recruited, onboarded, authorized, transacts or becomes an Active Partner, and Automatum will not represent otherwise. This clause prevails over any contrary reading of Schedule 1.</w:t>
+        <w:t xml:space="preserve">5.2 Recruitment ceiling.</w:t>
+      </w:r>
+      <w:r>
+        <w:rPr>
+          <w:rFonts w:ascii="Calibri" w:cs="Calibri" w:eastAsia="Calibri" w:hAnsi="Calibri"/>
+          <w:sz w:val="22"/>
+          <w:szCs w:val="22"/>
+        </w:rPr>
+        <w:t xml:space="preserve"> The partner numbers in Schedule 1 are the maximum OBVG must recruit and onboard. OBVG does not warrant, and need not procure, that any minimum number of partners is recruited, onboarded, authorized, transacts or becomes an Active Partner, and Automatum will not represent otherwise.</w:t>
       </w:r>
     </w:p>
     <w:p>
@@ -2262,25 +2262,7 @@
           <w:sz w:val="22"/>
           <w:szCs w:val="22"/>
         </w:rPr>
-        <w:t xml:space="preserve"> Each partner agreement is executed between the Registered Client, or Automatum as its agent, and the Recruited Partner. </w:t>
-      </w:r>
-      <w:r>
-        <w:rPr>
-          <w:rFonts w:ascii="Calibri" w:cs="Calibri" w:eastAsia="Calibri" w:hAnsi="Calibri"/>
-          <w:b/>
-          <w:bCs/>
-          <w:sz w:val="22"/>
-          <w:szCs w:val="22"/>
-        </w:rPr>
-        <w:t xml:space="preserve">OBVG is not a party to any partner agreement as principal</w:t>
-      </w:r>
-      <w:r>
-        <w:rPr>
-          <w:rFonts w:ascii="Calibri" w:cs="Calibri" w:eastAsia="Calibri" w:hAnsi="Calibri"/>
-          <w:sz w:val="22"/>
-          <w:szCs w:val="22"/>
-        </w:rPr>
-        <w:t xml:space="preserve"> and will not enter into one in its own name. OBVG administers them as agent under the authority in the Engagement Order and no wider.</w:t>
+        <w:t xml:space="preserve"> Each partner agreement is executed between the Registered Client, or Automatum as its agent, and the Recruited Partner. OBVG is not a party to any partner agreement as principal and will not enter into one in its own name. OBVG administers them as agent under, and only to the extent of, the authority in the Engagement Order.</w:t>
       </w:r>
     </w:p>
     <w:p>
@@ -2304,7 +2286,7 @@
           <w:sz w:val="22"/>
           <w:szCs w:val="22"/>
         </w:rPr>
-        <w:t xml:space="preserve"> OBVG's deal desk obligation ends on delivery of the Issuance-Ready Package. Issuance is Automatum's under clause 6.3.</w:t>
+        <w:t xml:space="preserve"> OBVG's deal desk obligation ends on delivery of the Issuance-Ready Package. Clause 6.3 governs issuance.</w:t>
       </w:r>
     </w:p>
     <w:p>
@@ -2328,7 +2310,7 @@
           <w:sz w:val="22"/>
           <w:szCs w:val="22"/>
         </w:rPr>
-        <w:t xml:space="preserve"> OBVG is first line for the channel, the deal desk and the PSR, through the personnel named under clause 9, routed through the single Automatum-branded intake in Schedule 3.</w:t>
+        <w:t xml:space="preserve"> OBVG provides first-line support for the channel, the deal desk and the PSR, through the personnel named under clause 9, routed through the single Automatum-branded intake in Schedule 3.</w:t>
       </w:r>
     </w:p>
     <w:p>
@@ -2441,7 +2423,7 @@
           <w:sz w:val="22"/>
           <w:szCs w:val="22"/>
         </w:rPr>
-        <w:t xml:space="preserve"> Automatum owns the AWS relationship for the listing and the Solution, including obtaining the confirmation in clause 14.2.</w:t>
+        <w:t xml:space="preserve"> Automatum is responsible for the AWS relationship for the listing and the Solution, including for obtaining the confirmation in clause 14.2.</w:t>
       </w:r>
     </w:p>
     <w:p>
@@ -2505,15 +2487,15 @@
           <w:sz w:val="22"/>
           <w:szCs w:val="22"/>
         </w:rPr>
-        <w:t xml:space="preserve">6.5 No-worse-than covenant.</w:t>
-      </w:r>
-      <w:r>
-        <w:rPr>
-          <w:rFonts w:ascii="Calibri" w:cs="Calibri" w:eastAsia="Calibri" w:hAnsi="Calibri"/>
-          <w:sz w:val="22"/>
-          <w:szCs w:val="22"/>
-        </w:rPr>
-        <w:t xml:space="preserve"> Automatum warrants that no Client Agreement for a Registered Client contains, in respect of services OBVG performs, a service level stricter than Schedule 4, a service credit percentage or at-risk amount above the caps in Schedule 4, a guaranteed partner number, transaction volume, revenue outcome or activation rate, or a metric definition inconsistent with Schedule 4. Anything agreed beyond this baseline is Automatum's own risk, is excluded from clause 8.4, and does not increase OBVG's obligations. This covenant is the consideration for the full flow-down in clause 8.4.</w:t>
+        <w:t xml:space="preserve">6.5 Client Agreement baseline.</w:t>
+      </w:r>
+      <w:r>
+        <w:rPr>
+          <w:rFonts w:ascii="Calibri" w:cs="Calibri" w:eastAsia="Calibri" w:hAnsi="Calibri"/>
+          <w:sz w:val="22"/>
+          <w:szCs w:val="22"/>
+        </w:rPr>
+        <w:t xml:space="preserve"> Automatum warrants that no Client Agreement for a Registered Client contains, in respect of services OBVG performs, a service level stricter than Schedule 4, a service credit percentage or at-risk amount above the caps in Schedule 4, a guaranteed partner number, transaction volume, revenue outcome or activation rate, or a metric definition inconsistent with Schedule 4. Anything agreed beyond this baseline is Automatum's own risk, is excluded from clause 8.4, and does not increase OBVG's obligations.</w:t>
       </w:r>
     </w:p>
     <w:p>
@@ -2594,15 +2576,15 @@
           <w:sz w:val="22"/>
           <w:szCs w:val="22"/>
         </w:rPr>
-        <w:t xml:space="preserve">7.1 Brand licence.</w:t>
-      </w:r>
-      <w:r>
-        <w:rPr>
-          <w:rFonts w:ascii="Calibri" w:cs="Calibri" w:eastAsia="Calibri" w:hAnsi="Calibri"/>
-          <w:sz w:val="22"/>
-          <w:szCs w:val="22"/>
-        </w:rPr>
-        <w:t xml:space="preserve"> Automatum grants OBVG a non-exclusive, non-transferable, royalty-free licence for the Term and any transition period under clause 24.3 to use the Automatum Brand solely to perform the Services under Schedule 3 and its obligations under clause 24. OBVG acquires no other rights and all goodwill accrues to Automatum.</w:t>
+        <w:t xml:space="preserve">7.1 Brand license.</w:t>
+      </w:r>
+      <w:r>
+        <w:rPr>
+          <w:rFonts w:ascii="Calibri" w:cs="Calibri" w:eastAsia="Calibri" w:hAnsi="Calibri"/>
+          <w:sz w:val="22"/>
+          <w:szCs w:val="22"/>
+        </w:rPr>
+        <w:t xml:space="preserve"> Automatum grants OBVG a non-exclusive, non-transferable, royalty-free license for the Term and any transition period under clause 24.3 to use the Automatum Brand solely to perform the Services under Schedule 3 and its obligations under clause 24. OBVG acquires no other rights and all goodwill accrues to Automatum.</w:t>
       </w:r>
     </w:p>
     <w:p>
@@ -2674,7 +2656,7 @@
           <w:sz w:val="22"/>
           <w:szCs w:val="22"/>
         </w:rPr>
-        <w:t xml:space="preserve"> OBVG will not contact a Registered Client outside the channels and personas in Schedule 3, and will not contact a Registered Client at all about a dispute between the Parties, including any payment dispute.</w:t>
+        <w:t xml:space="preserve"> OBVG will not contact a Registered Client outside the channels and personas in Schedule 3, and will not contact a Registered Client about a dispute between the Parties, including any payment dispute.</w:t>
       </w:r>
     </w:p>
     <w:p>
@@ -2722,7 +2704,7 @@
           <w:sz w:val="22"/>
           <w:szCs w:val="22"/>
         </w:rPr>
-        <w:t xml:space="preserve"> OBVG is the sole employer of its personnel. Automatum does not direct, supervise or control how they perform the Services. OBVG's personnel will not state or imply that they are employed by Automatum, and Schedule 3 states what they may and may not say. Each Party will implement the measures in Schedule 3 against a finding of joint or co-employment.</w:t>
+        <w:t xml:space="preserve"> OBVG is the sole employer of its personnel. Automatum does not direct, supervise or control how they perform the Services. OBVG's personnel will not state or imply that they are employed by Automatum and will comply with Schedule 3 in describing their role. Each Party will implement the measures in Schedule 3 relating to employment status.</w:t>
       </w:r>
     </w:p>
     <w:p>
@@ -2811,7 +2793,7 @@
           <w:sz w:val="22"/>
           <w:szCs w:val="22"/>
         </w:rPr>
-        <w:t xml:space="preserve"> OBVG will meet the service levels in Schedule 4, which state for each what starts and stops the clock, the measurement source, and the division between the OBVG leg and the Automatum leg.</w:t>
+        <w:t xml:space="preserve"> OBVG will meet the service levels in Schedule 4, measured as Schedule 4 provides.</w:t>
       </w:r>
     </w:p>
     <w:p>
@@ -2835,7 +2817,7 @@
           <w:sz w:val="22"/>
           <w:szCs w:val="22"/>
         </w:rPr>
-        <w:t xml:space="preserve"> Because Automatum issues offers and Selling Authorizations as seller of record, the deal desk and Selling Authorization service levels are measured in two legs. OBVG is responsible only for the OBVG leg, and a failure of the Automatum leg gives rise to no flow-down under clause 8.4. Where root cause analysis is genuinely inconclusive between the legs, responsibility is apportioned equally and either Party may escalate under clause 26.2.</w:t>
+        <w:t xml:space="preserve"> The deal desk and Selling Authorization service levels are measured in two legs, the OBVG leg and the Automatum leg, as Schedule 4 provides. OBVG is responsible only for the OBVG leg, and a failure of the Automatum leg gives rise to no flow-down under clause 8.4. Where root cause analysis does not establish which leg caused the failure, responsibility is apportioned equally and either Party may escalate under clause 26.2.</w:t>
       </w:r>
     </w:p>
     <w:p>
@@ -2859,25 +2841,7 @@
           <w:sz w:val="22"/>
           <w:szCs w:val="22"/>
         </w:rPr>
-        <w:t xml:space="preserve"> A service level does not run, and no failure occurs, to the extent delay is caused by a Relief Event, a Force Majeure Event, an incomplete or non-conforming Deal Desk Request, a Recruited Partner's failure to complete AWS registration, tax, banking or service-linked role requirements, a Registered Client's act or omission, or an act or omission of AWS. A change in OBVG's personnel is </w:t>
-      </w:r>
-      <w:r>
-        <w:rPr>
-          <w:rFonts w:ascii="Calibri" w:cs="Calibri" w:eastAsia="Calibri" w:hAnsi="Calibri"/>
-          <w:b/>
-          <w:bCs/>
-          <w:sz w:val="22"/>
-          <w:szCs w:val="22"/>
-        </w:rPr>
-        <w:t xml:space="preserve">not</w:t>
-      </w:r>
-      <w:r>
-        <w:rPr>
-          <w:rFonts w:ascii="Calibri" w:cs="Calibri" w:eastAsia="Calibri" w:hAnsi="Calibri"/>
-          <w:sz w:val="22"/>
-          <w:szCs w:val="22"/>
-        </w:rPr>
-        <w:t xml:space="preserve"> an excused event and service levels continue to run through any replacement under clause 9.</w:t>
+        <w:t xml:space="preserve"> A service level does not run, and no failure occurs, to the extent delay is caused by a Relief Event, a Force Majeure Event, an incomplete or non-conforming Deal Desk Request, a Recruited Partner's failure to complete AWS registration, tax, banking or service-linked role requirements, a Registered Client's act or omission, or an act or omission of AWS. A change in OBVG's personnel is not an excused event and service levels continue to run through any replacement under clause 9.</w:t>
       </w:r>
     </w:p>
     <w:p>
@@ -3110,7 +3074,7 @@
           <w:sz w:val="22"/>
           <w:szCs w:val="22"/>
         </w:rPr>
-        <w:t xml:space="preserve"> Automatum may require removal of a named person from an Engagement for material underperformance, misconduct, breach of Schedule 3, or repeated attributable service level failures, and replacement is at OBVG's cost. This is a request to remove the person from the Engagement, not a direction to dismiss or discipline, and OBVG remains solely responsible for all employment decisions.</w:t>
+        <w:t xml:space="preserve"> Automatum may require removal of a named person from an Engagement for material underperformance, misconduct, breach of Schedule 3, or repeated attributable service level failures, and replacement is at OBVG's cost. A removal request does not direct OBVG to dismiss or discipline the person, and OBVG remains solely responsible for all employment decisions.</w:t>
       </w:r>
     </w:p>
     <w:p>
@@ -3134,7 +3098,7 @@
           <w:sz w:val="22"/>
           <w:szCs w:val="22"/>
         </w:rPr>
-        <w:t xml:space="preserve"> Named personnel are assigned on a shared service basis and are not exclusively dedicated unless the Engagement Order says so.</w:t>
+        <w:t xml:space="preserve"> Named personnel are assigned on a shared service basis and are not exclusively dedicated unless the Engagement Order provides otherwise.</w:t>
       </w:r>
     </w:p>
     <w:p>
@@ -3158,7 +3122,7 @@
           <w:sz w:val="22"/>
           <w:szCs w:val="22"/>
         </w:rPr>
-        <w:t xml:space="preserve"> OBVG will not exceed the accounts-per-owner ratios in Schedule 7. Exceeding a ratio is a breach whether or not a service level has been missed, and Automatum may require a remediation plan under clause 8.7 on that basis alone.</w:t>
+        <w:t xml:space="preserve"> OBVG will not exceed the capacity ratios in Schedule 7 paragraph 2. Exceeding a ratio is a breach whether or not a service level has been missed, and Automatum may require a remediation plan under clause 8.7 on that basis alone.</w:t>
       </w:r>
     </w:p>
     <w:p>
@@ -3223,7 +3187,7 @@
           <w:sz w:val="22"/>
           <w:szCs w:val="22"/>
         </w:rPr>
-        <w:t xml:space="preserve"> OBVG warrants that it holds all rights needed to provide and operate the PSR as contemplated here, including to present it under the Automatum Brand and to grant the access and licences in this clause, and that its own licence from the PSR vendor runs beyond the expiry of the longest Engagement Order then in effect plus the transition period in clause 24.1.</w:t>
+        <w:t xml:space="preserve"> OBVG warrants that it holds all rights needed to provide and operate the PSR under this Agreement, including to present it under the Automatum Brand and to grant the access and licenses in this clause, and that its own license from the PSR vendor runs beyond the expiry of the longest Engagement Order then in effect plus the transition period in clause 24.1.</w:t>
       </w:r>
     </w:p>
     <w:p>
@@ -3247,7 +3211,7 @@
           <w:sz w:val="22"/>
           <w:szCs w:val="22"/>
         </w:rPr>
-        <w:t xml:space="preserve"> Each Registered Client's tenant is configured under the Automatum Brand, with no PSR vendor or OBVG branding visible to the Client or any Recruited Partner, except where the vendor's licence makes removal impossible, in which case OBVG will notify Automatum before the tenant goes live.</w:t>
+        <w:t xml:space="preserve"> Each Registered Client's tenant is configured under the Automatum Brand, with no PSR vendor or OBVG branding visible to the Client or any Recruited Partner, except where the vendor's license makes removal impossible, in which case OBVG will notify Automatum before the tenant goes live.</w:t>
       </w:r>
     </w:p>
     <w:p>
@@ -3391,7 +3355,7 @@
           <w:sz w:val="22"/>
           <w:szCs w:val="22"/>
         </w:rPr>
-        <w:t xml:space="preserve"> Automatum may step in on a Chronic Failure, an insolvency event affecting OBVG, a material service failure threatening a Registered Client's service levels, or an AWS compliance event. OBVG will then grant Automatum and any nominee access, credentials and administrative rights to the PSR and a royalty-free licence to the OBVG Materials for the remainder of the affected Engagement Orders plus the transition period. Step-in does not relieve OBVG of liability for any earlier period. Automatum will step out on 30 days' notice once the trigger is remedied, on an agreed plan.</w:t>
+        <w:t xml:space="preserve"> Automatum may step in on a Chronic Failure, an insolvency event affecting OBVG, a material service failure threatening a Registered Client's service levels, or an AWS compliance event. OBVG will then grant Automatum and any nominee access, credentials and administrative rights to the PSR and a royalty-free license to the OBVG Materials for the remainder of the affected Engagement Orders plus the transition period. Step-in does not relieve OBVG of liability for any earlier period. Automatum will step out on 30 days' notice once the trigger is remedied, on an agreed plan.</w:t>
       </w:r>
     </w:p>
     <w:p>
@@ -3415,7 +3379,7 @@
           <w:sz w:val="22"/>
           <w:szCs w:val="22"/>
         </w:rPr>
-        <w:t xml:space="preserve"> The rights and licences under clauses 10.7 and 10.8 are licences of intellectual property for the purposes of section 365(n) of the United States Bankruptcy Code, and Automatum may elect to retain its rights under that section. Neither Party will assert that those rights terminate automatically on the other's insolvency.</w:t>
+        <w:t xml:space="preserve"> The rights and licenses under clauses 10.7 and 10.8 are licenses of intellectual property for the purposes of section 365(n) of the United States Bankruptcy Code, and Automatum may elect to retain its rights under that section. Neither Party will assert that those rights terminate automatically on the other's insolvency.</w:t>
       </w:r>
     </w:p>
     <w:p>
@@ -3448,15 +3412,15 @@
           <w:sz w:val="22"/>
           <w:szCs w:val="22"/>
         </w:rPr>
-        <w:t xml:space="preserve">11.1 The split.</w:t>
-      </w:r>
-      <w:r>
-        <w:rPr>
-          <w:rFonts w:ascii="Calibri" w:cs="Calibri" w:eastAsia="Calibri" w:hAnsi="Calibri"/>
-          <w:sz w:val="22"/>
-          <w:szCs w:val="22"/>
-        </w:rPr>
-        <w:t xml:space="preserve"> For each Engagement Year the Collected Client Fees divide into Platform Revenue and Service Revenue. Platform Revenue is $9,999 and belongs to Automatum whatever the Client Status. Service Revenue divides by Client Status:</w:t>
+        <w:t xml:space="preserve">11.1 Division of Collected Client Fees.</w:t>
+      </w:r>
+      <w:r>
+        <w:rPr>
+          <w:rFonts w:ascii="Calibri" w:cs="Calibri" w:eastAsia="Calibri" w:hAnsi="Calibri"/>
+          <w:sz w:val="22"/>
+          <w:szCs w:val="22"/>
+        </w:rPr>
+        <w:t xml:space="preserve"> For each Engagement Year the Collected Client Fees divide into Platform Revenue and Service Revenue. Platform Revenue of $9,999 is allocated to Automatum regardless of Client Status. Service Revenue divides by Client Status:</w:t>
       </w:r>
     </w:p>
     <w:p>
@@ -3488,7 +3452,7 @@
           <w:sz w:val="22"/>
           <w:szCs w:val="22"/>
         </w:rPr>
-        <w:t xml:space="preserve"> - the whole of the Service Revenue is retained by OBVG, and Automatum takes no share of it.</w:t>
+        <w:t xml:space="preserve"> - the Service Revenue is allocated 100% to OBVG.</w:t>
       </w:r>
     </w:p>
     <w:p>
@@ -3520,21 +3484,21 @@
           <w:sz w:val="22"/>
           <w:szCs w:val="22"/>
         </w:rPr>
-        <w:t xml:space="preserve"> - the Client already pays the Platform Revenue under its existing subscription, which continues unchanged, and the Service Revenue is divided 75% to OBVG and 25% to Automatum in consideration of the Client relationship Automatum brings to the Engagement.</w:t>
-      </w:r>
-    </w:p>
-    <w:p>
-      <w:pPr>
-        <w:spacing w:after="160" w:before="0" w:line="276"/>
-        <w:jc w:val="both"/>
-      </w:pPr>
-      <w:r>
-        <w:rPr>
-          <w:rFonts w:ascii="Calibri" w:cs="Calibri" w:eastAsia="Calibri" w:hAnsi="Calibri"/>
-          <w:sz w:val="22"/>
-          <w:szCs w:val="22"/>
-        </w:rPr>
-        <w:t xml:space="preserve">Client Fees are the same at a given Tier whatever the Client Status. Schedule 2 states the figures and the rounding rule.</w:t>
+        <w:t xml:space="preserve"> - the Client continues to pay the Platform Revenue under its existing subscription, which is unchanged, and the Service Revenue is allocated 75% to OBVG and 25% to Automatum.</w:t>
+      </w:r>
+    </w:p>
+    <w:p>
+      <w:pPr>
+        <w:spacing w:after="160" w:before="0" w:line="276"/>
+        <w:jc w:val="both"/>
+      </w:pPr>
+      <w:r>
+        <w:rPr>
+          <w:rFonts w:ascii="Calibri" w:cs="Calibri" w:eastAsia="Calibri" w:hAnsi="Calibri"/>
+          <w:sz w:val="22"/>
+          <w:szCs w:val="22"/>
+        </w:rPr>
+        <w:t xml:space="preserve">Client Fees for a Tier do not vary with Client Status. Schedule 2 applies.</w:t>
       </w:r>
     </w:p>
     <w:p>
@@ -3558,7 +3522,7 @@
           <w:sz w:val="22"/>
           <w:szCs w:val="22"/>
         </w:rPr>
-        <w:t xml:space="preserve"> Platform Revenue accrues pro rata across the 12 Engagement Months of an Engagement Year at $833.25 per Engagement Month, and is not recovered from the earliest Client payments in priority to OBVG Service Revenue. Each Party's share of Service Revenue accrues monthly at one twelfth of its annual share.</w:t>
+        <w:t xml:space="preserve"> Platform Revenue accrues pro rata across the 12 Engagement Months of an Engagement Year at $833.25 per Engagement Month, and is not recovered from Collected Client Fees in priority to OBVG Service Revenue. Each Party's share of Service Revenue accrues monthly at one twelfth of its annual share.</w:t>
       </w:r>
     </w:p>
     <w:p>
@@ -3718,15 +3682,15 @@
           <w:sz w:val="22"/>
           <w:szCs w:val="22"/>
         </w:rPr>
-        <w:t xml:space="preserve">11.9 Marketplace transaction of engagement fees.</w:t>
-      </w:r>
-      <w:r>
-        <w:rPr>
-          <w:rFonts w:ascii="Calibri" w:cs="Calibri" w:eastAsia="Calibri" w:hAnsi="Calibri"/>
-          <w:sz w:val="22"/>
-          <w:szCs w:val="22"/>
-        </w:rPr>
-        <w:t xml:space="preserve"> Engagement fees are invoiced by Automatum directly to each Client and are not transacted through AWS Marketplace, so no AWS Marketplace listing fee applies to them, and the figures in Schedule 2 depend on that. If the Parties later agree to transact engagement fees through AWS Marketplace, the allocation of the resulting listing fee must be agreed under clause 14.5 before that begins.</w:t>
+        <w:t xml:space="preserve">11.9 Marketplace transaction of Client Fees.</w:t>
+      </w:r>
+      <w:r>
+        <w:rPr>
+          <w:rFonts w:ascii="Calibri" w:cs="Calibri" w:eastAsia="Calibri" w:hAnsi="Calibri"/>
+          <w:sz w:val="22"/>
+          <w:szCs w:val="22"/>
+        </w:rPr>
+        <w:t xml:space="preserve"> Automatum will invoice Client Fees directly to each Client and will not transact them through AWS Marketplace. If the Parties later agree to transact Client Fees through AWS Marketplace, the allocation of the resulting listing fee must be agreed under clause 14.5 before that begins, and an AWS Marketplace listing fee is deducted in calculating Collected Client Fees only under that agreed allocation.</w:t>
       </w:r>
     </w:p>
     <w:p>
@@ -3863,7 +3827,7 @@
           <w:sz w:val="22"/>
           <w:szCs w:val="22"/>
         </w:rPr>
-        <w:t xml:space="preserve"> Automatum may dispute a reported figure within 15 Business Days of receiving the report, resolved by reference to the event log under clause 10.5.</w:t>
+        <w:t xml:space="preserve"> Automatum may dispute a reported figure within 15 Business Days of receiving the report, and the dispute is resolved by reference to the event log under clause 10.5.</w:t>
       </w:r>
     </w:p>
     <w:p>
@@ -3928,7 +3892,7 @@
           <w:sz w:val="22"/>
           <w:szCs w:val="22"/>
         </w:rPr>
-        <w:t xml:space="preserve"> Each Party will comply with the AWS Program Terms applicable to it and maintain the AWS registrations, certifications and programme statuses its role requires.</w:t>
+        <w:t xml:space="preserve"> Each Party will comply with the AWS Program Terms applicable to it and maintain the AWS registrations, certifications and program statuses its role requires.</w:t>
       </w:r>
     </w:p>
     <w:p>
@@ -4040,15 +4004,15 @@
           <w:sz w:val="22"/>
           <w:szCs w:val="22"/>
         </w:rPr>
-        <w:t xml:space="preserve">13.6 AWS programme change.</w:t>
-      </w:r>
-      <w:r>
-        <w:rPr>
-          <w:rFonts w:ascii="Calibri" w:cs="Calibri" w:eastAsia="Calibri" w:hAnsi="Calibri"/>
-          <w:sz w:val="22"/>
-          <w:szCs w:val="22"/>
-        </w:rPr>
-        <w:t xml:space="preserve"> If AWS changes an AWS Program Term, a Marketplace mechanism or a programme rule so that a commitment in Schedule 1 or 4 becomes impossible or materially more onerous, clause 14.3 applies.</w:t>
+        <w:t xml:space="preserve">13.6 AWS program change.</w:t>
+      </w:r>
+      <w:r>
+        <w:rPr>
+          <w:rFonts w:ascii="Calibri" w:cs="Calibri" w:eastAsia="Calibri" w:hAnsi="Calibri"/>
+          <w:sz w:val="22"/>
+          <w:szCs w:val="22"/>
+        </w:rPr>
+        <w:t xml:space="preserve"> If AWS changes an AWS Program Term, a Marketplace mechanism or a program rule so that a commitment in Schedule 1 or 4 becomes impossible or materially more onerous, clause 14.3 applies.</w:t>
       </w:r>
     </w:p>
     <w:p>
@@ -4105,31 +4069,31 @@
           <w:sz w:val="22"/>
           <w:szCs w:val="22"/>
         </w:rPr>
-        <w:t xml:space="preserve">14.2 The Marketplace authorization dependency.</w:t>
-      </w:r>
-      <w:r>
-        <w:rPr>
-          <w:rFonts w:ascii="Calibri" w:cs="Calibri" w:eastAsia="Calibri" w:hAnsi="Calibri"/>
-          <w:sz w:val="22"/>
-          <w:szCs w:val="22"/>
-        </w:rPr>
-        <w:t xml:space="preserve"> It is not yet confirmed whether, and by what mechanism, a third-party reseller can issue offers against Automatum's listing while Automatum is seller of record, and the Offer-Issuing Partner metric depends on it. Automatum owns obtaining AWS's confirmation and will use reasonable efforts to obtain a written answer by the longstop date in Schedule 8. If the mechanism is confirmed available by then, the primary metric in Schedule 4 applies. If it is not, the fallback metric in Schedule 4 applies automatically from the next Engagement Month, without further agreement, and neither Party is in breach or liable to the other. Neither Party warrants the outcome.</w:t>
-      </w:r>
-    </w:p>
-    <w:p>
-      <w:pPr>
-        <w:spacing w:after="160" w:before="0" w:line="276"/>
-        <w:jc w:val="both"/>
-      </w:pPr>
-      <w:r>
-        <w:rPr>
-          <w:rFonts w:ascii="Calibri" w:cs="Calibri" w:eastAsia="Calibri" w:hAnsi="Calibri"/>
-          <w:b/>
-          <w:bCs/>
-          <w:sz w:val="22"/>
-          <w:szCs w:val="22"/>
-        </w:rPr>
-        <w:t xml:space="preserve">14.3 AWS programme change relief.</w:t>
+        <w:t xml:space="preserve">14.2 Marketplace authorization dependency.</w:t>
+      </w:r>
+      <w:r>
+        <w:rPr>
+          <w:rFonts w:ascii="Calibri" w:cs="Calibri" w:eastAsia="Calibri" w:hAnsi="Calibri"/>
+          <w:sz w:val="22"/>
+          <w:szCs w:val="22"/>
+        </w:rPr>
+        <w:t xml:space="preserve"> As at the Effective Date, AWS has not confirmed whether, or by what mechanism, a third-party reseller may issue offers against Automatum's listing while Automatum is seller of record. Automatum is responsible for obtaining AWS's confirmation and will use reasonable efforts to obtain a written answer by the longstop date in Schedule 8. If the mechanism is confirmed available by then, the primary metric in Schedule 4 applies. If it is not, the fallback metric in Schedule 4 applies automatically from the next Engagement Month, without further agreement, and neither Party is in breach or liable to the other. Neither Party warrants the outcome.</w:t>
+      </w:r>
+    </w:p>
+    <w:p>
+      <w:pPr>
+        <w:spacing w:after="160" w:before="0" w:line="276"/>
+        <w:jc w:val="both"/>
+      </w:pPr>
+      <w:r>
+        <w:rPr>
+          <w:rFonts w:ascii="Calibri" w:cs="Calibri" w:eastAsia="Calibri" w:hAnsi="Calibri"/>
+          <w:b/>
+          <w:bCs/>
+          <w:sz w:val="22"/>
+          <w:szCs w:val="22"/>
+        </w:rPr>
+        <w:t xml:space="preserve">14.3 AWS program change relief.</w:t>
       </w:r>
       <w:r>
         <w:rPr>
@@ -4161,7 +4125,7 @@
           <w:sz w:val="22"/>
           <w:szCs w:val="22"/>
         </w:rPr>
-        <w:t xml:space="preserve"> The service levels in Schedule 4 and the Tier 3 roster in Schedule 1 have not been capacity tested. Neither Party will publish the Tier table to the market, and no Engagement Order may be executed at a Tier, until the capacity test in Schedule 8 has been passed for that Tier.</w:t>
+        <w:t xml:space="preserve"> Neither Party will publish the Tier table to the market, and no Engagement Order may be executed at a Tier, until the capacity test in Schedule 8, covering the service levels in Schedule 4 and the Tier 3 roster in Schedule 1, has been passed for that Tier.</w:t>
       </w:r>
     </w:p>
     <w:p>
@@ -4185,7 +4149,7 @@
           <w:sz w:val="22"/>
           <w:szCs w:val="22"/>
         </w:rPr>
-        <w:t xml:space="preserve"> Any change to the Services, the service levels, a Tier, the Schedules or the commercial terms takes effect only in a change order signed by both Parties stating the change and its effect on the Services and on OBVG Service Revenue. Neither Party must agree a change. Work outside the Services is chargeable at the Schedule 2 rate card.</w:t>
+        <w:t xml:space="preserve"> Any change to the Services, the service levels, a Tier, the Schedules or the commercial terms takes effect only in a change order signed by both Parties stating the change and its effect on the Services and on OBVG Service Revenue. Neither Party is obliged to agree to any change. Work outside the Services is chargeable at the Schedule 2 rate card.</w:t>
       </w:r>
     </w:p>
     <w:p>
@@ -4218,15 +4182,15 @@
           <w:sz w:val="22"/>
           <w:szCs w:val="22"/>
         </w:rPr>
-        <w:t xml:space="preserve">15.1 Purpose.</w:t>
-      </w:r>
-      <w:r>
-        <w:rPr>
-          <w:rFonts w:ascii="Calibri" w:cs="Calibri" w:eastAsia="Calibri" w:hAnsi="Calibri"/>
-          <w:sz w:val="22"/>
-          <w:szCs w:val="22"/>
-        </w:rPr>
-        <w:t xml:space="preserve"> The appointment being non-exclusive, this clause is the protection each Party receives in place of exclusivity. It is limited to Registered Clients and Recruited Partners and does not restrain either Party's business generally.</w:t>
+        <w:t xml:space="preserve">15.1 Scope.</w:t>
+      </w:r>
+      <w:r>
+        <w:rPr>
+          <w:rFonts w:ascii="Calibri" w:cs="Calibri" w:eastAsia="Calibri" w:hAnsi="Calibri"/>
+          <w:sz w:val="22"/>
+          <w:szCs w:val="22"/>
+        </w:rPr>
+        <w:t xml:space="preserve"> This clause is limited to Registered Clients and Recruited Partners and does not restrain either Party's business generally.</w:t>
       </w:r>
     </w:p>
     <w:p>
@@ -4274,7 +4238,7 @@
           <w:sz w:val="22"/>
           <w:szCs w:val="22"/>
         </w:rPr>
-        <w:t xml:space="preserve"> The population of AWS resellers is finite and a reseller typically carries many vendor lines, so a general restriction on OBVG working with firms it has recruited would protect no legitimate interest. OBVG may work with any Recruited Partner on other engagements. During the Term and for 12 months after, OBVG will not use Client Data to solicit any partner away from a Registered Client's channel, procure or encourage a Recruited Partner to terminate or breach its agreement relating to a Registered Client's channel, or introduce a Recruited Partner to a competing software provider in the same solution category as a Registered Client for the purpose of displacing that Client's product.</w:t>
+        <w:t xml:space="preserve"> OBVG may work with any Recruited Partner on other engagements. During the Term and for 12 months after, OBVG will not use Client Data to solicit any partner away from a Registered Client's channel, procure or encourage a Recruited Partner to terminate or breach its agreement relating to a Registered Client's channel, or introduce a Recruited Partner to a competing software provider in the same solution category as a Registered Client for the purpose of displacing that Client's product.</w:t>
       </w:r>
     </w:p>
     <w:p>
@@ -4298,7 +4262,7 @@
           <w:sz w:val="22"/>
           <w:szCs w:val="22"/>
         </w:rPr>
-        <w:t xml:space="preserve"> During the Term and for 12 months after the later of expiry and termination of the relevant Engagement Order, Automatum will not provide services of the kind comprised in the Services to a Registered Client using OBVG Materials outside the licence in clause 16.4, or using personnel recruited from OBVG in breach of clause 15.5.</w:t>
+        <w:t xml:space="preserve"> During the Term and for 12 months after the later of expiry and termination of the relevant Engagement Order, Automatum will not provide services of the kind comprised in the Services to a Registered Client using OBVG Materials outside the license in clause 16.4, or using personnel recruited from OBVG in breach of clause 15.5.</w:t>
       </w:r>
     </w:p>
     <w:p>
@@ -4411,7 +4375,7 @@
           <w:sz w:val="22"/>
           <w:szCs w:val="22"/>
         </w:rPr>
-        <w:t xml:space="preserve"> Each Party retains all rights in intellectual property it owned before the Effective Date or develops independently of this Agreement. OBVG retains all rights in the OBVG Materials, including the PSR, and Automatum retains all rights in the Automatum Brand. Nothing here transfers ownership of either.</w:t>
+        <w:t xml:space="preserve"> Each Party retains all rights in intellectual property it owned before the Effective Date or develops independently of this Agreement. OBVG retains all rights in the OBVG Materials, including the PSR, and Automatum retains all rights in the Automatum Brand. Nothing in this Agreement transfers ownership of the OBVG Materials or the Automatum Brand.</w:t>
       </w:r>
     </w:p>
     <w:p>
@@ -4435,7 +4399,7 @@
           <w:sz w:val="22"/>
           <w:szCs w:val="22"/>
         </w:rPr>
-        <w:t xml:space="preserve"> All intellectual property created in performing the Services vests in OBVG on creation and forms part of the OBVG Materials, including any improvement, refinement, extension or derivative of the OBVG Materials or the PSR and any methodology, playbook, template, curriculum or process developed in the course of an Engagement. No intellectual property is owned jointly under this Agreement. No approval, instruction, specification, requirement, feedback or other contribution by Automatum or a Registered Client gives Automatum or that Client ownership of, or any interest in, the OBVG Materials. Automatum's rights in the OBVG Materials are the licences expressly granted in this Agreement and no others.</w:t>
+        <w:t xml:space="preserve"> All intellectual property created in performing the Services vests in OBVG on creation and forms part of the OBVG Materials, including any improvement, refinement, extension or derivative of the OBVG Materials or the PSR and any methodology, playbook, template, curriculum or process developed in the course of an Engagement. No intellectual property is owned jointly under this Agreement. No approval, instruction, specification, requirement, feedback or other contribution by Automatum or a Registered Client gives Automatum or that Client ownership of, or any interest in, the OBVG Materials. Automatum's rights in the OBVG Materials are the licenses expressly granted in this Agreement and no others.</w:t>
       </w:r>
     </w:p>
     <w:p>
@@ -4483,7 +4447,7 @@
           <w:sz w:val="22"/>
           <w:szCs w:val="22"/>
         </w:rPr>
-        <w:t xml:space="preserve"> OBVG grants Automatum a perpetual, irrevocable, non-exclusive, worldwide, royalty-free, sublicensable licence to use, copy, modify and distribute the client-facing deliverables produced for a Registered Client, including that Client's partner agreements, margin schedule, enablement content, playbooks and reports, for that Client's own channel and for Automatum's performance of the relevant Client Agreement. This licence survives termination. It is limited to those deliverables as produced for that Registered Client and gives Automatum no right in the OBVG Materials from which they were produced.</w:t>
+        <w:t xml:space="preserve"> OBVG grants Automatum a perpetual, irrevocable, non-exclusive, worldwide, royalty-free, sublicensable license to use, copy, modify and distribute the client-facing deliverables produced for a Registered Client, including that Client's partner agreements, margin schedule, enablement content, playbooks and reports, for that Client's own channel and for Automatum's performance of the relevant Client Agreement. This license survives termination. It is limited to those deliverables as produced for that Registered Client and gives Automatum no right in the OBVG Materials from which they were produced.</w:t>
       </w:r>
     </w:p>
     <w:p>
@@ -4864,7 +4828,7 @@
           <w:sz w:val="22"/>
           <w:szCs w:val="22"/>
         </w:rPr>
-        <w:t xml:space="preserve"> Automatum warrants that it holds and will maintain the listing, seller of record registration, AWS Partner Network status and entitlements in clause 6.1; that it may grant the licence in clause 7.1; and that each Client Agreement for a Registered Client complies with clause 6.5.</w:t>
+        <w:t xml:space="preserve"> Automatum warrants that it holds and will maintain the listing, seller of record registration, AWS Partner Network status and entitlements in clause 6.1; that it may grant the license in clause 7.1; and that each Client Agreement for a Registered Client complies with clause 6.5.</w:t>
       </w:r>
     </w:p>
     <w:p>
@@ -5001,7 +4965,7 @@
           <w:sz w:val="22"/>
           <w:szCs w:val="22"/>
         </w:rPr>
-        <w:t xml:space="preserve"> The indemnified Party will notify promptly, give sole control of defence and settlement, and cooperate reasonably at the indemnifying Party's cost. The indemnifying Party will not settle in a way imposing a non-indemnified obligation or admission of liability without consent. Late notice reduces the indemnity only to the extent of resulting prejudice.</w:t>
+        <w:t xml:space="preserve"> The indemnified Party will notify promptly, give sole control of defense and settlement, and cooperate reasonably at the indemnifying Party's cost. The indemnifying Party will not settle in a way imposing a non-indemnified obligation or admission of liability without consent. Late notice reduces the indemnity only to the extent of resulting prejudice.</w:t>
       </w:r>
     </w:p>
     <w:p>
@@ -5234,23 +5198,23 @@
           <w:sz w:val="22"/>
           <w:szCs w:val="22"/>
         </w:rPr>
-        <w:t xml:space="preserve"> This Agreement begins on the Effective Date and continues for 24 months (the "Initial Term"), then renews for successive 12 month periods unless either Party gives 90 days' notice before the end of the then current period. "Term" means the Initial Term with any renewal.</w:t>
-      </w:r>
-    </w:p>
-    <w:p>
-      <w:pPr>
-        <w:spacing w:after="160" w:before="0" w:line="276"/>
-        <w:jc w:val="both"/>
-      </w:pPr>
-      <w:r>
-        <w:rPr>
-          <w:rFonts w:ascii="Calibri" w:cs="Calibri" w:eastAsia="Calibri" w:hAnsi="Calibri"/>
-          <w:b/>
-          <w:bCs/>
-          <w:sz w:val="22"/>
-          <w:szCs w:val="22"/>
-        </w:rPr>
-        <w:t xml:space="preserve">23.2 No orphaning.</w:t>
+        <w:t xml:space="preserve"> This Agreement begins on the Effective Date and continues for 24 months (the "Initial Term"), then renews for successive 12-month periods unless either Party gives 90 days' notice before the end of the then-current period. "Term" means the Initial Term with any renewal.</w:t>
+      </w:r>
+    </w:p>
+    <w:p>
+      <w:pPr>
+        <w:spacing w:after="160" w:before="0" w:line="276"/>
+        <w:jc w:val="both"/>
+      </w:pPr>
+      <w:r>
+        <w:rPr>
+          <w:rFonts w:ascii="Calibri" w:cs="Calibri" w:eastAsia="Calibri" w:hAnsi="Calibri"/>
+          <w:b/>
+          <w:bCs/>
+          <w:sz w:val="22"/>
+          <w:szCs w:val="22"/>
+        </w:rPr>
+        <w:t xml:space="preserve">23.2 Continuation of Engagement Orders.</w:t>
       </w:r>
       <w:r>
         <w:rPr>
@@ -5282,7 +5246,7 @@
           <w:sz w:val="22"/>
           <w:szCs w:val="22"/>
         </w:rPr>
-        <w:t xml:space="preserve"> Either Party may terminate this Agreement on 90 days' notice. Clause 23.2 applies, so this stops new Engagement Orders but does not end existing ones.</w:t>
+        <w:t xml:space="preserve"> Either Party may terminate this Agreement on 90 days' notice. Clause 23.2 applies.</w:t>
       </w:r>
     </w:p>
     <w:p>
@@ -5330,7 +5294,7 @@
           <w:sz w:val="22"/>
           <w:szCs w:val="22"/>
         </w:rPr>
-        <w:t xml:space="preserve"> Either Party may terminate immediately on notice if the other enters an insolvency process, has a receiver, administrator or trustee appointed over a material part of its assets, makes a general assignment for the benefit of creditors, or ceases business. Clause 10.9 applies to licences granted here.</w:t>
+        <w:t xml:space="preserve"> Either Party may terminate immediately on notice if the other enters an insolvency process, has a receiver, administrator or trustee appointed over a material part of its assets, makes a general assignment for the benefit of creditors, or ceases business. Clause 10.9 applies to the licenses granted under this Agreement.</w:t>
       </w:r>
     </w:p>
     <w:p>
@@ -5354,7 +5318,7 @@
           <w:sz w:val="22"/>
           <w:szCs w:val="22"/>
         </w:rPr>
-        <w:t xml:space="preserve"> Clauses 1, 2, 7.1, 7.7, 10.3, 10.5, 10.7, 10.8, 10.9, 11 for amounts accrued, 12.4, 15, 16, 17, 18, 20, 21, 22, 23.6, 24, 26 and 27 survive termination, with any provision that by its nature is intended to.</w:t>
+        <w:t xml:space="preserve"> Clauses 1, 2, 7.1, 7.7, 10.3, 10.5, 10.7, 10.8, 10.9, 11 for amounts accrued, 12.4, 15, 16, 17, 18, 20, 21, 22, 23.6, 24, 26 and 27 survive termination, together with any other provision that by its nature is intended to survive termination.</w:t>
       </w:r>
     </w:p>
     <w:p>
@@ -5419,7 +5383,7 @@
           <w:sz w:val="22"/>
           <w:szCs w:val="22"/>
         </w:rPr>
-        <w:t xml:space="preserve"> Transition assistance comprises a verified full export of the Client Data under clause 10.4 with a restore test; knowledge transfer; handover of in-flight deal registrations, CPPOs and Selling Authorization requests; run-out and reconciliation of accrued partner commissions; introductions to the Recruited Partner roster on Automatum-branded correspondence; disconnection of any CRM synchronization with a certificate of deletion; and continuation of the licence in clause 16.4.</w:t>
+        <w:t xml:space="preserve"> Transition assistance comprises a verified full export of the Client Data under clause 10.4 with a restore test; knowledge transfer; handover of in-flight deal registrations, CPPOs and Selling Authorization requests; run-out and reconciliation of accrued partner commissions; introductions to the Recruited Partner roster on Automatum-branded correspondence; disconnection of any CRM synchronization with a certificate of deletion; and continuation of the license in clause 16.4.</w:t>
       </w:r>
     </w:p>
     <w:p>
@@ -5443,7 +5407,7 @@
           <w:sz w:val="22"/>
           <w:szCs w:val="22"/>
         </w:rPr>
-        <w:t xml:space="preserve"> Throughout, OBVG continues to perform the Services, the service levels continue to apply, and clause 7 continues to apply so that no Client or Recruited Partner learns of OBVG's role or of the termination except as Automatum directs.</w:t>
+        <w:t xml:space="preserve"> During the transition period, OBVG continues to perform the Services, the service levels continue to apply, and clause 7 continues to apply so that no Client or Recruited Partner learns of OBVG's role or of the termination except as Automatum directs.</w:t>
       </w:r>
     </w:p>
     <w:p>
@@ -5508,25 +5472,7 @@
           <w:sz w:val="22"/>
           <w:szCs w:val="22"/>
         </w:rPr>
-        <w:t xml:space="preserve"> A change by AWS to an AWS Program Term, a Marketplace mechanism or a programme rule is </w:t>
-      </w:r>
-      <w:r>
-        <w:rPr>
-          <w:rFonts w:ascii="Calibri" w:cs="Calibri" w:eastAsia="Calibri" w:hAnsi="Calibri"/>
-          <w:b/>
-          <w:bCs/>
-          <w:sz w:val="22"/>
-          <w:szCs w:val="22"/>
-        </w:rPr>
-        <w:t xml:space="preserve">not</w:t>
-      </w:r>
-      <w:r>
-        <w:rPr>
-          <w:rFonts w:ascii="Calibri" w:cs="Calibri" w:eastAsia="Calibri" w:hAnsi="Calibri"/>
-          <w:sz w:val="22"/>
-          <w:szCs w:val="22"/>
-        </w:rPr>
-        <w:t xml:space="preserve"> a Force Majeure Event; clauses 13.6 and 14.3 govern it.</w:t>
+        <w:t xml:space="preserve"> A change by AWS to an AWS Program Term, a Marketplace mechanism or a program rule is not a Force Majeure Event; clauses 13.6 and 14.3 govern it.</w:t>
       </w:r>
     </w:p>
     <w:p>
@@ -5663,7 +5609,7 @@
           <w:sz w:val="22"/>
           <w:szCs w:val="22"/>
         </w:rPr>
-        <w:t xml:space="preserve"> Notices must be in writing to the addresses in Schedule 8, by hand, by recognized courier, or by email to the address stated for legal notices with a copy by courier, effective on delivery or the next Business Day if delivered outside business hours.</w:t>
+        <w:t xml:space="preserve"> Notices must be in writing to the addresses in Schedule 8, by hand, by recognized courier, or by email to the address stated for legal notices with a copy by courier, effective on delivery or the next Business Day if delivered outside Business Hours.</w:t>
       </w:r>
     </w:p>
     <w:p>
@@ -5687,7 +5633,7 @@
           <w:sz w:val="22"/>
           <w:szCs w:val="22"/>
         </w:rPr>
-        <w:t xml:space="preserve"> This Agreement is the entire agreement on its subject matter and supersedes all prior discussions, understandings and representations, none of which binds either Party. Neither Party has relied on any statement not set out here. This does not limit liability for fraud.</w:t>
+        <w:t xml:space="preserve"> This Agreement is the entire agreement on its subject matter and supersedes all prior discussions, understandings and representations, none of which binds either Party. Neither Party has relied on any statement not set out in this Agreement. This does not limit liability for fraud.</w:t>
       </w:r>
     </w:p>
     <w:p>
@@ -5735,7 +5681,7 @@
           <w:sz w:val="22"/>
           <w:szCs w:val="22"/>
         </w:rPr>
-        <w:t xml:space="preserve"> No person other than the Parties may enforce this Agreement, except that a Registered Client may enforce clause 16.4 to the extent necessary to retain the materials its channel runs on.</w:t>
+        <w:t xml:space="preserve"> No person other than the Parties may enforce this Agreement, except that a Registered Client may enforce clause 16.4 to the extent necessary to retain the client-facing deliverables on which its channel operates.</w:t>
       </w:r>
     </w:p>
     <w:p>
@@ -5897,7 +5843,7 @@
           <w:sz w:val="22"/>
           <w:szCs w:val="22"/>
         </w:rPr>
-        <w:t xml:space="preserve">Managed Partner Development is a 12 month engagement under which Automatum builds and runs a reseller channel on AWS for a Registered Client. Delivery is executed partner agreements and a margin schedule, a live partner portal carrying onboarding, deal registration and commission tracking, recruitment and enablement on a named cadence, a deal desk answering registrations, and a monthly report whose headline number is the Offer-Issuing Partner count. Clause 5.1 states what OBVG performs; this Schedule states what varies by Tier.</w:t>
+        <w:t xml:space="preserve">Managed Partner Development is a 12-month engagement under which Automatum builds and runs a reseller channel on AWS for a Registered Client. The deliverables are executed partner agreements and a margin schedule, a live partner portal carrying onboarding, deal registration and commission tracking, recruitment and enablement on a named cadence, a deal desk answering registrations, and a monthly report whose primary metric is the Offer-Issuing Partner count. The Services at each Tier are those in clause 5.1, varied only as set out in this Schedule.</w:t>
       </w:r>
     </w:p>
     <w:p>
@@ -6548,7 +6494,7 @@
                 <w:sz w:val="19"/>
                 <w:szCs w:val="19"/>
               </w:rPr>
-              <w:t xml:space="preserve">fortnightly</w:t>
+              <w:t xml:space="preserve">every two weeks</w:t>
             </w:r>
           </w:p>
         </w:tc>
@@ -6573,7 +6519,7 @@
           <w:sz w:val="22"/>
           <w:szCs w:val="22"/>
         </w:rPr>
-        <w:t xml:space="preserve">Everything else in clause 5.1 applies at every Tier. Clause 5.2 governs the partner numbers, which are a ceiling and not a minimum.</w:t>
+        <w:t xml:space="preserve">The remaining Services in clause 5.1 apply at every Tier. Clause 5.2 governs the partner numbers.</w:t>
       </w:r>
     </w:p>
     <w:p>
@@ -6590,21 +6536,21 @@
           <w:sz w:val="24"/>
           <w:szCs w:val="24"/>
         </w:rPr>
-        <w:t xml:space="preserve">3. Tier 3: uncapped roster, not unlimited rate</w:t>
-      </w:r>
-    </w:p>
-    <w:p>
-      <w:pPr>
-        <w:spacing w:after="160" w:before="0" w:line="276"/>
-        <w:jc w:val="both"/>
-      </w:pPr>
-      <w:r>
-        <w:rPr>
-          <w:rFonts w:ascii="Calibri" w:cs="Calibri" w:eastAsia="Calibri" w:hAnsi="Calibri"/>
-          <w:sz w:val="22"/>
-          <w:szCs w:val="22"/>
-        </w:rPr>
-        <w:t xml:space="preserve">There is no contractual ceiling on the total number of Recruited Partners over a Tier 3 Engagement. OBVG's obligation is throughput:</w:t>
+        <w:t xml:space="preserve">3. Tier 3 roster and onboarding throughput</w:t>
+      </w:r>
+    </w:p>
+    <w:p>
+      <w:pPr>
+        <w:spacing w:after="160" w:before="0" w:line="276"/>
+        <w:jc w:val="both"/>
+      </w:pPr>
+      <w:r>
+        <w:rPr>
+          <w:rFonts w:ascii="Calibri" w:cs="Calibri" w:eastAsia="Calibri" w:hAnsi="Calibri"/>
+          <w:sz w:val="22"/>
+          <w:szCs w:val="22"/>
+        </w:rPr>
+        <w:t xml:space="preserve">There is no contractual ceiling on the total number of Recruited Partners over a Tier 3 Engagement. OBVG's Tier 3 obligations are as follows:</w:t>
       </w:r>
     </w:p>
     <w:p>
@@ -6640,7 +6586,7 @@
           <w:sz w:val="22"/>
           <w:szCs w:val="22"/>
         </w:rPr>
-        <w:t xml:space="preserve">Each Tier 3 Engagement Order states Baseline Assumptions for active partner count and monthly onboarding volume. If actual volume exceeds 150% of Baseline over any rolling 3 months, either Party may invoke clause 14.5 and Automatum will use reasonable efforts to obtain an uplift or a move to a bespoke tier. If the Client will not agree, OBVG's obligation is capped at Baseline plus fair use and Automatum carries the difference against the Client.</w:t>
+        <w:t xml:space="preserve">Each Tier 3 Engagement Order states Baseline Assumptions for active partner count and monthly onboarding volume. If actual volume exceeds 150% of Baseline over any rolling 3 months, either Party may invoke clause 14.5 and Automatum will use reasonable efforts to obtain an uplift or a move to a bespoke tier. If the Client will not agree, OBVG's obligation is capped at Baseline plus fair use and Automatum bears any resulting shortfall in its obligations to the Client.</w:t>
       </w:r>
     </w:p>
     <w:p>
@@ -6658,7 +6604,7 @@
           <w:sz w:val="22"/>
           <w:szCs w:val="22"/>
         </w:rPr>
-        <w:t xml:space="preserve">Above the partner record threshold in the Engagement Order, incremental PSR licence cost passes through at cost under clause 14.5, unless OBVG has warranted in the Engagement Order that it holds an unlimited-partner licence.</w:t>
+        <w:t xml:space="preserve">Above the partner record threshold in the Engagement Order, incremental PSR license cost passes through at cost under clause 14.5, unless OBVG has warranted in the Engagement Order that it holds an unlimited-partner license.</w:t>
       </w:r>
     </w:p>
     <w:p>
@@ -6675,21 +6621,21 @@
           <w:sz w:val="24"/>
           <w:szCs w:val="24"/>
         </w:rPr>
-        <w:t xml:space="preserve">4. Partner milestones are targets, not warranties</w:t>
-      </w:r>
-    </w:p>
-    <w:p>
-      <w:pPr>
-        <w:spacing w:after="160" w:before="0" w:line="276"/>
-        <w:jc w:val="both"/>
-      </w:pPr>
-      <w:r>
-        <w:rPr>
-          <w:rFonts w:ascii="Calibri" w:cs="Calibri" w:eastAsia="Calibri" w:hAnsi="Calibri"/>
-          <w:sz w:val="22"/>
-          <w:szCs w:val="22"/>
-        </w:rPr>
-        <w:t xml:space="preserve">The programme target is that a Recruited Partner achieves its first Transaction by the end of the first quarter following its partner agreement signature date. This is a target supported by a best efforts obligation and a reporting duty, not a warranty, because partner timelines depend on the partner completing AWS registration, tax, banking and service-linked role requirements, which is outside the control of OBVG, Automatum and the Registered Client. Clause 8.3 stops the clock while a partner is pending those requirements.</w:t>
+        <w:t xml:space="preserve">4. Partner milestones</w:t>
+      </w:r>
+    </w:p>
+    <w:p>
+      <w:pPr>
+        <w:spacing w:after="160" w:before="0" w:line="276"/>
+        <w:jc w:val="both"/>
+      </w:pPr>
+      <w:r>
+        <w:rPr>
+          <w:rFonts w:ascii="Calibri" w:cs="Calibri" w:eastAsia="Calibri" w:hAnsi="Calibri"/>
+          <w:sz w:val="22"/>
+          <w:szCs w:val="22"/>
+        </w:rPr>
+        <w:t xml:space="preserve">The program target is that a Recruited Partner achieves its first Transaction by the end of the first quarter following its partner agreement signature date. The target is supported by a best efforts obligation and a reporting duty and is not a warranty. Clause 8.3 applies while a partner is pending AWS registration, tax, banking or service-linked role requirements.</w:t>
       </w:r>
     </w:p>
     <w:p>
@@ -6720,7 +6666,7 @@
           <w:sz w:val="22"/>
           <w:szCs w:val="22"/>
         </w:rPr>
-        <w:t xml:space="preserve">An Engagement Year is 12 months and an Active Partner must have transacted within 365 days, so a partner recruited late in an Engagement cannot reach Active Partner status within it. Accordingly Active Partner counts are measured on a trailing basis and again at a post-term measurement date 3 months after the end of the Engagement Year; Recruited Partners onboarded in the final 90 days of an Engagement Year are excluded from any in-term ratio expressed by reference to Active Partners; and no fee, credit or commitment is calculated by reference to an Active Partner count for a period in which the partner could not arithmetically have qualified.</w:t>
+        <w:t xml:space="preserve">Active Partner counts are measured on a trailing basis and again at a post-term measurement date 3 months after the end of the Engagement Year; Recruited Partners onboarded in the final 90 days of an Engagement Year are excluded from any in-term ratio expressed by reference to Active Partners; and no fee, credit or commitment is calculated by reference to an Active Partner count for a period in which the partner could not have qualified.</w:t>
       </w:r>
     </w:p>
     <w:p>
@@ -6786,21 +6732,21 @@
           <w:sz w:val="24"/>
           <w:szCs w:val="24"/>
         </w:rPr>
-        <w:t xml:space="preserve">1. The split</w:t>
-      </w:r>
-    </w:p>
-    <w:p>
-      <w:pPr>
-        <w:spacing w:after="160" w:before="0" w:line="276"/>
-        <w:jc w:val="both"/>
-      </w:pPr>
-      <w:r>
-        <w:rPr>
-          <w:rFonts w:ascii="Calibri" w:cs="Calibri" w:eastAsia="Calibri" w:hAnsi="Calibri"/>
-          <w:sz w:val="22"/>
-          <w:szCs w:val="22"/>
-        </w:rPr>
-        <w:t xml:space="preserve">Platform Revenue is $9,999 per Engagement Year at every Tier and belongs to Automatum in every case, accruing at $833.25 per Engagement Month. Service Revenue is the balance and divides by Client Status under clause 11.1.</w:t>
+        <w:t xml:space="preserve">1. Division of Collected Client Fees</w:t>
+      </w:r>
+    </w:p>
+    <w:p>
+      <w:pPr>
+        <w:spacing w:after="160" w:before="0" w:line="276"/>
+        <w:jc w:val="both"/>
+      </w:pPr>
+      <w:r>
+        <w:rPr>
+          <w:rFonts w:ascii="Calibri" w:cs="Calibri" w:eastAsia="Calibri" w:hAnsi="Calibri"/>
+          <w:sz w:val="22"/>
+          <w:szCs w:val="22"/>
+        </w:rPr>
+        <w:t xml:space="preserve">Platform Revenue is $9,999 per Engagement Year at every Tier and is allocated to Automatum regardless of Client Status, accruing at $833.25 per Engagement Month. Service Revenue is the balance and divides by Client Status under clause 11.1.</w:t>
       </w:r>
     </w:p>
     <w:p>
@@ -8146,7 +8092,7 @@
           <w:sz w:val="22"/>
           <w:szCs w:val="22"/>
         </w:rPr>
-        <w:t xml:space="preserve">"Automatum total per year" is the $9,999 the Client already pays plus Automatum's 25% share, stated so the two Client Statuses can be compared.</w:t>
+        <w:t xml:space="preserve">"Automatum total per year" is the $9,999 the Client pays under its existing subscription plus Automatum's 25% share of Service Revenue.</w:t>
       </w:r>
     </w:p>
     <w:p>
@@ -8184,7 +8130,7 @@
           <w:sz w:val="22"/>
           <w:szCs w:val="22"/>
         </w:rPr>
-        <w:t xml:space="preserve">These figures assume Client Fees are collected in full. Where they are not, Platform Revenue and each Party's share of Service Revenue accrue only against Collected Client Fees, and the shortfall is borne in the proportions above for the affected Engagement Month.</w:t>
+        <w:t xml:space="preserve">The amounts in this paragraph are stated on the basis that Client Fees are collected in full. Where they are not, Platform Revenue and each Party's share of Service Revenue accrue only against Collected Client Fees, and the shortfall is borne in the proportions in this paragraph for the affected Engagement Month.</w:t>
       </w:r>
     </w:p>
     <w:p>
@@ -8225,7 +8171,7 @@
           <w:sz w:val="22"/>
           <w:szCs w:val="22"/>
         </w:rPr>
-        <w:t xml:space="preserve"> $60,000 collected. Platform Revenue $9,999 to Automatum at $833.25 per month. Service Revenue $50,001 retained by OBVG at $4,166.75 per month.</w:t>
+        <w:t xml:space="preserve"> Client Fees of $60,000 are collected. Platform Revenue of $9,999 accrues to Automatum at $833.25 per month, and Service Revenue of $50,001 is retained by OBVG at $4,166.75 per month.</w:t>
       </w:r>
     </w:p>
     <w:p>
@@ -8249,7 +8195,7 @@
           <w:sz w:val="22"/>
           <w:szCs w:val="22"/>
         </w:rPr>
-        <w:t xml:space="preserve"> The same $60,000 collected, the Client's existing subscription continuing alongside. Service Revenue $50,001 divides $37,500.75 to OBVG and $12,500.25 to Automatum, and OBVG invoices $3,125.06 monthly.</w:t>
+        <w:t xml:space="preserve"> Client Fees of $60,000 are collected and the Client's existing subscription continues separately and outside the Engagement. Service Revenue of $50,001 divides $37,500.75 to OBVG and $12,500.25 to Automatum, and OBVG invoices $3,125.06 monthly.</w:t>
       </w:r>
     </w:p>
     <w:p>
@@ -8733,8 +8679,8 @@
         </w:tblBorders>
       </w:tblPr>
       <w:tblGrid>
-        <w:gridCol w:w="1961"/>
-        <w:gridCol w:w="7399"/>
+        <w:gridCol w:w="2575"/>
+        <w:gridCol w:w="6785"/>
       </w:tblGrid>
       <w:tr>
         <w:trPr>
@@ -8742,7 +8688,7 @@
         </w:trPr>
         <w:tc>
           <w:tcPr>
-            <w:tcW w:type="dxa" w:w="1961"/>
+            <w:tcW w:type="dxa" w:w="2575"/>
             <w:shd w:fill="EDEDED" w:color="auto" w:val="clear"/>
             <w:tcMar>
               <w:top w:type="dxa" w:w="60"/>
@@ -8769,7 +8715,7 @@
         </w:tc>
         <w:tc>
           <w:tcPr>
-            <w:tcW w:type="dxa" w:w="7399"/>
+            <w:tcW w:type="dxa" w:w="6785"/>
             <w:shd w:fill="EDEDED" w:color="auto" w:val="clear"/>
             <w:tcMar>
               <w:top w:type="dxa" w:w="60"/>
@@ -8801,7 +8747,7 @@
         </w:trPr>
         <w:tc>
           <w:tcPr>
-            <w:tcW w:type="dxa" w:w="1961"/>
+            <w:tcW w:type="dxa" w:w="2575"/>
             <w:tcMar>
               <w:top w:type="dxa" w:w="60"/>
               <w:left w:type="dxa" w:w="108"/>
@@ -8825,7 +8771,7 @@
         </w:tc>
         <w:tc>
           <w:tcPr>
-            <w:tcW w:type="dxa" w:w="7399"/>
+            <w:tcW w:type="dxa" w:w="6785"/>
             <w:tcMar>
               <w:top w:type="dxa" w:w="60"/>
               <w:left w:type="dxa" w:w="108"/>
@@ -8854,7 +8800,7 @@
         </w:trPr>
         <w:tc>
           <w:tcPr>
-            <w:tcW w:type="dxa" w:w="1961"/>
+            <w:tcW w:type="dxa" w:w="2575"/>
             <w:tcMar>
               <w:top w:type="dxa" w:w="60"/>
               <w:left w:type="dxa" w:w="108"/>
@@ -8878,7 +8824,7 @@
         </w:tc>
         <w:tc>
           <w:tcPr>
-            <w:tcW w:type="dxa" w:w="7399"/>
+            <w:tcW w:type="dxa" w:w="6785"/>
             <w:tcMar>
               <w:top w:type="dxa" w:w="60"/>
               <w:left w:type="dxa" w:w="108"/>
@@ -8907,31 +8853,31 @@
         </w:trPr>
         <w:tc>
           <w:tcPr>
-            <w:tcW w:type="dxa" w:w="1961"/>
-            <w:tcMar>
-              <w:top w:type="dxa" w:w="60"/>
-              <w:left w:type="dxa" w:w="108"/>
-              <w:bottom w:type="dxa" w:w="60"/>
-              <w:right w:type="dxa" w:w="108"/>
-            </w:tcMar>
-          </w:tcPr>
-          <w:p>
-            <w:pPr>
-              <w:spacing w:after="0" w:before="0" w:line="240"/>
-            </w:pPr>
-            <w:r>
-              <w:rPr>
-                <w:rFonts w:ascii="Calibri" w:cs="Calibri" w:eastAsia="Calibri" w:hAnsi="Calibri"/>
-                <w:sz w:val="19"/>
-                <w:szCs w:val="19"/>
-              </w:rPr>
-              <w:t xml:space="preserve">Automatum's breach or convenience</w:t>
-            </w:r>
-          </w:p>
-        </w:tc>
-        <w:tc>
-          <w:tcPr>
-            <w:tcW w:type="dxa" w:w="7399"/>
+            <w:tcW w:type="dxa" w:w="2575"/>
+            <w:tcMar>
+              <w:top w:type="dxa" w:w="60"/>
+              <w:left w:type="dxa" w:w="108"/>
+              <w:bottom w:type="dxa" w:w="60"/>
+              <w:right w:type="dxa" w:w="108"/>
+            </w:tcMar>
+          </w:tcPr>
+          <w:p>
+            <w:pPr>
+              <w:spacing w:after="0" w:before="0" w:line="240"/>
+            </w:pPr>
+            <w:r>
+              <w:rPr>
+                <w:rFonts w:ascii="Calibri" w:cs="Calibri" w:eastAsia="Calibri" w:hAnsi="Calibri"/>
+                <w:sz w:val="19"/>
+                <w:szCs w:val="19"/>
+              </w:rPr>
+              <w:t xml:space="preserve">Automatum's breach, or termination by Automatum for convenience</w:t>
+            </w:r>
+          </w:p>
+        </w:tc>
+        <w:tc>
+          <w:tcPr>
+            <w:tcW w:type="dxa" w:w="6785"/>
             <w:tcMar>
               <w:top w:type="dxa" w:w="60"/>
               <w:left w:type="dxa" w:w="108"/>
@@ -8960,7 +8906,7 @@
         </w:trPr>
         <w:tc>
           <w:tcPr>
-            <w:tcW w:type="dxa" w:w="1961"/>
+            <w:tcW w:type="dxa" w:w="2575"/>
             <w:tcMar>
               <w:top w:type="dxa" w:w="60"/>
               <w:left w:type="dxa" w:w="108"/>
@@ -8984,7 +8930,7 @@
         </w:tc>
         <w:tc>
           <w:tcPr>
-            <w:tcW w:type="dxa" w:w="7399"/>
+            <w:tcW w:type="dxa" w:w="6785"/>
             <w:tcMar>
               <w:top w:type="dxa" w:w="60"/>
               <w:left w:type="dxa" w:w="108"/>
@@ -9054,7 +9000,7 @@
           <w:sz w:val="22"/>
           <w:szCs w:val="22"/>
         </w:rPr>
-        <w:t xml:space="preserve"> Effective the first day of the Engagement Month following the Client's written request. The enhanced service levels apply from 30 days after, so OBVG can staff to them.</w:t>
+        <w:t xml:space="preserve"> An upgrade takes effect on the first day of the Engagement Month following the Client's written request. The enhanced service levels apply from the 30th day after the upgrade takes effect.</w:t>
       </w:r>
     </w:p>
     <w:p>
@@ -9078,7 +9024,7 @@
           <w:sz w:val="22"/>
           <w:szCs w:val="22"/>
         </w:rPr>
-        <w:t xml:space="preserve"> Effective only at an Engagement quarter boundary on 60 days' notice.</w:t>
+        <w:t xml:space="preserve"> A downgrade takes effect only at an Engagement quarter boundary, being the end of each period of three Engagement Months from the start of the Engagement Year, and only on 60 days' notice.</w:t>
       </w:r>
     </w:p>
     <w:p>
@@ -9102,7 +9048,7 @@
           <w:sz w:val="22"/>
           <w:szCs w:val="22"/>
         </w:rPr>
-        <w:t xml:space="preserve"> The new Tier's partner ceiling applies to net new Recruited Partners only. Continued management of an existing roster above the level the new Tier supports is, by change order under clause 14.5, chargeable at the rate card; or resolved by trimming the roster to the supported level within 60 days; or resolved by re-scoping as a bespoke tier. Absent agreement within 60 days, OBVG's obligation is limited to the new Tier's supported level and Automatum carries the difference against the Client.</w:t>
+        <w:t xml:space="preserve"> The new Tier's partner ceiling applies to net new Recruited Partners only. Continued management of an existing roster above the level the new Tier supports is addressed in one of three ways: it is chargeable at the rate card by change order under clause 14.5; the roster is reduced to the supported level within 60 days; or the Engagement is re-scoped as a bespoke tier. Absent agreement within 60 days, OBVG's obligation is limited to the new Tier's supported level and Automatum bears any resulting shortfall in its obligations to the Client.</w:t>
       </w:r>
     </w:p>
     <w:p>
@@ -9149,8 +9095,8 @@
         </w:tblBorders>
       </w:tblPr>
       <w:tblGrid>
-        <w:gridCol w:w="4320"/>
-        <w:gridCol w:w="5040"/>
+        <w:gridCol w:w="4187"/>
+        <w:gridCol w:w="5173"/>
       </w:tblGrid>
       <w:tr>
         <w:trPr>
@@ -9158,7 +9104,7 @@
         </w:trPr>
         <w:tc>
           <w:tcPr>
-            <w:tcW w:type="dxa" w:w="4320"/>
+            <w:tcW w:type="dxa" w:w="4187"/>
             <w:shd w:fill="EDEDED" w:color="auto" w:val="clear"/>
             <w:tcMar>
               <w:top w:type="dxa" w:w="60"/>
@@ -9185,7 +9131,7 @@
         </w:tc>
         <w:tc>
           <w:tcPr>
-            <w:tcW w:type="dxa" w:w="5040"/>
+            <w:tcW w:type="dxa" w:w="5173"/>
             <w:shd w:fill="EDEDED" w:color="auto" w:val="clear"/>
             <w:tcMar>
               <w:top w:type="dxa" w:w="60"/>
@@ -9217,7 +9163,7 @@
         </w:trPr>
         <w:tc>
           <w:tcPr>
-            <w:tcW w:type="dxa" w:w="4320"/>
+            <w:tcW w:type="dxa" w:w="4187"/>
             <w:tcMar>
               <w:top w:type="dxa" w:w="60"/>
               <w:left w:type="dxa" w:w="108"/>
@@ -9241,7 +9187,7 @@
         </w:tc>
         <w:tc>
           <w:tcPr>
-            <w:tcW w:type="dxa" w:w="5040"/>
+            <w:tcW w:type="dxa" w:w="5173"/>
             <w:tcMar>
               <w:top w:type="dxa" w:w="60"/>
               <w:left w:type="dxa" w:w="108"/>
@@ -9270,7 +9216,7 @@
         </w:trPr>
         <w:tc>
           <w:tcPr>
-            <w:tcW w:type="dxa" w:w="4320"/>
+            <w:tcW w:type="dxa" w:w="4187"/>
             <w:tcMar>
               <w:top w:type="dxa" w:w="60"/>
               <w:left w:type="dxa" w:w="108"/>
@@ -9294,7 +9240,7 @@
         </w:tc>
         <w:tc>
           <w:tcPr>
-            <w:tcW w:type="dxa" w:w="5040"/>
+            <w:tcW w:type="dxa" w:w="5173"/>
             <w:tcMar>
               <w:top w:type="dxa" w:w="60"/>
               <w:left w:type="dxa" w:w="108"/>
@@ -9323,31 +9269,31 @@
         </w:trPr>
         <w:tc>
           <w:tcPr>
-            <w:tcW w:type="dxa" w:w="4320"/>
-            <w:tcMar>
-              <w:top w:type="dxa" w:w="60"/>
-              <w:left w:type="dxa" w:w="108"/>
-              <w:bottom w:type="dxa" w:w="60"/>
-              <w:right w:type="dxa" w:w="108"/>
-            </w:tcMar>
-          </w:tcPr>
-          <w:p>
-            <w:pPr>
-              <w:spacing w:after="0" w:before="0" w:line="240"/>
-            </w:pPr>
-            <w:r>
-              <w:rPr>
-                <w:rFonts w:ascii="Calibri" w:cs="Calibri" w:eastAsia="Calibri" w:hAnsi="Calibri"/>
-                <w:sz w:val="19"/>
-                <w:szCs w:val="19"/>
-              </w:rPr>
-              <w:t xml:space="preserve">Programme Director</w:t>
-            </w:r>
-          </w:p>
-        </w:tc>
-        <w:tc>
-          <w:tcPr>
-            <w:tcW w:type="dxa" w:w="5040"/>
+            <w:tcW w:type="dxa" w:w="4187"/>
+            <w:tcMar>
+              <w:top w:type="dxa" w:w="60"/>
+              <w:left w:type="dxa" w:w="108"/>
+              <w:bottom w:type="dxa" w:w="60"/>
+              <w:right w:type="dxa" w:w="108"/>
+            </w:tcMar>
+          </w:tcPr>
+          <w:p>
+            <w:pPr>
+              <w:spacing w:after="0" w:before="0" w:line="240"/>
+            </w:pPr>
+            <w:r>
+              <w:rPr>
+                <w:rFonts w:ascii="Calibri" w:cs="Calibri" w:eastAsia="Calibri" w:hAnsi="Calibri"/>
+                <w:sz w:val="19"/>
+                <w:szCs w:val="19"/>
+              </w:rPr>
+              <w:t xml:space="preserve">Program Director</w:t>
+            </w:r>
+          </w:p>
+        </w:tc>
+        <w:tc>
+          <w:tcPr>
+            <w:tcW w:type="dxa" w:w="5173"/>
             <w:tcMar>
               <w:top w:type="dxa" w:w="60"/>
               <w:left w:type="dxa" w:w="108"/>
@@ -9376,7 +9322,7 @@
         </w:trPr>
         <w:tc>
           <w:tcPr>
-            <w:tcW w:type="dxa" w:w="4320"/>
+            <w:tcW w:type="dxa" w:w="4187"/>
             <w:tcMar>
               <w:top w:type="dxa" w:w="60"/>
               <w:left w:type="dxa" w:w="108"/>
@@ -9400,7 +9346,7 @@
         </w:tc>
         <w:tc>
           <w:tcPr>
-            <w:tcW w:type="dxa" w:w="5040"/>
+            <w:tcW w:type="dxa" w:w="5173"/>
             <w:tcMar>
               <w:top w:type="dxa" w:w="60"/>
               <w:left w:type="dxa" w:w="108"/>
@@ -9502,7 +9448,7 @@
           <w:sz w:val="22"/>
           <w:szCs w:val="22"/>
         </w:rPr>
-        <w:t xml:space="preserve"> OBVG personnel doing client-facing or partner-facing work operate under the Automatum Brand, using Automatum-supplied email addresses on an Automatum domain, Automatum calendar invitations, document templates and email signatures. Automatum supplies and administers these accounts and may revoke them at any time.</w:t>
+        <w:t xml:space="preserve"> OBVG personnel performing client-facing or partner-facing work operate under the Automatum Brand, using Automatum-supplied email addresses on an Automatum domain, Automatum calendar invitations, document templates and email signatures. Automatum supplies and administers these accounts and may revoke them at any time.</w:t>
       </w:r>
     </w:p>
     <w:p>
@@ -9526,25 +9472,7 @@
           <w:sz w:val="22"/>
           <w:szCs w:val="22"/>
         </w:rPr>
-        <w:t xml:space="preserve"> OBVG personnel are presented as "the Automatum channel team". They may say they are part of that team, that they work on Automatum's channel programme, and that they are contractors or partners of Automatum where directly asked. They may </w:t>
-      </w:r>
-      <w:r>
-        <w:rPr>
-          <w:rFonts w:ascii="Calibri" w:cs="Calibri" w:eastAsia="Calibri" w:hAnsi="Calibri"/>
-          <w:b/>
-          <w:bCs/>
-          <w:sz w:val="22"/>
-          <w:szCs w:val="22"/>
-        </w:rPr>
-        <w:t xml:space="preserve">not</w:t>
-      </w:r>
-      <w:r>
-        <w:rPr>
-          <w:rFonts w:ascii="Calibri" w:cs="Calibri" w:eastAsia="Calibri" w:hAnsi="Calibri"/>
-          <w:sz w:val="22"/>
-          <w:szCs w:val="22"/>
-        </w:rPr>
-        <w:t xml:space="preserve"> state or imply that they are employed by Automatum, sign any document as an employee or officer of Automatum, or complete an employment verification, reference or immigration form in Automatum's name.</w:t>
+        <w:t xml:space="preserve"> OBVG personnel are presented as "the Automatum channel team". They may say they are part of that team, that they work on Automatum's channel program, and that they are contractors or partners of Automatum where directly asked. They may not state or imply that they are employed by Automatum, sign any document as an employee or officer of Automatum, or complete an employment verification, reference or immigration form in Automatum's name.</w:t>
       </w:r>
     </w:p>
     <w:p>
@@ -9568,7 +9496,7 @@
           <w:sz w:val="22"/>
           <w:szCs w:val="22"/>
         </w:rPr>
-        <w:t xml:space="preserve"> Automatum does not set OBVG personnel's hours, supervise their manner of work, conduct their performance reviews or determine their compensation. OBVG supplies their equipment and working environment. Requests about an individual go to OBVG's relationship manager under clause 9.5, never to the individual.</w:t>
+        <w:t xml:space="preserve"> Automatum does not set OBVG personnel's hours, supervise their manner of work, conduct their performance reviews or determine their compensation. OBVG supplies their equipment and working environment. Requests concerning an individual are made to OBVG's relationship manager under clause 9.5 and not to the individual.</w:t>
       </w:r>
     </w:p>
     <w:p>
@@ -9609,7 +9537,7 @@
           <w:sz w:val="22"/>
           <w:szCs w:val="22"/>
         </w:rPr>
-        <w:t xml:space="preserve"> All Client and partner contact routes through a single Automatum-branded intake channel stated in the Engagement Order, and OBVG triages and routes under Schedule 4 paragraph 6.</w:t>
+        <w:t xml:space="preserve"> All Client and partner contact routes through a single Automatum-branded intake channel stated in the Engagement Order, and OBVG triages and routes under Schedule 4 paragraph 5.</w:t>
       </w:r>
     </w:p>
     <w:p>
@@ -9657,7 +9585,7 @@
           <w:sz w:val="22"/>
           <w:szCs w:val="22"/>
         </w:rPr>
-        <w:t xml:space="preserve"> Calls and meetings are held on Automatum-branded conferencing, recorded per Automatum's policy and applicable law.</w:t>
+        <w:t xml:space="preserve"> Calls and meetings are held on Automatum-branded conferencing and recorded in accordance with Automatum's policy and applicable law.</w:t>
       </w:r>
     </w:p>
     <w:p>
@@ -9792,7 +9720,7 @@
           <w:sz w:val="22"/>
           <w:szCs w:val="22"/>
         </w:rPr>
-        <w:t xml:space="preserve">A Deal Desk Request is "Complete" when it contains every item in the request form in the Engagement Order. The clock starts when a Complete request is received through the intake channel, or at the start of the next Business Hour if received outside Business Hours, and stops when the responsible Party delivers its output. Turnaround splits into two legs, because Automatum issues offers as seller of record and OBVG cannot control issuance.</w:t>
+        <w:t xml:space="preserve">A Deal Desk Request is "Complete" when it contains every item in the request form in the Engagement Order. The clock starts when a Complete request is received through the intake channel, or at the start of the next Business Hour if received outside Business Hours, and stops when the responsible Party delivers its output. Turnaround is measured in two legs, the OBVG leg and the Automatum leg.</w:t>
       </w:r>
     </w:p>
     <w:tbl>
@@ -10249,7 +10177,7 @@
           <w:sz w:val="22"/>
           <w:szCs w:val="22"/>
         </w:rPr>
-        <w:t xml:space="preserve">Tier 1 is satisfied if the offer is issued by close of the Business Day following the Business Day of receipt, permitting up to approximately 16 Business Hours elapsed; Tier 2 is a fixed 8 Business Hours from receipt. The two are defined separately because a Business Day and 8 Business Hours would otherwise be the same period. Clause 8.2 governs attribution between legs.</w:t>
+        <w:t xml:space="preserve">Tier 1 is satisfied if the offer is issued by close of the Business Day following the Business Day of receipt; Tier 2 is a fixed 8 Business Hours from receipt. Clause 8.2 governs attribution between legs.</w:t>
       </w:r>
     </w:p>
     <w:p>
@@ -10280,7 +10208,7 @@
           <w:sz w:val="22"/>
           <w:szCs w:val="22"/>
         </w:rPr>
-        <w:t xml:space="preserve">At every Tier: OBVG leg, request to submission to Automatum, 2 Business Days; Automatum leg, submission to issuance, 2 Business Days.</w:t>
+        <w:t xml:space="preserve">At every Tier, the OBVG leg runs from receipt of a Selling Authorization request to its submission to Automatum and is 2 Business Days, and the Automatum leg runs from that submission to issuance of the Selling Authorization and is 2 Business Days.</w:t>
       </w:r>
     </w:p>
     <w:p>
@@ -11426,7 +11354,7 @@
           <w:sz w:val="22"/>
           <w:szCs w:val="22"/>
         </w:rPr>
-        <w:t xml:space="preserve">Clause 8.4 governs flow-down, clause 8.5 the caps and clause 8.7 Chronic Failure. A Service Credit is measured against the Registered Client's gross monthly Client Fees, being the basis on which the Client Agreement computes it. There is no earn-back.</w:t>
+        <w:t xml:space="preserve">Clause 8.4 governs flow-down of Service Credits, clause 8.5 governs the caps on that flow-down and clause 8.7 governs Chronic Failure. A Service Credit is measured against the Registered Client's gross monthly Client Fees. A Service Credit deducted under clause 8.4 is not reversed or reduced by reference to subsequent service level performance.</w:t>
       </w:r>
     </w:p>
     <w:p>
@@ -11461,7 +11389,7 @@
           <w:sz w:val="24"/>
           <w:szCs w:val="24"/>
         </w:rPr>
-        <w:t xml:space="preserve">Part A - Vendor and licence</w:t>
+        <w:t xml:space="preserve">Part A - Vendor and license</w:t>
       </w:r>
     </w:p>
     <w:tbl>
@@ -11669,7 +11597,7 @@
                 <w:sz w:val="19"/>
                 <w:szCs w:val="19"/>
               </w:rPr>
-              <w:t xml:space="preserve">OBVG's licence term and expiry</w:t>
+              <w:t xml:space="preserve">OBVG's license term and expiry</w:t>
             </w:r>
           </w:p>
         </w:tc>
@@ -11693,7 +11621,7 @@
                 <w:sz w:val="19"/>
                 <w:szCs w:val="19"/>
               </w:rPr>
-              <w:t xml:space="preserve">[to supply: licence term and expiry date]</w:t>
+              <w:t xml:space="preserve">[to supply: license term and expiry date]</w:t>
             </w:r>
           </w:p>
         </w:tc>
@@ -12036,7 +11964,7 @@
           <w:sz w:val="22"/>
           <w:szCs w:val="22"/>
         </w:rPr>
-        <w:t xml:space="preserve">Clause 10.1 warrants the licence term outlasts the longest Engagement Order plus the transition period. Licence cost sits within the OBVG Service Revenue, subject to Schedule 1 paragraph 3.</w:t>
+        <w:t xml:space="preserve">Clause 10.1 applies to the license term. The PSR license cost is included in the OBVG Service Revenue and is not separately chargeable, subject to Schedule 1 paragraph 3.</w:t>
       </w:r>
     </w:p>
     <w:p>
@@ -12067,7 +11995,21 @@
           <w:sz w:val="22"/>
           <w:szCs w:val="22"/>
         </w:rPr>
-        <w:t xml:space="preserve">For each Registered Client, under the Automatum Brand: a partner portal; onboarding workflow including AWS registration, tax, banking and service-linked role status tracking; deal registration, approval and decline workflow with audit history; commission tracking and accrual against the margin schedule; offer and Selling Authorization records, being the audit source for the metrics in Schedule 4 paragraph 4; synchronization with HubSpot and Salesforce as specified in the Engagement Order, which states whose instances, which is master, the direction, and who holds the licences, and where a Registered Client's instance is in scope the Client's cooperation is a dependency to which clause 6.7 applies; reporting supporting the monthly pack; and the append-only event log required by clause 10.5.</w:t>
+        <w:t xml:space="preserve">The PSR provides, for each Registered Client and under the Automatum Brand: a partner portal; an onboarding workflow including AWS registration, tax, banking and service-linked role status tracking; a deal registration, approval and decline workflow with audit history; commission tracking and accrual against the margin schedule; offer and Selling Authorization records, being the audit source for the metrics in Schedule 4 paragraph 4; synchronization with HubSpot and Salesforce as specified in the Engagement Order, which states the instances to be synchronized, the master system, the direction of synchronization and which party holds each license; reporting supporting the monthly reporting pack under clause 5.1(k); and the append-only event log required by clause 10.5.</w:t>
+      </w:r>
+    </w:p>
+    <w:p>
+      <w:pPr>
+        <w:spacing w:after="160" w:before="0" w:line="276"/>
+        <w:jc w:val="both"/>
+      </w:pPr>
+      <w:r>
+        <w:rPr>
+          <w:rFonts w:ascii="Calibri" w:cs="Calibri" w:eastAsia="Calibri" w:hAnsi="Calibri"/>
+          <w:sz w:val="22"/>
+          <w:szCs w:val="22"/>
+        </w:rPr>
+        <w:t xml:space="preserve">Where a Registered Client's HubSpot or Salesforce instance is in scope for synchronization, the Client's cooperation is a dependency to which clause 6.7 applies.</w:t>
       </w:r>
     </w:p>
     <w:p>
@@ -12211,21 +12153,21 @@
           <w:sz w:val="22"/>
           <w:szCs w:val="22"/>
         </w:rPr>
-        <w:t xml:space="preserve">The undertaking required by clause 10.7 is given by the PSR vendor in favour of Automatum and provides, in substance, that on OBVG's insolvency, cessation of business, or termination of this Agreement for OBVG's breach, the vendor will at Automatum's election and on its notice contract directly with Automatum or its nominee for the remainder of the affected Engagement Orders plus the transition period in clause 24.1; at the rates OBVG then pays or rates benchmarked to the vendor's then current list price for equivalent volume, whichever is lower; preserve each affected Registered Client's tenant and data intact and available without interruption; and not delete or withhold tenant data for at least 90 days after the triggering event.</w:t>
-      </w:r>
-    </w:p>
-    <w:p>
-      <w:pPr>
-        <w:spacing w:after="160" w:before="0" w:line="276"/>
-        <w:jc w:val="both"/>
-      </w:pPr>
-      <w:r>
-        <w:rPr>
-          <w:rFonts w:ascii="Calibri" w:cs="Calibri" w:eastAsia="Calibri" w:hAnsi="Calibri"/>
-          <w:sz w:val="22"/>
-          <w:szCs w:val="22"/>
-        </w:rPr>
-        <w:t xml:space="preserve">[to supply: executed vendor continuity undertaking, to be attached]</w:t>
+        <w:t xml:space="preserve">The undertaking required by clause 10.7 must be given by the PSR vendor in favor of Automatum and provide, in substance, that on OBVG's insolvency, cessation of business, or termination of this Agreement for OBVG's breach, the vendor will at Automatum's election and on its notice contract directly with Automatum or its nominee for the remainder of the affected Engagement Orders plus the transition period in clause 24.1; at the rates OBVG then pays or rates benchmarked to the vendor's then-current list price for equivalent volume, whichever is lower; preserve each affected Registered Client's tenant and data intact and available without interruption; and not delete or withhold tenant data for at least 90 days after the triggering event.</w:t>
+      </w:r>
+    </w:p>
+    <w:p>
+      <w:pPr>
+        <w:spacing w:after="160" w:before="0" w:line="276"/>
+        <w:jc w:val="both"/>
+      </w:pPr>
+      <w:r>
+        <w:rPr>
+          <w:rFonts w:ascii="Calibri" w:cs="Calibri" w:eastAsia="Calibri" w:hAnsi="Calibri"/>
+          <w:sz w:val="22"/>
+          <w:szCs w:val="22"/>
+        </w:rPr>
+        <w:t xml:space="preserve">[to supply: executed vendor continuity undertaking]</w:t>
       </w:r>
     </w:p>
     <w:p>
@@ -13368,7 +13310,7 @@
                 <w:sz w:val="19"/>
                 <w:szCs w:val="19"/>
               </w:rPr>
-              <w:t xml:space="preserve">Unlimited partner licence warranted? (Tier 3)</w:t>
+              <w:t xml:space="preserve">Unlimited partner license warranted? (Tier 3)</w:t>
             </w:r>
           </w:p>
         </w:tc>
@@ -14540,7 +14482,7 @@
           <w:sz w:val="22"/>
           <w:szCs w:val="22"/>
         </w:rPr>
-        <w:t xml:space="preserve">Engagements are weighted by Tier: Tier 1 counts 1, Tier 2 counts 2, Tier 3 counts 4. A Channel Manager may hold at most 12 weighted points and at most 4 Tier 3 Engagements, whichever binds first. Clause 9.7 makes exceeding a ratio an independent breach.</w:t>
+        <w:t xml:space="preserve">Engagements are weighted by Tier: a Tier 1 Engagement counts as 1 weighted point, a Tier 2 Engagement as 2 weighted points and a Tier 3 Engagement as 4 weighted points. A Channel Manager may hold at most 12 weighted points and at most 4 Tier 3 Engagements, whichever limit is reached first. Clause 9.7 applies.</w:t>
       </w:r>
     </w:p>
     <w:p>
@@ -15443,7 +15385,7 @@
           <w:sz w:val="22"/>
           <w:szCs w:val="22"/>
         </w:rPr>
-        <w:t xml:space="preserve"> Schedule 2 assumes that engagement fees are invoiced by Automatum to the Client directly, are not transacted through AWS Marketplace, and are not reduced by any listing fee. If engagement fees are later transacted through AWS Marketplace, the allocation of any listing fee is agreed under clause 11.9.</w:t>
+        <w:t xml:space="preserve"> Schedule 2 assumes that Client Fees are invoiced by Automatum to the Client directly, are not transacted through AWS Marketplace, and are not reduced by any listing fee. If Client Fees are later transacted through AWS Marketplace, the allocation of any listing fee is agreed under clause 11.9.</w:t>
       </w:r>
     </w:p>
     <w:p>
@@ -16713,7 +16655,7 @@
                 <w:sz w:val="19"/>
                 <w:szCs w:val="19"/>
               </w:rPr>
-              <w:t xml:space="preserve">The threshold in OBVG's licence; if none, no pass-through applies</w:t>
+              <w:t xml:space="preserve">The threshold in OBVG's license; if none, no pass-through applies</w:t>
             </w:r>
           </w:p>
         </w:tc>
@@ -16742,7 +16684,7 @@
                 <w:sz w:val="19"/>
                 <w:szCs w:val="19"/>
               </w:rPr>
-              <w:t xml:space="preserve">Unlimited partner licence warranty (Tier 3)</w:t>
+              <w:t xml:space="preserve">Unlimited partner license warranty (Tier 3)</w:t>
             </w:r>
           </w:p>
         </w:tc>

--- a/docs/commercial/automatum-obvg-white-label-agreement.docx
+++ b/docs/commercial/automatum-obvg-white-label-agreement.docx
@@ -1821,7 +1821,7 @@
           <w:sz w:val="22"/>
           <w:szCs w:val="22"/>
         </w:rPr>
-        <w:t xml:space="preserve"> A Client is added when the Parties execute an Engagement Order. Automatum maintains the Registry and provides a current copy with each monthly statement under clause 11.5 and on request.</w:t>
+        <w:t xml:space="preserve"> A Client is added when the Parties execute an Engagement Order. Automatum maintains the Client Registry and provides a current copy with each monthly statement under clause 11.5 and on request.</w:t>
       </w:r>
     </w:p>
     <w:p>
@@ -1917,7 +1917,7 @@
           <w:sz w:val="22"/>
           <w:szCs w:val="22"/>
         </w:rPr>
-        <w:t xml:space="preserve"> A Client remains in the Registry while its Engagement is in effect and for the period in clause 15.2, then is marked closed. Closure does not affect clause 23.6.</w:t>
+        <w:t xml:space="preserve"> A Client remains in the Client Registry while its Engagement is in effect and for the period in clause 15.2, then is marked closed. Closure does not affect clause 23.6.</w:t>
       </w:r>
     </w:p>
     <w:p>
@@ -2019,7 +2019,7 @@
           <w:sz w:val="22"/>
           <w:szCs w:val="22"/>
         </w:rPr>
-        <w:t xml:space="preserve">Client Status is re-determined on a renewal Engagement Order. A dispute about either classification is escalated under clause 26.2.</w:t>
+        <w:t xml:space="preserve">Client Status is re-determined on a renewal Engagement Order. A dispute about either classification is escalated under clause 26.1.</w:t>
       </w:r>
     </w:p>
     <w:p>
@@ -2495,7 +2495,7 @@
           <w:sz w:val="22"/>
           <w:szCs w:val="22"/>
         </w:rPr>
-        <w:t xml:space="preserve"> Automatum warrants that no Client Agreement for a Registered Client contains, in respect of services OBVG performs, a service level stricter than Schedule 4, a service credit percentage or at-risk amount above the caps in Schedule 4, a guaranteed partner number, transaction volume, revenue outcome or activation rate, or a metric definition inconsistent with Schedule 4. Anything agreed beyond this baseline is Automatum's own risk, is excluded from clause 8.4, and does not increase OBVG's obligations.</w:t>
+        <w:t xml:space="preserve"> Automatum warrants that no Client Agreement for a Registered Client contains, in respect of services OBVG performs, a service level stricter than Schedule 4, a Service Credit percentage or at-risk amount above the caps in clause 8.5, a guaranteed partner number, transaction volume, revenue outcome or activation rate, or a metric definition inconsistent with Schedule 4. Anything agreed beyond this baseline is Automatum's own risk, is excluded from clause 8.4, and does not increase OBVG's obligations.</w:t>
       </w:r>
     </w:p>
     <w:p>
@@ -2584,7 +2584,7 @@
           <w:sz w:val="22"/>
           <w:szCs w:val="22"/>
         </w:rPr>
-        <w:t xml:space="preserve"> Automatum grants OBVG a non-exclusive, non-transferable, royalty-free license for the Term and any transition period under clause 24.3 to use the Automatum Brand solely to perform the Services under Schedule 3 and its obligations under clause 24. OBVG acquires no other rights and all goodwill accrues to Automatum.</w:t>
+        <w:t xml:space="preserve"> Automatum grants OBVG a non-exclusive, non-transferable, royalty-free license for the Term and any transition period under clause 24.1 to use the Automatum Brand solely to perform the Services under Schedule 3 and its obligations under clause 24. OBVG acquires no other rights and all goodwill accrues to Automatum.</w:t>
       </w:r>
     </w:p>
     <w:p>
@@ -2817,7 +2817,7 @@
           <w:sz w:val="22"/>
           <w:szCs w:val="22"/>
         </w:rPr>
-        <w:t xml:space="preserve"> The deal desk and Selling Authorization service levels are measured in two legs, the OBVG leg and the Automatum leg, as Schedule 4 provides. OBVG is responsible only for the OBVG leg, and a failure of the Automatum leg gives rise to no flow-down under clause 8.4. Where root cause analysis does not establish which leg caused the failure, responsibility is apportioned equally and either Party may escalate under clause 26.2.</w:t>
+        <w:t xml:space="preserve"> The deal desk and Selling Authorization service levels are measured in two legs, the OBVG leg and the Automatum leg, as Schedule 4 provides. OBVG is responsible only for the OBVG leg, and a failure of the Automatum leg gives rise to no flow-down under clause 8.4. Where root cause analysis does not establish which leg caused the failure, responsibility is apportioned equally and either Party may escalate under clause 26.1.</w:t>
       </w:r>
     </w:p>
     <w:p>
@@ -3002,7 +3002,7 @@
           <w:sz w:val="22"/>
           <w:szCs w:val="22"/>
         </w:rPr>
-        <w:t xml:space="preserve"> Automatum approves initial appointees, not to be unreasonably withheld, conditioned or delayed, and deemed given if Automatum does not object within 5 Business Days of receiving the appointee's details.</w:t>
+        <w:t xml:space="preserve"> Initial appointees are subject to Automatum's approval, not to be unreasonably withheld, conditioned or delayed, and deemed given if Automatum does not object within 5 Business Days of receiving the appointee's details.</w:t>
       </w:r>
     </w:p>
     <w:p>
@@ -3570,7 +3570,7 @@
           <w:sz w:val="22"/>
           <w:szCs w:val="22"/>
         </w:rPr>
-        <w:t xml:space="preserve"> Automatum will pay each undisputed invoice within 10 Business Days of receiving the corresponding Client payment, and in any event within 60 days of the invoice date whether or not the Client has paid. The 60 day longstop does not apply where the Client has entered an insolvency process, or is withholding payment because of a dispute caused by OBVG's performance, in which case only the disputed portion may be withheld and only until resolved.</w:t>
+        <w:t xml:space="preserve"> Automatum will pay each undisputed invoice within 10 Business Days of receiving the corresponding Client payment, and in any event within 60 days of the invoice date whether or not the Client has paid. The 60-day longstop does not apply where the Client has entered an insolvency process, or is withholding payment because of a dispute caused by OBVG's performance, in which case only the disputed portion may be withheld and only until resolved.</w:t>
       </w:r>
     </w:p>
     <w:p>
@@ -3714,7 +3714,7 @@
           <w:sz w:val="22"/>
           <w:szCs w:val="22"/>
         </w:rPr>
-        <w:t xml:space="preserve"> Each Party bears its own taxes on its own income. Amounts payable are exclusive of Taxes, which Automatum will pay in addition where properly chargeable. If withholding is required by law, the payer will gross up so the payee receives what it would have received absent the withholding.</w:t>
+        <w:t xml:space="preserve"> Each Party bears its own taxes on its own income. Amounts payable are exclusive of Taxes, which Automatum will pay in addition where properly chargeable. If withholding is required by law, the payer will gross up so that the payee receives what it would have received absent the withholding.</w:t>
       </w:r>
     </w:p>
     <w:p>
@@ -3738,7 +3738,7 @@
           <w:sz w:val="22"/>
           <w:szCs w:val="22"/>
         </w:rPr>
-        <w:t xml:space="preserve"> Once per calendar year OBVG may audit Automatum's records of Client Fees invoiced and collected for Registered Clients, on 30 days' notice, in business hours, at OBVG's cost. If the audit shows an understatement of OBVG Service Revenue above 5% for the period audited, Automatum bears the audit cost and pays the shortfall with interest under clause 11.8.</w:t>
+        <w:t xml:space="preserve"> Once per calendar year OBVG may audit Automatum's records of Client Fees invoiced and collected for Registered Clients, on 30 days' notice, during Business Hours, at OBVG's cost. If the audit shows an understatement of OBVG Service Revenue above 5% for the period audited, Automatum bears the audit cost and pays the shortfall with interest under clause 11.8.</w:t>
       </w:r>
     </w:p>
     <w:p>
@@ -3851,7 +3851,7 @@
           <w:sz w:val="22"/>
           <w:szCs w:val="22"/>
         </w:rPr>
-        <w:t xml:space="preserve"> Each Party will keep accurate records of its performance for the Term plus 3 years, and clause 10.5 governs the event log. Automatum may audit OBVG's compliance once per calendar year on 30 days' notice, in business hours, at Automatum's cost, and more frequently after a Chronic Failure or security incident. Audits will not require disclosure of another OBVG client's confidential information.</w:t>
+        <w:t xml:space="preserve"> Each Party will keep accurate records of its performance for the Term plus 3 years, and clause 10.5 governs the event log. Automatum may audit OBVG's compliance once per calendar year on 30 days' notice, during Business Hours, at Automatum's cost, and more frequently after a Chronic Failure or security incident. Audits will not require disclosure of another OBVG client's confidential information.</w:t>
       </w:r>
     </w:p>
     <w:p>
@@ -4125,7 +4125,7 @@
           <w:sz w:val="22"/>
           <w:szCs w:val="22"/>
         </w:rPr>
-        <w:t xml:space="preserve"> Neither Party will publish the Tier table to the market, and no Engagement Order may be executed at a Tier, until the capacity test in Schedule 8, covering the service levels in Schedule 4 and the Tier 3 roster in Schedule 1, has been passed for that Tier.</w:t>
+        <w:t xml:space="preserve"> Neither Party will publish the Tier matrix to the market, and no Engagement Order may be executed at a Tier, until the capacity test in Schedule 8, covering the service levels in Schedule 4 and the Tier 3 roster in Schedule 1, has been passed for that Tier.</w:t>
       </w:r>
     </w:p>
     <w:p>
@@ -5294,7 +5294,7 @@
           <w:sz w:val="22"/>
           <w:szCs w:val="22"/>
         </w:rPr>
-        <w:t xml:space="preserve"> Either Party may terminate immediately on notice if the other enters an insolvency process, has a receiver, administrator or trustee appointed over a material part of its assets, makes a general assignment for the benefit of creditors, or ceases business. Clause 10.9 applies to the licenses granted under this Agreement.</w:t>
+        <w:t xml:space="preserve"> Either Party may terminate immediately on notice if the other enters an insolvency process, has a receiver, administrator or trustee appointed over a material part of its assets, makes a general assignment for the benefit of creditors, or ceases business. Clause 10.9 applies.</w:t>
       </w:r>
     </w:p>
     <w:p>
@@ -6586,7 +6586,7 @@
           <w:sz w:val="22"/>
           <w:szCs w:val="22"/>
         </w:rPr>
-        <w:t xml:space="preserve">Each Tier 3 Engagement Order states Baseline Assumptions for active partner count and monthly onboarding volume. If actual volume exceeds 150% of Baseline over any rolling 3 months, either Party may invoke clause 14.5 and Automatum will use reasonable efforts to obtain an uplift or a move to a bespoke tier. If the Client will not agree, OBVG's obligation is capped at Baseline plus fair use and Automatum bears any resulting shortfall in its obligations to the Client.</w:t>
+        <w:t xml:space="preserve">Each Tier 3 Engagement Order states Baseline Assumptions for active partner count and monthly onboarding volume. If actual volume exceeds 150% of the Baseline Assumptions over any rolling 3 months, either Party may invoke clause 14.5 and Automatum will use reasonable efforts to obtain an uplift or a move to a bespoke tier. If the Client will not agree, OBVG's obligation is capped at the Baseline Assumptions plus fair use and Automatum bears any resulting shortfall in its obligations to the Client.</w:t>
       </w:r>
     </w:p>
     <w:p>
@@ -6635,7 +6635,7 @@
           <w:sz w:val="22"/>
           <w:szCs w:val="22"/>
         </w:rPr>
-        <w:t xml:space="preserve">The program target is that a Recruited Partner achieves its first Transaction by the end of the first quarter following its partner agreement signature date. The target is supported by a best efforts obligation and a reporting duty and is not a warranty. Clause 8.3 applies while a partner is pending AWS registration, tax, banking or service-linked role requirements.</w:t>
+        <w:t xml:space="preserve">The program target is that a Recruited Partner achieves its first Transaction by the end of the first quarter following its partner agreement signature date. OBVG pursues the target under clause 5.1 and reports progress against it in the monthly reporting pack under clause 12.1. The target is not a warranty. Clause 8.3 applies while a partner is pending AWS registration, tax, banking or service-linked role requirements.</w:t>
       </w:r>
     </w:p>
     <w:p>
@@ -8116,7 +8116,7 @@
           <w:sz w:val="22"/>
           <w:szCs w:val="22"/>
         </w:rPr>
-        <w:t xml:space="preserve"> Monthly accrual is one twelfth of the annual share rounded to the nearest cent, and the final Engagement Month of each Engagement Year takes the rounding difference so the twelve amounts total the annual share exactly.</w:t>
+        <w:t xml:space="preserve"> Monthly accrual is one twelfth of the annual share rounded to the nearest cent, and the final Engagement Month of each Engagement Year takes the rounding difference so that the twelve amounts total the annual share exactly.</w:t>
       </w:r>
     </w:p>
     <w:p>
@@ -8789,7 +8789,7 @@
                 <w:sz w:val="19"/>
                 <w:szCs w:val="19"/>
               </w:rPr>
-              <w:t xml:space="preserve">Each Party keeps what accrued. Any early termination charge collected is split in the proportions in paragraph 1 for that Tier and Client Status.</w:t>
+              <w:t xml:space="preserve">Each Party retains the amounts accrued to it. Any early termination charge collected is split in the proportions in paragraph 1 for that Tier and Client Status.</w:t>
             </w:r>
           </w:p>
         </w:tc>
@@ -8842,7 +8842,7 @@
                 <w:sz w:val="19"/>
                 <w:szCs w:val="19"/>
               </w:rPr>
-              <w:t xml:space="preserve">Each Party keeps what accrued. OBVG forfeits its share of any early termination charge and funds transition assistance under clause 24.1.</w:t>
+              <w:t xml:space="preserve">Each Party retains the amounts accrued to it. OBVG forfeits its share of any early termination charge and funds transition assistance under clause 24.1.</w:t>
             </w:r>
           </w:p>
         </w:tc>
@@ -8948,7 +8948,7 @@
                 <w:sz w:val="19"/>
                 <w:szCs w:val="19"/>
               </w:rPr>
-              <w:t xml:space="preserve">Losses lie where they fall. Each Party keeps what accrued, and any early termination charge collected is split in the proportions in paragraph 1.</w:t>
+              <w:t xml:space="preserve">Losses lie where they fall. Each Party retains the amounts accrued to it, and any early termination charge collected is split in the proportions in paragraph 1.</w:t>
             </w:r>
           </w:p>
         </w:tc>
@@ -10239,7 +10239,7 @@
           <w:sz w:val="22"/>
           <w:szCs w:val="22"/>
         </w:rPr>
-        <w:t xml:space="preserve">Training and enablement sessions and Channel Reviews run at the Tier cadences in the Schedule 1 tier matrix, and the monthly reporting pack is due within 5 Business Days of month end at every Tier. A cadence commitment is met if the session or review is offered on at least two proposed dates within the period and is held, or is not held because of the Registered Client's unavailability.</w:t>
+        <w:t xml:space="preserve">Training and enablement sessions and Channel Reviews run at the Tier cadences in the Schedule 1 Tier matrix, and the monthly reporting pack is due within 5 Business Days of month end at every Tier. A cadence commitment is met if the session or review is offered on at least two proposed dates within the period and is held, or is not held because of the Registered Client's unavailability.</w:t>
       </w:r>
     </w:p>
     <w:p>
@@ -14816,10 +14816,10 @@
         </w:tblBorders>
       </w:tblPr>
       <w:tblGrid>
-        <w:gridCol w:w="3291"/>
+        <w:gridCol w:w="3282"/>
         <w:gridCol w:w="219"/>
-        <w:gridCol w:w="2779"/>
-        <w:gridCol w:w="3071"/>
+        <w:gridCol w:w="2796"/>
+        <w:gridCol w:w="3063"/>
       </w:tblGrid>
       <w:tr>
         <w:trPr>
@@ -14827,7 +14827,7 @@
         </w:trPr>
         <w:tc>
           <w:tcPr>
-            <w:tcW w:type="dxa" w:w="3291"/>
+            <w:tcW w:type="dxa" w:w="3282"/>
             <w:shd w:fill="EDEDED" w:color="auto" w:val="clear"/>
             <w:tcMar>
               <w:top w:type="dxa" w:w="60"/>
@@ -14881,7 +14881,7 @@
         </w:tc>
         <w:tc>
           <w:tcPr>
-            <w:tcW w:type="dxa" w:w="2779"/>
+            <w:tcW w:type="dxa" w:w="2796"/>
             <w:shd w:fill="EDEDED" w:color="auto" w:val="clear"/>
             <w:tcMar>
               <w:top w:type="dxa" w:w="60"/>
@@ -14908,7 +14908,7 @@
         </w:tc>
         <w:tc>
           <w:tcPr>
-            <w:tcW w:type="dxa" w:w="3071"/>
+            <w:tcW w:type="dxa" w:w="3063"/>
             <w:shd w:fill="EDEDED" w:color="auto" w:val="clear"/>
             <w:tcMar>
               <w:top w:type="dxa" w:w="60"/>
@@ -14940,7 +14940,7 @@
         </w:trPr>
         <w:tc>
           <w:tcPr>
-            <w:tcW w:type="dxa" w:w="3291"/>
+            <w:tcW w:type="dxa" w:w="3282"/>
             <w:tcMar>
               <w:top w:type="dxa" w:w="60"/>
               <w:left w:type="dxa" w:w="108"/>
@@ -14988,31 +14988,31 @@
         </w:tc>
         <w:tc>
           <w:tcPr>
-            <w:tcW w:type="dxa" w:w="2779"/>
-            <w:tcMar>
-              <w:top w:type="dxa" w:w="60"/>
-              <w:left w:type="dxa" w:w="108"/>
-              <w:bottom w:type="dxa" w:w="60"/>
-              <w:right w:type="dxa" w:w="108"/>
-            </w:tcMar>
-          </w:tcPr>
-          <w:p>
-            <w:pPr>
-              <w:spacing w:after="0" w:before="0" w:line="240"/>
-            </w:pPr>
-            <w:r>
-              <w:rPr>
-                <w:rFonts w:ascii="Calibri" w:cs="Calibri" w:eastAsia="Calibri" w:hAnsi="Calibri"/>
-                <w:sz w:val="19"/>
-                <w:szCs w:val="19"/>
-              </w:rPr>
-              <w:t xml:space="preserve">[to supply: longstop date, the earlier of 45 days from the Effective Date and first publication of the Tier table]</w:t>
-            </w:r>
-          </w:p>
-        </w:tc>
-        <w:tc>
-          <w:tcPr>
-            <w:tcW w:type="dxa" w:w="3071"/>
+            <w:tcW w:type="dxa" w:w="2796"/>
+            <w:tcMar>
+              <w:top w:type="dxa" w:w="60"/>
+              <w:left w:type="dxa" w:w="108"/>
+              <w:bottom w:type="dxa" w:w="60"/>
+              <w:right w:type="dxa" w:w="108"/>
+            </w:tcMar>
+          </w:tcPr>
+          <w:p>
+            <w:pPr>
+              <w:spacing w:after="0" w:before="0" w:line="240"/>
+            </w:pPr>
+            <w:r>
+              <w:rPr>
+                <w:rFonts w:ascii="Calibri" w:cs="Calibri" w:eastAsia="Calibri" w:hAnsi="Calibri"/>
+                <w:sz w:val="19"/>
+                <w:szCs w:val="19"/>
+              </w:rPr>
+              <w:t xml:space="preserve">[to supply: longstop date, the earlier of 45 days from the Effective Date and first publication of the Tier matrix]</w:t>
+            </w:r>
+          </w:p>
+        </w:tc>
+        <w:tc>
+          <w:tcPr>
+            <w:tcW w:type="dxa" w:w="3063"/>
             <w:tcMar>
               <w:top w:type="dxa" w:w="60"/>
               <w:left w:type="dxa" w:w="108"/>
@@ -15041,7 +15041,7 @@
         </w:trPr>
         <w:tc>
           <w:tcPr>
-            <w:tcW w:type="dxa" w:w="3291"/>
+            <w:tcW w:type="dxa" w:w="3282"/>
             <w:tcMar>
               <w:top w:type="dxa" w:w="60"/>
               <w:left w:type="dxa" w:w="108"/>
@@ -15089,7 +15089,7 @@
         </w:tc>
         <w:tc>
           <w:tcPr>
-            <w:tcW w:type="dxa" w:w="2779"/>
+            <w:tcW w:type="dxa" w:w="2796"/>
             <w:tcMar>
               <w:top w:type="dxa" w:w="60"/>
               <w:left w:type="dxa" w:w="108"/>
@@ -15113,7 +15113,7 @@
         </w:tc>
         <w:tc>
           <w:tcPr>
-            <w:tcW w:type="dxa" w:w="3071"/>
+            <w:tcW w:type="dxa" w:w="3063"/>
             <w:tcMar>
               <w:top w:type="dxa" w:w="60"/>
               <w:left w:type="dxa" w:w="108"/>
@@ -15142,7 +15142,7 @@
         </w:trPr>
         <w:tc>
           <w:tcPr>
-            <w:tcW w:type="dxa" w:w="3291"/>
+            <w:tcW w:type="dxa" w:w="3282"/>
             <w:tcMar>
               <w:top w:type="dxa" w:w="60"/>
               <w:left w:type="dxa" w:w="108"/>
@@ -15190,49 +15190,49 @@
         </w:tc>
         <w:tc>
           <w:tcPr>
-            <w:tcW w:type="dxa" w:w="2779"/>
-            <w:tcMar>
-              <w:top w:type="dxa" w:w="60"/>
-              <w:left w:type="dxa" w:w="108"/>
-              <w:bottom w:type="dxa" w:w="60"/>
-              <w:right w:type="dxa" w:w="108"/>
-            </w:tcMar>
-          </w:tcPr>
-          <w:p>
-            <w:pPr>
-              <w:spacing w:after="0" w:before="0" w:line="240"/>
-            </w:pPr>
-            <w:r>
-              <w:rPr>
-                <w:rFonts w:ascii="Calibri" w:cs="Calibri" w:eastAsia="Calibri" w:hAnsi="Calibri"/>
-                <w:sz w:val="19"/>
-                <w:szCs w:val="19"/>
-              </w:rPr>
-              <w:t xml:space="preserve">Before publication of the Tier table</w:t>
-            </w:r>
-          </w:p>
-        </w:tc>
-        <w:tc>
-          <w:tcPr>
-            <w:tcW w:type="dxa" w:w="3071"/>
-            <w:tcMar>
-              <w:top w:type="dxa" w:w="60"/>
-              <w:left w:type="dxa" w:w="108"/>
-              <w:bottom w:type="dxa" w:w="60"/>
-              <w:right w:type="dxa" w:w="108"/>
-            </w:tcMar>
-          </w:tcPr>
-          <w:p>
-            <w:pPr>
-              <w:spacing w:after="0" w:before="0" w:line="240"/>
-            </w:pPr>
-            <w:r>
-              <w:rPr>
-                <w:rFonts w:ascii="Calibri" w:cs="Calibri" w:eastAsia="Calibri" w:hAnsi="Calibri"/>
-                <w:sz w:val="19"/>
-                <w:szCs w:val="19"/>
-              </w:rPr>
-              <w:t xml:space="preserve">No Tier table is published and no Engagement Order is executed at an untested Tier, and clause 14.4 applies.</w:t>
+            <w:tcW w:type="dxa" w:w="2796"/>
+            <w:tcMar>
+              <w:top w:type="dxa" w:w="60"/>
+              <w:left w:type="dxa" w:w="108"/>
+              <w:bottom w:type="dxa" w:w="60"/>
+              <w:right w:type="dxa" w:w="108"/>
+            </w:tcMar>
+          </w:tcPr>
+          <w:p>
+            <w:pPr>
+              <w:spacing w:after="0" w:before="0" w:line="240"/>
+            </w:pPr>
+            <w:r>
+              <w:rPr>
+                <w:rFonts w:ascii="Calibri" w:cs="Calibri" w:eastAsia="Calibri" w:hAnsi="Calibri"/>
+                <w:sz w:val="19"/>
+                <w:szCs w:val="19"/>
+              </w:rPr>
+              <w:t xml:space="preserve">Before publication of the Tier matrix</w:t>
+            </w:r>
+          </w:p>
+        </w:tc>
+        <w:tc>
+          <w:tcPr>
+            <w:tcW w:type="dxa" w:w="3063"/>
+            <w:tcMar>
+              <w:top w:type="dxa" w:w="60"/>
+              <w:left w:type="dxa" w:w="108"/>
+              <w:bottom w:type="dxa" w:w="60"/>
+              <w:right w:type="dxa" w:w="108"/>
+            </w:tcMar>
+          </w:tcPr>
+          <w:p>
+            <w:pPr>
+              <w:spacing w:after="0" w:before="0" w:line="240"/>
+            </w:pPr>
+            <w:r>
+              <w:rPr>
+                <w:rFonts w:ascii="Calibri" w:cs="Calibri" w:eastAsia="Calibri" w:hAnsi="Calibri"/>
+                <w:sz w:val="19"/>
+                <w:szCs w:val="19"/>
+              </w:rPr>
+              <w:t xml:space="preserve">No Tier matrix is published and no Engagement Order is executed at an untested Tier, and clause 14.4 applies.</w:t>
             </w:r>
           </w:p>
         </w:tc>
@@ -15243,7 +15243,7 @@
         </w:trPr>
         <w:tc>
           <w:tcPr>
-            <w:tcW w:type="dxa" w:w="3291"/>
+            <w:tcW w:type="dxa" w:w="3282"/>
             <w:tcMar>
               <w:top w:type="dxa" w:w="60"/>
               <w:left w:type="dxa" w:w="108"/>
@@ -15291,7 +15291,7 @@
         </w:tc>
         <w:tc>
           <w:tcPr>
-            <w:tcW w:type="dxa" w:w="2779"/>
+            <w:tcW w:type="dxa" w:w="2796"/>
             <w:tcMar>
               <w:top w:type="dxa" w:w="60"/>
               <w:left w:type="dxa" w:w="108"/>
@@ -15315,7 +15315,7 @@
         </w:tc>
         <w:tc>
           <w:tcPr>
-            <w:tcW w:type="dxa" w:w="3071"/>
+            <w:tcW w:type="dxa" w:w="3063"/>
             <w:tcMar>
               <w:top w:type="dxa" w:w="60"/>
               <w:left w:type="dxa" w:w="108"/>
@@ -15474,7 +15474,7 @@
           <w:sz w:val="24"/>
           <w:szCs w:val="24"/>
         </w:rPr>
-        <w:t xml:space="preserve">3. Facts to supply</w:t>
+        <w:t xml:space="preserve">3. Particulars</w:t>
       </w:r>
     </w:p>
     <w:tbl>
@@ -15490,8 +15490,8 @@
         </w:tblBorders>
       </w:tblPr>
       <w:tblGrid>
-        <w:gridCol w:w="8526"/>
-        <w:gridCol w:w="834"/>
+        <w:gridCol w:w="5498"/>
+        <w:gridCol w:w="3862"/>
       </w:tblGrid>
       <w:tr>
         <w:trPr>
@@ -15499,7 +15499,7 @@
         </w:trPr>
         <w:tc>
           <w:tcPr>
-            <w:tcW w:type="dxa" w:w="8526"/>
+            <w:tcW w:type="dxa" w:w="5498"/>
             <w:shd w:fill="EDEDED" w:color="auto" w:val="clear"/>
             <w:tcMar>
               <w:top w:type="dxa" w:w="60"/>
@@ -15520,13 +15520,13 @@
                 <w:sz w:val="19"/>
                 <w:szCs w:val="19"/>
               </w:rPr>
-              <w:t xml:space="preserve">Item</w:t>
-            </w:r>
-          </w:p>
-        </w:tc>
-        <w:tc>
-          <w:tcPr>
-            <w:tcW w:type="dxa" w:w="834"/>
+              <w:t xml:space="preserve">Particular</w:t>
+            </w:r>
+          </w:p>
+        </w:tc>
+        <w:tc>
+          <w:tcPr>
+            <w:tcW w:type="dxa" w:w="3862"/>
             <w:shd w:fill="EDEDED" w:color="auto" w:val="clear"/>
             <w:tcMar>
               <w:top w:type="dxa" w:w="60"/>
@@ -15547,7 +15547,7 @@
                 <w:sz w:val="19"/>
                 <w:szCs w:val="19"/>
               </w:rPr>
-              <w:t xml:space="preserve">Owner</w:t>
+              <w:t xml:space="preserve">Value</w:t>
             </w:r>
           </w:p>
         </w:tc>
@@ -15558,49 +15558,49 @@
         </w:trPr>
         <w:tc>
           <w:tcPr>
-            <w:tcW w:type="dxa" w:w="8526"/>
-            <w:tcMar>
-              <w:top w:type="dxa" w:w="60"/>
-              <w:left w:type="dxa" w:w="108"/>
-              <w:bottom w:type="dxa" w:w="60"/>
-              <w:right w:type="dxa" w:w="108"/>
-            </w:tcMar>
-          </w:tcPr>
-          <w:p>
-            <w:pPr>
-              <w:spacing w:after="0" w:before="0" w:line="240"/>
-            </w:pPr>
-            <w:r>
-              <w:rPr>
-                <w:rFonts w:ascii="Calibri" w:cs="Calibri" w:eastAsia="Calibri" w:hAnsi="Calibri"/>
-                <w:sz w:val="19"/>
-                <w:szCs w:val="19"/>
-              </w:rPr>
-              <w:t xml:space="preserve">Both Parties' legal entity names, entity types, states of organization, registration numbers</w:t>
-            </w:r>
-          </w:p>
-        </w:tc>
-        <w:tc>
-          <w:tcPr>
-            <w:tcW w:type="dxa" w:w="834"/>
-            <w:tcMar>
-              <w:top w:type="dxa" w:w="60"/>
-              <w:left w:type="dxa" w:w="108"/>
-              <w:bottom w:type="dxa" w:w="60"/>
-              <w:right w:type="dxa" w:w="108"/>
-            </w:tcMar>
-          </w:tcPr>
-          <w:p>
-            <w:pPr>
-              <w:spacing w:after="0" w:before="0" w:line="240"/>
-            </w:pPr>
-            <w:r>
-              <w:rPr>
-                <w:rFonts w:ascii="Calibri" w:cs="Calibri" w:eastAsia="Calibri" w:hAnsi="Calibri"/>
-                <w:sz w:val="19"/>
-                <w:szCs w:val="19"/>
-              </w:rPr>
-              <w:t xml:space="preserve">Joint</w:t>
+            <w:tcW w:type="dxa" w:w="5498"/>
+            <w:tcMar>
+              <w:top w:type="dxa" w:w="60"/>
+              <w:left w:type="dxa" w:w="108"/>
+              <w:bottom w:type="dxa" w:w="60"/>
+              <w:right w:type="dxa" w:w="108"/>
+            </w:tcMar>
+          </w:tcPr>
+          <w:p>
+            <w:pPr>
+              <w:spacing w:after="0" w:before="0" w:line="240"/>
+            </w:pPr>
+            <w:r>
+              <w:rPr>
+                <w:rFonts w:ascii="Calibri" w:cs="Calibri" w:eastAsia="Calibri" w:hAnsi="Calibri"/>
+                <w:sz w:val="19"/>
+                <w:szCs w:val="19"/>
+              </w:rPr>
+              <w:t xml:space="preserve">Address for notices to Automatum under clause 26.4</w:t>
+            </w:r>
+          </w:p>
+        </w:tc>
+        <w:tc>
+          <w:tcPr>
+            <w:tcW w:type="dxa" w:w="3862"/>
+            <w:tcMar>
+              <w:top w:type="dxa" w:w="60"/>
+              <w:left w:type="dxa" w:w="108"/>
+              <w:bottom w:type="dxa" w:w="60"/>
+              <w:right w:type="dxa" w:w="108"/>
+            </w:tcMar>
+          </w:tcPr>
+          <w:p>
+            <w:pPr>
+              <w:spacing w:after="0" w:before="0" w:line="240"/>
+            </w:pPr>
+            <w:r>
+              <w:rPr>
+                <w:rFonts w:ascii="Calibri" w:cs="Calibri" w:eastAsia="Calibri" w:hAnsi="Calibri"/>
+                <w:sz w:val="19"/>
+                <w:szCs w:val="19"/>
+              </w:rPr>
+              <w:t xml:space="preserve">[to supply: Automatum notice address]</w:t>
             </w:r>
           </w:p>
         </w:tc>
@@ -15611,49 +15611,49 @@
         </w:trPr>
         <w:tc>
           <w:tcPr>
-            <w:tcW w:type="dxa" w:w="8526"/>
-            <w:tcMar>
-              <w:top w:type="dxa" w:w="60"/>
-              <w:left w:type="dxa" w:w="108"/>
-              <w:bottom w:type="dxa" w:w="60"/>
-              <w:right w:type="dxa" w:w="108"/>
-            </w:tcMar>
-          </w:tcPr>
-          <w:p>
-            <w:pPr>
-              <w:spacing w:after="0" w:before="0" w:line="240"/>
-            </w:pPr>
-            <w:r>
-              <w:rPr>
-                <w:rFonts w:ascii="Calibri" w:cs="Calibri" w:eastAsia="Calibri" w:hAnsi="Calibri"/>
-                <w:sz w:val="19"/>
-                <w:szCs w:val="19"/>
-              </w:rPr>
-              <w:t xml:space="preserve">Principal and notice addresses, including the address for legal notices under clause 26.4</w:t>
-            </w:r>
-          </w:p>
-        </w:tc>
-        <w:tc>
-          <w:tcPr>
-            <w:tcW w:type="dxa" w:w="834"/>
-            <w:tcMar>
-              <w:top w:type="dxa" w:w="60"/>
-              <w:left w:type="dxa" w:w="108"/>
-              <w:bottom w:type="dxa" w:w="60"/>
-              <w:right w:type="dxa" w:w="108"/>
-            </w:tcMar>
-          </w:tcPr>
-          <w:p>
-            <w:pPr>
-              <w:spacing w:after="0" w:before="0" w:line="240"/>
-            </w:pPr>
-            <w:r>
-              <w:rPr>
-                <w:rFonts w:ascii="Calibri" w:cs="Calibri" w:eastAsia="Calibri" w:hAnsi="Calibri"/>
-                <w:sz w:val="19"/>
-                <w:szCs w:val="19"/>
-              </w:rPr>
-              <w:t xml:space="preserve">Joint</w:t>
+            <w:tcW w:type="dxa" w:w="5498"/>
+            <w:tcMar>
+              <w:top w:type="dxa" w:w="60"/>
+              <w:left w:type="dxa" w:w="108"/>
+              <w:bottom w:type="dxa" w:w="60"/>
+              <w:right w:type="dxa" w:w="108"/>
+            </w:tcMar>
+          </w:tcPr>
+          <w:p>
+            <w:pPr>
+              <w:spacing w:after="0" w:before="0" w:line="240"/>
+            </w:pPr>
+            <w:r>
+              <w:rPr>
+                <w:rFonts w:ascii="Calibri" w:cs="Calibri" w:eastAsia="Calibri" w:hAnsi="Calibri"/>
+                <w:sz w:val="19"/>
+                <w:szCs w:val="19"/>
+              </w:rPr>
+              <w:t xml:space="preserve">Address for notices to OBVG under clause 26.4</w:t>
+            </w:r>
+          </w:p>
+        </w:tc>
+        <w:tc>
+          <w:tcPr>
+            <w:tcW w:type="dxa" w:w="3862"/>
+            <w:tcMar>
+              <w:top w:type="dxa" w:w="60"/>
+              <w:left w:type="dxa" w:w="108"/>
+              <w:bottom w:type="dxa" w:w="60"/>
+              <w:right w:type="dxa" w:w="108"/>
+            </w:tcMar>
+          </w:tcPr>
+          <w:p>
+            <w:pPr>
+              <w:spacing w:after="0" w:before="0" w:line="240"/>
+            </w:pPr>
+            <w:r>
+              <w:rPr>
+                <w:rFonts w:ascii="Calibri" w:cs="Calibri" w:eastAsia="Calibri" w:hAnsi="Calibri"/>
+                <w:sz w:val="19"/>
+                <w:szCs w:val="19"/>
+              </w:rPr>
+              <w:t xml:space="preserve">[to supply: OBVG notice address]</w:t>
             </w:r>
           </w:p>
         </w:tc>
@@ -15664,49 +15664,49 @@
         </w:trPr>
         <w:tc>
           <w:tcPr>
-            <w:tcW w:type="dxa" w:w="8526"/>
-            <w:tcMar>
-              <w:top w:type="dxa" w:w="60"/>
-              <w:left w:type="dxa" w:w="108"/>
-              <w:bottom w:type="dxa" w:w="60"/>
-              <w:right w:type="dxa" w:w="108"/>
-            </w:tcMar>
-          </w:tcPr>
-          <w:p>
-            <w:pPr>
-              <w:spacing w:after="0" w:before="0" w:line="240"/>
-            </w:pPr>
-            <w:r>
-              <w:rPr>
-                <w:rFonts w:ascii="Calibri" w:cs="Calibri" w:eastAsia="Calibri" w:hAnsi="Calibri"/>
-                <w:sz w:val="19"/>
-                <w:szCs w:val="19"/>
-              </w:rPr>
-              <w:t xml:space="preserve">Signatory names and titles, and the Effective Date</w:t>
-            </w:r>
-          </w:p>
-        </w:tc>
-        <w:tc>
-          <w:tcPr>
-            <w:tcW w:type="dxa" w:w="834"/>
-            <w:tcMar>
-              <w:top w:type="dxa" w:w="60"/>
-              <w:left w:type="dxa" w:w="108"/>
-              <w:bottom w:type="dxa" w:w="60"/>
-              <w:right w:type="dxa" w:w="108"/>
-            </w:tcMar>
-          </w:tcPr>
-          <w:p>
-            <w:pPr>
-              <w:spacing w:after="0" w:before="0" w:line="240"/>
-            </w:pPr>
-            <w:r>
-              <w:rPr>
-                <w:rFonts w:ascii="Calibri" w:cs="Calibri" w:eastAsia="Calibri" w:hAnsi="Calibri"/>
-                <w:sz w:val="19"/>
-                <w:szCs w:val="19"/>
-              </w:rPr>
-              <w:t xml:space="preserve">Joint</w:t>
+            <w:tcW w:type="dxa" w:w="5498"/>
+            <w:tcMar>
+              <w:top w:type="dxa" w:w="60"/>
+              <w:left w:type="dxa" w:w="108"/>
+              <w:bottom w:type="dxa" w:w="60"/>
+              <w:right w:type="dxa" w:w="108"/>
+            </w:tcMar>
+          </w:tcPr>
+          <w:p>
+            <w:pPr>
+              <w:spacing w:after="0" w:before="0" w:line="240"/>
+            </w:pPr>
+            <w:r>
+              <w:rPr>
+                <w:rFonts w:ascii="Calibri" w:cs="Calibri" w:eastAsia="Calibri" w:hAnsi="Calibri"/>
+                <w:sz w:val="19"/>
+                <w:szCs w:val="19"/>
+              </w:rPr>
+              <w:t xml:space="preserve">AWS Marketplace listing identifier and seller of record entity</w:t>
+            </w:r>
+          </w:p>
+        </w:tc>
+        <w:tc>
+          <w:tcPr>
+            <w:tcW w:type="dxa" w:w="3862"/>
+            <w:tcMar>
+              <w:top w:type="dxa" w:w="60"/>
+              <w:left w:type="dxa" w:w="108"/>
+              <w:bottom w:type="dxa" w:w="60"/>
+              <w:right w:type="dxa" w:w="108"/>
+            </w:tcMar>
+          </w:tcPr>
+          <w:p>
+            <w:pPr>
+              <w:spacing w:after="0" w:before="0" w:line="240"/>
+            </w:pPr>
+            <w:r>
+              <w:rPr>
+                <w:rFonts w:ascii="Calibri" w:cs="Calibri" w:eastAsia="Calibri" w:hAnsi="Calibri"/>
+                <w:sz w:val="19"/>
+                <w:szCs w:val="19"/>
+              </w:rPr>
+              <w:t xml:space="preserve">[to supply: listing identifier and seller of record entity]</w:t>
             </w:r>
           </w:p>
         </w:tc>
@@ -15717,49 +15717,49 @@
         </w:trPr>
         <w:tc>
           <w:tcPr>
-            <w:tcW w:type="dxa" w:w="8526"/>
-            <w:tcMar>
-              <w:top w:type="dxa" w:w="60"/>
-              <w:left w:type="dxa" w:w="108"/>
-              <w:bottom w:type="dxa" w:w="60"/>
-              <w:right w:type="dxa" w:w="108"/>
-            </w:tcMar>
-          </w:tcPr>
-          <w:p>
-            <w:pPr>
-              <w:spacing w:after="0" w:before="0" w:line="240"/>
-            </w:pPr>
-            <w:r>
-              <w:rPr>
-                <w:rFonts w:ascii="Calibri" w:cs="Calibri" w:eastAsia="Calibri" w:hAnsi="Calibri"/>
-                <w:sz w:val="19"/>
-                <w:szCs w:val="19"/>
-              </w:rPr>
-              <w:t xml:space="preserve">Named Channel Manager, Backup and Tier 3 Deal Desk Owner per Engagement</w:t>
-            </w:r>
-          </w:p>
-        </w:tc>
-        <w:tc>
-          <w:tcPr>
-            <w:tcW w:type="dxa" w:w="834"/>
-            <w:tcMar>
-              <w:top w:type="dxa" w:w="60"/>
-              <w:left w:type="dxa" w:w="108"/>
-              <w:bottom w:type="dxa" w:w="60"/>
-              <w:right w:type="dxa" w:w="108"/>
-            </w:tcMar>
-          </w:tcPr>
-          <w:p>
-            <w:pPr>
-              <w:spacing w:after="0" w:before="0" w:line="240"/>
-            </w:pPr>
-            <w:r>
-              <w:rPr>
-                <w:rFonts w:ascii="Calibri" w:cs="Calibri" w:eastAsia="Calibri" w:hAnsi="Calibri"/>
-                <w:sz w:val="19"/>
-                <w:szCs w:val="19"/>
-              </w:rPr>
-              <w:t xml:space="preserve">OBVG</w:t>
+            <w:tcW w:type="dxa" w:w="5498"/>
+            <w:tcMar>
+              <w:top w:type="dxa" w:w="60"/>
+              <w:left w:type="dxa" w:w="108"/>
+              <w:bottom w:type="dxa" w:w="60"/>
+              <w:right w:type="dxa" w:w="108"/>
+            </w:tcMar>
+          </w:tcPr>
+          <w:p>
+            <w:pPr>
+              <w:spacing w:after="0" w:before="0" w:line="240"/>
+            </w:pPr>
+            <w:r>
+              <w:rPr>
+                <w:rFonts w:ascii="Calibri" w:cs="Calibri" w:eastAsia="Calibri" w:hAnsi="Calibri"/>
+                <w:sz w:val="19"/>
+                <w:szCs w:val="19"/>
+              </w:rPr>
+              <w:t xml:space="preserve">APN account under which OBVG files partner-sourced opportunities under clause 5.1(j)</w:t>
+            </w:r>
+          </w:p>
+        </w:tc>
+        <w:tc>
+          <w:tcPr>
+            <w:tcW w:type="dxa" w:w="3862"/>
+            <w:tcMar>
+              <w:top w:type="dxa" w:w="60"/>
+              <w:left w:type="dxa" w:w="108"/>
+              <w:bottom w:type="dxa" w:w="60"/>
+              <w:right w:type="dxa" w:w="108"/>
+            </w:tcMar>
+          </w:tcPr>
+          <w:p>
+            <w:pPr>
+              <w:spacing w:after="0" w:before="0" w:line="240"/>
+            </w:pPr>
+            <w:r>
+              <w:rPr>
+                <w:rFonts w:ascii="Calibri" w:cs="Calibri" w:eastAsia="Calibri" w:hAnsi="Calibri"/>
+                <w:sz w:val="19"/>
+                <w:szCs w:val="19"/>
+              </w:rPr>
+              <w:t xml:space="preserve">[to supply: APN account]</w:t>
             </w:r>
           </w:p>
         </w:tc>
@@ -15770,49 +15770,49 @@
         </w:trPr>
         <w:tc>
           <w:tcPr>
-            <w:tcW w:type="dxa" w:w="8526"/>
-            <w:tcMar>
-              <w:top w:type="dxa" w:w="60"/>
-              <w:left w:type="dxa" w:w="108"/>
-              <w:bottom w:type="dxa" w:w="60"/>
-              <w:right w:type="dxa" w:w="108"/>
-            </w:tcMar>
-          </w:tcPr>
-          <w:p>
-            <w:pPr>
-              <w:spacing w:after="0" w:before="0" w:line="240"/>
-            </w:pPr>
-            <w:r>
-              <w:rPr>
-                <w:rFonts w:ascii="Calibri" w:cs="Calibri" w:eastAsia="Calibri" w:hAnsi="Calibri"/>
-                <w:sz w:val="19"/>
-                <w:szCs w:val="19"/>
-              </w:rPr>
-              <w:t xml:space="preserve">Relationship managers and escalation executives (Schedule 7 paragraph 3)</w:t>
-            </w:r>
-          </w:p>
-        </w:tc>
-        <w:tc>
-          <w:tcPr>
-            <w:tcW w:type="dxa" w:w="834"/>
-            <w:tcMar>
-              <w:top w:type="dxa" w:w="60"/>
-              <w:left w:type="dxa" w:w="108"/>
-              <w:bottom w:type="dxa" w:w="60"/>
-              <w:right w:type="dxa" w:w="108"/>
-            </w:tcMar>
-          </w:tcPr>
-          <w:p>
-            <w:pPr>
-              <w:spacing w:after="0" w:before="0" w:line="240"/>
-            </w:pPr>
-            <w:r>
-              <w:rPr>
-                <w:rFonts w:ascii="Calibri" w:cs="Calibri" w:eastAsia="Calibri" w:hAnsi="Calibri"/>
-                <w:sz w:val="19"/>
-                <w:szCs w:val="19"/>
-              </w:rPr>
-              <w:t xml:space="preserve">Joint</w:t>
+            <w:tcW w:type="dxa" w:w="5498"/>
+            <w:tcMar>
+              <w:top w:type="dxa" w:w="60"/>
+              <w:left w:type="dxa" w:w="108"/>
+              <w:bottom w:type="dxa" w:w="60"/>
+              <w:right w:type="dxa" w:w="108"/>
+            </w:tcMar>
+          </w:tcPr>
+          <w:p>
+            <w:pPr>
+              <w:spacing w:after="0" w:before="0" w:line="240"/>
+            </w:pPr>
+            <w:r>
+              <w:rPr>
+                <w:rFonts w:ascii="Calibri" w:cs="Calibri" w:eastAsia="Calibri" w:hAnsi="Calibri"/>
+                <w:sz w:val="19"/>
+                <w:szCs w:val="19"/>
+              </w:rPr>
+              <w:t xml:space="preserve">Solution identifier under clause 13.4</w:t>
+            </w:r>
+          </w:p>
+        </w:tc>
+        <w:tc>
+          <w:tcPr>
+            <w:tcW w:type="dxa" w:w="3862"/>
+            <w:tcMar>
+              <w:top w:type="dxa" w:w="60"/>
+              <w:left w:type="dxa" w:w="108"/>
+              <w:bottom w:type="dxa" w:w="60"/>
+              <w:right w:type="dxa" w:w="108"/>
+            </w:tcMar>
+          </w:tcPr>
+          <w:p>
+            <w:pPr>
+              <w:spacing w:after="0" w:before="0" w:line="240"/>
+            </w:pPr>
+            <w:r>
+              <w:rPr>
+                <w:rFonts w:ascii="Calibri" w:cs="Calibri" w:eastAsia="Calibri" w:hAnsi="Calibri"/>
+                <w:sz w:val="19"/>
+                <w:szCs w:val="19"/>
+              </w:rPr>
+              <w:t xml:space="preserve">[to supply: solution identifier]</w:t>
             </w:r>
           </w:p>
         </w:tc>
@@ -15823,420 +15823,49 @@
         </w:trPr>
         <w:tc>
           <w:tcPr>
-            <w:tcW w:type="dxa" w:w="8526"/>
-            <w:tcMar>
-              <w:top w:type="dxa" w:w="60"/>
-              <w:left w:type="dxa" w:w="108"/>
-              <w:bottom w:type="dxa" w:w="60"/>
-              <w:right w:type="dxa" w:w="108"/>
-            </w:tcMar>
-          </w:tcPr>
-          <w:p>
-            <w:pPr>
-              <w:spacing w:after="0" w:before="0" w:line="240"/>
-            </w:pPr>
-            <w:r>
-              <w:rPr>
-                <w:rFonts w:ascii="Calibri" w:cs="Calibri" w:eastAsia="Calibri" w:hAnsi="Calibri"/>
-                <w:sz w:val="19"/>
-                <w:szCs w:val="19"/>
-              </w:rPr>
-              <w:t xml:space="preserve">PSR vendor details and certifications (Schedule 5 Part A)</w:t>
-            </w:r>
-          </w:p>
-        </w:tc>
-        <w:tc>
-          <w:tcPr>
-            <w:tcW w:type="dxa" w:w="834"/>
-            <w:tcMar>
-              <w:top w:type="dxa" w:w="60"/>
-              <w:left w:type="dxa" w:w="108"/>
-              <w:bottom w:type="dxa" w:w="60"/>
-              <w:right w:type="dxa" w:w="108"/>
-            </w:tcMar>
-          </w:tcPr>
-          <w:p>
-            <w:pPr>
-              <w:spacing w:after="0" w:before="0" w:line="240"/>
-            </w:pPr>
-            <w:r>
-              <w:rPr>
-                <w:rFonts w:ascii="Calibri" w:cs="Calibri" w:eastAsia="Calibri" w:hAnsi="Calibri"/>
-                <w:sz w:val="19"/>
-                <w:szCs w:val="19"/>
-              </w:rPr>
-              <w:t xml:space="preserve">OBVG</w:t>
-            </w:r>
-          </w:p>
-        </w:tc>
-      </w:tr>
-      <w:tr>
-        <w:trPr>
-          <w:tblHeader w:val="false"/>
-        </w:trPr>
-        <w:tc>
-          <w:tcPr>
-            <w:tcW w:type="dxa" w:w="8526"/>
-            <w:tcMar>
-              <w:top w:type="dxa" w:w="60"/>
-              <w:left w:type="dxa" w:w="108"/>
-              <w:bottom w:type="dxa" w:w="60"/>
-              <w:right w:type="dxa" w:w="108"/>
-            </w:tcMar>
-          </w:tcPr>
-          <w:p>
-            <w:pPr>
-              <w:spacing w:after="0" w:before="0" w:line="240"/>
-            </w:pPr>
-            <w:r>
-              <w:rPr>
-                <w:rFonts w:ascii="Calibri" w:cs="Calibri" w:eastAsia="Calibri" w:hAnsi="Calibri"/>
-                <w:sz w:val="19"/>
-                <w:szCs w:val="19"/>
-              </w:rPr>
-              <w:t xml:space="preserve">Subprocessor list (Schedule 5 Part C paragraph 4)</w:t>
-            </w:r>
-          </w:p>
-        </w:tc>
-        <w:tc>
-          <w:tcPr>
-            <w:tcW w:type="dxa" w:w="834"/>
-            <w:tcMar>
-              <w:top w:type="dxa" w:w="60"/>
-              <w:left w:type="dxa" w:w="108"/>
-              <w:bottom w:type="dxa" w:w="60"/>
-              <w:right w:type="dxa" w:w="108"/>
-            </w:tcMar>
-          </w:tcPr>
-          <w:p>
-            <w:pPr>
-              <w:spacing w:after="0" w:before="0" w:line="240"/>
-            </w:pPr>
-            <w:r>
-              <w:rPr>
-                <w:rFonts w:ascii="Calibri" w:cs="Calibri" w:eastAsia="Calibri" w:hAnsi="Calibri"/>
-                <w:sz w:val="19"/>
-                <w:szCs w:val="19"/>
-              </w:rPr>
-              <w:t xml:space="preserve">OBVG</w:t>
-            </w:r>
-          </w:p>
-        </w:tc>
-      </w:tr>
-      <w:tr>
-        <w:trPr>
-          <w:tblHeader w:val="false"/>
-        </w:trPr>
-        <w:tc>
-          <w:tcPr>
-            <w:tcW w:type="dxa" w:w="8526"/>
-            <w:tcMar>
-              <w:top w:type="dxa" w:w="60"/>
-              <w:left w:type="dxa" w:w="108"/>
-              <w:bottom w:type="dxa" w:w="60"/>
-              <w:right w:type="dxa" w:w="108"/>
-            </w:tcMar>
-          </w:tcPr>
-          <w:p>
-            <w:pPr>
-              <w:spacing w:after="0" w:before="0" w:line="240"/>
-            </w:pPr>
-            <w:r>
-              <w:rPr>
-                <w:rFonts w:ascii="Calibri" w:cs="Calibri" w:eastAsia="Calibri" w:hAnsi="Calibri"/>
-                <w:sz w:val="19"/>
-                <w:szCs w:val="19"/>
-              </w:rPr>
-              <w:t xml:space="preserve">Rate card day rates (Schedule 2 paragraph 6)</w:t>
-            </w:r>
-          </w:p>
-        </w:tc>
-        <w:tc>
-          <w:tcPr>
-            <w:tcW w:type="dxa" w:w="834"/>
-            <w:tcMar>
-              <w:top w:type="dxa" w:w="60"/>
-              <w:left w:type="dxa" w:w="108"/>
-              <w:bottom w:type="dxa" w:w="60"/>
-              <w:right w:type="dxa" w:w="108"/>
-            </w:tcMar>
-          </w:tcPr>
-          <w:p>
-            <w:pPr>
-              <w:spacing w:after="0" w:before="0" w:line="240"/>
-            </w:pPr>
-            <w:r>
-              <w:rPr>
-                <w:rFonts w:ascii="Calibri" w:cs="Calibri" w:eastAsia="Calibri" w:hAnsi="Calibri"/>
-                <w:sz w:val="19"/>
-                <w:szCs w:val="19"/>
-              </w:rPr>
-              <w:t xml:space="preserve">OBVG</w:t>
-            </w:r>
-          </w:p>
-        </w:tc>
-      </w:tr>
-      <w:tr>
-        <w:trPr>
-          <w:tblHeader w:val="false"/>
-        </w:trPr>
-        <w:tc>
-          <w:tcPr>
-            <w:tcW w:type="dxa" w:w="8526"/>
-            <w:tcMar>
-              <w:top w:type="dxa" w:w="60"/>
-              <w:left w:type="dxa" w:w="108"/>
-              <w:bottom w:type="dxa" w:w="60"/>
-              <w:right w:type="dxa" w:w="108"/>
-            </w:tcMar>
-          </w:tcPr>
-          <w:p>
-            <w:pPr>
-              <w:spacing w:after="0" w:before="0" w:line="240"/>
-            </w:pPr>
-            <w:r>
-              <w:rPr>
-                <w:rFonts w:ascii="Calibri" w:cs="Calibri" w:eastAsia="Calibri" w:hAnsi="Calibri"/>
-                <w:sz w:val="19"/>
-                <w:szCs w:val="19"/>
-              </w:rPr>
-              <w:t xml:space="preserve">Insurance limits for each required cover</w:t>
-            </w:r>
-          </w:p>
-        </w:tc>
-        <w:tc>
-          <w:tcPr>
-            <w:tcW w:type="dxa" w:w="834"/>
-            <w:tcMar>
-              <w:top w:type="dxa" w:w="60"/>
-              <w:left w:type="dxa" w:w="108"/>
-              <w:bottom w:type="dxa" w:w="60"/>
-              <w:right w:type="dxa" w:w="108"/>
-            </w:tcMar>
-          </w:tcPr>
-          <w:p>
-            <w:pPr>
-              <w:spacing w:after="0" w:before="0" w:line="240"/>
-            </w:pPr>
-            <w:r>
-              <w:rPr>
-                <w:rFonts w:ascii="Calibri" w:cs="Calibri" w:eastAsia="Calibri" w:hAnsi="Calibri"/>
-                <w:sz w:val="19"/>
-                <w:szCs w:val="19"/>
-              </w:rPr>
-              <w:t xml:space="preserve">Joint</w:t>
-            </w:r>
-          </w:p>
-        </w:tc>
-      </w:tr>
-      <w:tr>
-        <w:trPr>
-          <w:tblHeader w:val="false"/>
-        </w:trPr>
-        <w:tc>
-          <w:tcPr>
-            <w:tcW w:type="dxa" w:w="8526"/>
-            <w:tcMar>
-              <w:top w:type="dxa" w:w="60"/>
-              <w:left w:type="dxa" w:w="108"/>
-              <w:bottom w:type="dxa" w:w="60"/>
-              <w:right w:type="dxa" w:w="108"/>
-            </w:tcMar>
-          </w:tcPr>
-          <w:p>
-            <w:pPr>
-              <w:spacing w:after="0" w:before="0" w:line="240"/>
-            </w:pPr>
-            <w:r>
-              <w:rPr>
-                <w:rFonts w:ascii="Calibri" w:cs="Calibri" w:eastAsia="Calibri" w:hAnsi="Calibri"/>
-                <w:sz w:val="19"/>
-                <w:szCs w:val="19"/>
-              </w:rPr>
-              <w:t xml:space="preserve">AWS Marketplace listing identifier and seller of record entity</w:t>
-            </w:r>
-          </w:p>
-        </w:tc>
-        <w:tc>
-          <w:tcPr>
-            <w:tcW w:type="dxa" w:w="834"/>
-            <w:tcMar>
-              <w:top w:type="dxa" w:w="60"/>
-              <w:left w:type="dxa" w:w="108"/>
-              <w:bottom w:type="dxa" w:w="60"/>
-              <w:right w:type="dxa" w:w="108"/>
-            </w:tcMar>
-          </w:tcPr>
-          <w:p>
-            <w:pPr>
-              <w:spacing w:after="0" w:before="0" w:line="240"/>
-            </w:pPr>
-            <w:r>
-              <w:rPr>
-                <w:rFonts w:ascii="Calibri" w:cs="Calibri" w:eastAsia="Calibri" w:hAnsi="Calibri"/>
-                <w:sz w:val="19"/>
-                <w:szCs w:val="19"/>
-              </w:rPr>
-              <w:t xml:space="preserve">Automatum</w:t>
-            </w:r>
-          </w:p>
-        </w:tc>
-      </w:tr>
-      <w:tr>
-        <w:trPr>
-          <w:tblHeader w:val="false"/>
-        </w:trPr>
-        <w:tc>
-          <w:tcPr>
-            <w:tcW w:type="dxa" w:w="8526"/>
-            <w:tcMar>
-              <w:top w:type="dxa" w:w="60"/>
-              <w:left w:type="dxa" w:w="108"/>
-              <w:bottom w:type="dxa" w:w="60"/>
-              <w:right w:type="dxa" w:w="108"/>
-            </w:tcMar>
-          </w:tcPr>
-          <w:p>
-            <w:pPr>
-              <w:spacing w:after="0" w:before="0" w:line="240"/>
-            </w:pPr>
-            <w:r>
-              <w:rPr>
-                <w:rFonts w:ascii="Calibri" w:cs="Calibri" w:eastAsia="Calibri" w:hAnsi="Calibri"/>
-                <w:sz w:val="19"/>
-                <w:szCs w:val="19"/>
-              </w:rPr>
-              <w:t xml:space="preserve">The APN account under which OBVG files partner-sourced opportunities under clause 5.1(j)</w:t>
-            </w:r>
-          </w:p>
-        </w:tc>
-        <w:tc>
-          <w:tcPr>
-            <w:tcW w:type="dxa" w:w="834"/>
-            <w:tcMar>
-              <w:top w:type="dxa" w:w="60"/>
-              <w:left w:type="dxa" w:w="108"/>
-              <w:bottom w:type="dxa" w:w="60"/>
-              <w:right w:type="dxa" w:w="108"/>
-            </w:tcMar>
-          </w:tcPr>
-          <w:p>
-            <w:pPr>
-              <w:spacing w:after="0" w:before="0" w:line="240"/>
-            </w:pPr>
-            <w:r>
-              <w:rPr>
-                <w:rFonts w:ascii="Calibri" w:cs="Calibri" w:eastAsia="Calibri" w:hAnsi="Calibri"/>
-                <w:sz w:val="19"/>
-                <w:szCs w:val="19"/>
-              </w:rPr>
-              <w:t xml:space="preserve">Automatum</w:t>
-            </w:r>
-          </w:p>
-        </w:tc>
-      </w:tr>
-      <w:tr>
-        <w:trPr>
-          <w:tblHeader w:val="false"/>
-        </w:trPr>
-        <w:tc>
-          <w:tcPr>
-            <w:tcW w:type="dxa" w:w="8526"/>
-            <w:tcMar>
-              <w:top w:type="dxa" w:w="60"/>
-              <w:left w:type="dxa" w:w="108"/>
-              <w:bottom w:type="dxa" w:w="60"/>
-              <w:right w:type="dxa" w:w="108"/>
-            </w:tcMar>
-          </w:tcPr>
-          <w:p>
-            <w:pPr>
-              <w:spacing w:after="0" w:before="0" w:line="240"/>
-            </w:pPr>
-            <w:r>
-              <w:rPr>
-                <w:rFonts w:ascii="Calibri" w:cs="Calibri" w:eastAsia="Calibri" w:hAnsi="Calibri"/>
-                <w:sz w:val="19"/>
-                <w:szCs w:val="19"/>
-              </w:rPr>
-              <w:t xml:space="preserve">The solution identifier under clause 13.4</w:t>
-            </w:r>
-          </w:p>
-        </w:tc>
-        <w:tc>
-          <w:tcPr>
-            <w:tcW w:type="dxa" w:w="834"/>
-            <w:tcMar>
-              <w:top w:type="dxa" w:w="60"/>
-              <w:left w:type="dxa" w:w="108"/>
-              <w:bottom w:type="dxa" w:w="60"/>
-              <w:right w:type="dxa" w:w="108"/>
-            </w:tcMar>
-          </w:tcPr>
-          <w:p>
-            <w:pPr>
-              <w:spacing w:after="0" w:before="0" w:line="240"/>
-            </w:pPr>
-            <w:r>
-              <w:rPr>
-                <w:rFonts w:ascii="Calibri" w:cs="Calibri" w:eastAsia="Calibri" w:hAnsi="Calibri"/>
-                <w:sz w:val="19"/>
-                <w:szCs w:val="19"/>
-              </w:rPr>
-              <w:t xml:space="preserve">Automatum</w:t>
-            </w:r>
-          </w:p>
-        </w:tc>
-      </w:tr>
-      <w:tr>
-        <w:trPr>
-          <w:tblHeader w:val="false"/>
-        </w:trPr>
-        <w:tc>
-          <w:tcPr>
-            <w:tcW w:type="dxa" w:w="8526"/>
-            <w:tcMar>
-              <w:top w:type="dxa" w:w="60"/>
-              <w:left w:type="dxa" w:w="108"/>
-              <w:bottom w:type="dxa" w:w="60"/>
-              <w:right w:type="dxa" w:w="108"/>
-            </w:tcMar>
-          </w:tcPr>
-          <w:p>
-            <w:pPr>
-              <w:spacing w:after="0" w:before="0" w:line="240"/>
-            </w:pPr>
-            <w:r>
-              <w:rPr>
-                <w:rFonts w:ascii="Calibri" w:cs="Calibri" w:eastAsia="Calibri" w:hAnsi="Calibri"/>
-                <w:sz w:val="19"/>
-                <w:szCs w:val="19"/>
-              </w:rPr>
-              <w:t xml:space="preserve">Longstop date for the dependency in paragraph 1</w:t>
-            </w:r>
-          </w:p>
-        </w:tc>
-        <w:tc>
-          <w:tcPr>
-            <w:tcW w:type="dxa" w:w="834"/>
-            <w:tcMar>
-              <w:top w:type="dxa" w:w="60"/>
-              <w:left w:type="dxa" w:w="108"/>
-              <w:bottom w:type="dxa" w:w="60"/>
-              <w:right w:type="dxa" w:w="108"/>
-            </w:tcMar>
-          </w:tcPr>
-          <w:p>
-            <w:pPr>
-              <w:spacing w:after="0" w:before="0" w:line="240"/>
-            </w:pPr>
-            <w:r>
-              <w:rPr>
-                <w:rFonts w:ascii="Calibri" w:cs="Calibri" w:eastAsia="Calibri" w:hAnsi="Calibri"/>
-                <w:sz w:val="19"/>
-                <w:szCs w:val="19"/>
-              </w:rPr>
-              <w:t xml:space="preserve">Automatum</w:t>
+            <w:tcW w:type="dxa" w:w="5498"/>
+            <w:tcMar>
+              <w:top w:type="dxa" w:w="60"/>
+              <w:left w:type="dxa" w:w="108"/>
+              <w:bottom w:type="dxa" w:w="60"/>
+              <w:right w:type="dxa" w:w="108"/>
+            </w:tcMar>
+          </w:tcPr>
+          <w:p>
+            <w:pPr>
+              <w:spacing w:after="0" w:before="0" w:line="240"/>
+            </w:pPr>
+            <w:r>
+              <w:rPr>
+                <w:rFonts w:ascii="Calibri" w:cs="Calibri" w:eastAsia="Calibri" w:hAnsi="Calibri"/>
+                <w:sz w:val="19"/>
+                <w:szCs w:val="19"/>
+              </w:rPr>
+              <w:t xml:space="preserve">Limit of each insurance cover required by clause 22</w:t>
+            </w:r>
+          </w:p>
+        </w:tc>
+        <w:tc>
+          <w:tcPr>
+            <w:tcW w:type="dxa" w:w="3862"/>
+            <w:tcMar>
+              <w:top w:type="dxa" w:w="60"/>
+              <w:left w:type="dxa" w:w="108"/>
+              <w:bottom w:type="dxa" w:w="60"/>
+              <w:right w:type="dxa" w:w="108"/>
+            </w:tcMar>
+          </w:tcPr>
+          <w:p>
+            <w:pPr>
+              <w:spacing w:after="0" w:before="0" w:line="240"/>
+            </w:pPr>
+            <w:r>
+              <w:rPr>
+                <w:rFonts w:ascii="Calibri" w:cs="Calibri" w:eastAsia="Calibri" w:hAnsi="Calibri"/>
+                <w:sz w:val="19"/>
+                <w:szCs w:val="19"/>
+              </w:rPr>
+              <w:t xml:space="preserve">[to supply: limit for each cover]</w:t>
             </w:r>
           </w:p>
         </w:tc>
@@ -16419,7 +16048,7 @@
                 <w:sz w:val="19"/>
                 <w:szCs w:val="19"/>
               </w:rPr>
-              <w:t xml:space="preserve">Named-owner committed hours per Tier</w:t>
+              <w:t xml:space="preserve">Named role committed hours per Tier</w:t>
             </w:r>
           </w:p>
         </w:tc>

--- a/docs/commercial/automatum-obvg-white-label-agreement.docx
+++ b/docs/commercial/automatum-obvg-white-label-agreement.docx
@@ -46,7 +46,25 @@
           <w:sz w:val="22"/>
           <w:szCs w:val="22"/>
         </w:rPr>
-        <w:t xml:space="preserve">This Agreement is made as of [to supply: Effective Date] between </w:t>
+        <w:t xml:space="preserve">This Agreement is made as of [to supply: Effective Date] (the "</w:t>
+      </w:r>
+      <w:r>
+        <w:rPr>
+          <w:rFonts w:ascii="Calibri" w:cs="Calibri" w:eastAsia="Calibri" w:hAnsi="Calibri"/>
+          <w:b/>
+          <w:bCs/>
+          <w:sz w:val="22"/>
+          <w:szCs w:val="22"/>
+        </w:rPr>
+        <w:t xml:space="preserve">Effective Date</w:t>
+      </w:r>
+      <w:r>
+        <w:rPr>
+          <w:rFonts w:ascii="Calibri" w:cs="Calibri" w:eastAsia="Calibri" w:hAnsi="Calibri"/>
+          <w:sz w:val="22"/>
+          <w:szCs w:val="22"/>
+        </w:rPr>
+        <w:t xml:space="preserve">") between </w:t>
       </w:r>
       <w:r>
         <w:rPr>
@@ -207,7 +225,7 @@
           <w:sz w:val="22"/>
           <w:szCs w:val="22"/>
         </w:rPr>
-        <w:t xml:space="preserve"> Automatum contracts with, invoices and is the sole counterparty to each client. OBVG performs the channel function as Automatum's subcontractor under Automatum's brand and is not presented to the client as a separate provider.</w:t>
+        <w:t xml:space="preserve"> Automatum contracts with, invoices and is the sole counterparty to each client. OBVG performs the channel function as Automatum's subcontractor under the Automatum Brand and is not presented to the client as a separate provider.</w:t>
       </w:r>
     </w:p>
     <w:p>
@@ -4077,7 +4095,7 @@
           <w:sz w:val="22"/>
           <w:szCs w:val="22"/>
         </w:rPr>
-        <w:t xml:space="preserve"> As at the Effective Date, AWS has not confirmed whether, or by what mechanism, a third-party reseller may issue offers against Automatum's listing while Automatum is seller of record. Automatum is responsible for obtaining AWS's confirmation and will use reasonable efforts to obtain a written answer by the longstop date in Schedule 8. If the mechanism is confirmed available by then, the primary metric in Schedule 4 applies. If it is not, the fallback metric in Schedule 4 applies automatically from the next Engagement Month, without further agreement, and neither Party is in breach or liable to the other. Neither Party warrants the outcome.</w:t>
+        <w:t xml:space="preserve"> As at the Effective Date, AWS has not confirmed whether, or by what mechanism, a third party reseller may issue offers against Automatum's listing while Automatum is seller of record. Automatum is responsible for obtaining AWS's confirmation and will use reasonable efforts to obtain a written answer by the longstop date in Schedule 8. If the mechanism is confirmed available by then, the primary metric in Schedule 4 applies. If it is not, the fallback metric in Schedule 4 applies automatically from the next Engagement Month, without further agreement, and neither Party is in breach or liable to the other. Neither Party warrants the outcome.</w:t>
       </w:r>
     </w:p>
     <w:p>
@@ -4965,7 +4983,7 @@
           <w:sz w:val="22"/>
           <w:szCs w:val="22"/>
         </w:rPr>
-        <w:t xml:space="preserve"> The indemnified Party will notify promptly, give sole control of defense and settlement, and cooperate reasonably at the indemnifying Party's cost. The indemnifying Party will not settle in a way imposing a non-indemnified obligation or admission of liability without consent. Late notice reduces the indemnity only to the extent of resulting prejudice.</w:t>
+        <w:t xml:space="preserve"> The indemnified Party will notify promptly, give sole control of defense and settlement, and cooperate reasonably at the indemnifying Party's cost. The indemnifying Party will not settle in a way imposing a non-indemnified obligation or admission of liability without the indemnified Party's consent. Late notice reduces the indemnity only to the extent of resulting prejudice.</w:t>
       </w:r>
     </w:p>
     <w:p>
@@ -5407,7 +5425,7 @@
           <w:sz w:val="22"/>
           <w:szCs w:val="22"/>
         </w:rPr>
-        <w:t xml:space="preserve"> During the transition period, OBVG continues to perform the Services, the service levels continue to apply, and clause 7 continues to apply so that no Client or Recruited Partner learns of OBVG's role or of the termination except as Automatum directs.</w:t>
+        <w:t xml:space="preserve"> During the transition period, OBVG continues to perform the Services, the service levels continue to apply, and clause 7 continues to apply. OBVG will not disclose its role or the termination to any Client or Recruited Partner except as Automatum directs.</w:t>
       </w:r>
     </w:p>
     <w:p>
@@ -10177,7 +10195,7 @@
           <w:sz w:val="22"/>
           <w:szCs w:val="22"/>
         </w:rPr>
-        <w:t xml:space="preserve">Tier 1 is satisfied if the offer is issued by close of the Business Day following the Business Day of receipt; Tier 2 is a fixed 8 Business Hours from receipt. Clause 8.2 governs attribution between legs.</w:t>
+        <w:t xml:space="preserve">Tier 1 is satisfied if the offer is issued by close of the Business Day following the Business Day of receipt; the Tier 2 total turnaround is a fixed 8 Business Hours from receipt. Clause 8.2 governs attribution between legs.</w:t>
       </w:r>
     </w:p>
     <w:p>
@@ -12217,8 +12235,8 @@
         </w:tblBorders>
       </w:tblPr>
       <w:tblGrid>
-        <w:gridCol w:w="4841"/>
-        <w:gridCol w:w="4519"/>
+        <w:gridCol w:w="4011"/>
+        <w:gridCol w:w="5349"/>
       </w:tblGrid>
       <w:tr>
         <w:trPr>
@@ -12226,7 +12244,7 @@
         </w:trPr>
         <w:tc>
           <w:tcPr>
-            <w:tcW w:type="dxa" w:w="4841"/>
+            <w:tcW w:type="dxa" w:w="4011"/>
             <w:shd w:fill="EDEDED" w:color="auto" w:val="clear"/>
             <w:tcMar>
               <w:top w:type="dxa" w:w="60"/>
@@ -12253,7 +12271,7 @@
         </w:tc>
         <w:tc>
           <w:tcPr>
-            <w:tcW w:type="dxa" w:w="4519"/>
+            <w:tcW w:type="dxa" w:w="5349"/>
             <w:shd w:fill="EDEDED" w:color="auto" w:val="clear"/>
             <w:tcMar>
               <w:top w:type="dxa" w:w="60"/>
@@ -12285,7 +12303,7 @@
         </w:trPr>
         <w:tc>
           <w:tcPr>
-            <w:tcW w:type="dxa" w:w="4841"/>
+            <w:tcW w:type="dxa" w:w="4011"/>
             <w:tcMar>
               <w:top w:type="dxa" w:w="60"/>
               <w:left w:type="dxa" w:w="108"/>
@@ -12309,7 +12327,7 @@
         </w:tc>
         <w:tc>
           <w:tcPr>
-            <w:tcW w:type="dxa" w:w="4519"/>
+            <w:tcW w:type="dxa" w:w="5349"/>
             <w:tcMar>
               <w:top w:type="dxa" w:w="60"/>
               <w:left w:type="dxa" w:w="108"/>
@@ -12338,7 +12356,7 @@
         </w:trPr>
         <w:tc>
           <w:tcPr>
-            <w:tcW w:type="dxa" w:w="4841"/>
+            <w:tcW w:type="dxa" w:w="4011"/>
             <w:tcMar>
               <w:top w:type="dxa" w:w="60"/>
               <w:left w:type="dxa" w:w="108"/>
@@ -12362,7 +12380,7 @@
         </w:tc>
         <w:tc>
           <w:tcPr>
-            <w:tcW w:type="dxa" w:w="4519"/>
+            <w:tcW w:type="dxa" w:w="5349"/>
             <w:tcMar>
               <w:top w:type="dxa" w:w="60"/>
               <w:left w:type="dxa" w:w="108"/>
@@ -12391,7 +12409,7 @@
         </w:trPr>
         <w:tc>
           <w:tcPr>
-            <w:tcW w:type="dxa" w:w="4841"/>
+            <w:tcW w:type="dxa" w:w="4011"/>
             <w:tcMar>
               <w:top w:type="dxa" w:w="60"/>
               <w:left w:type="dxa" w:w="108"/>
@@ -12415,7 +12433,7 @@
         </w:tc>
         <w:tc>
           <w:tcPr>
-            <w:tcW w:type="dxa" w:w="4519"/>
+            <w:tcW w:type="dxa" w:w="5349"/>
             <w:tcMar>
               <w:top w:type="dxa" w:w="60"/>
               <w:left w:type="dxa" w:w="108"/>
@@ -12444,7 +12462,7 @@
         </w:trPr>
         <w:tc>
           <w:tcPr>
-            <w:tcW w:type="dxa" w:w="4841"/>
+            <w:tcW w:type="dxa" w:w="4011"/>
             <w:tcMar>
               <w:top w:type="dxa" w:w="60"/>
               <w:left w:type="dxa" w:w="108"/>
@@ -12468,7 +12486,7 @@
         </w:tc>
         <w:tc>
           <w:tcPr>
-            <w:tcW w:type="dxa" w:w="4519"/>
+            <w:tcW w:type="dxa" w:w="5349"/>
             <w:tcMar>
               <w:top w:type="dxa" w:w="60"/>
               <w:left w:type="dxa" w:w="108"/>
@@ -12497,7 +12515,7 @@
         </w:trPr>
         <w:tc>
           <w:tcPr>
-            <w:tcW w:type="dxa" w:w="4841"/>
+            <w:tcW w:type="dxa" w:w="4011"/>
             <w:tcMar>
               <w:top w:type="dxa" w:w="60"/>
               <w:left w:type="dxa" w:w="108"/>
@@ -12521,7 +12539,7 @@
         </w:tc>
         <w:tc>
           <w:tcPr>
-            <w:tcW w:type="dxa" w:w="4519"/>
+            <w:tcW w:type="dxa" w:w="5349"/>
             <w:tcMar>
               <w:top w:type="dxa" w:w="60"/>
               <w:left w:type="dxa" w:w="108"/>
@@ -12550,7 +12568,7 @@
         </w:trPr>
         <w:tc>
           <w:tcPr>
-            <w:tcW w:type="dxa" w:w="4841"/>
+            <w:tcW w:type="dxa" w:w="4011"/>
             <w:tcMar>
               <w:top w:type="dxa" w:w="60"/>
               <w:left w:type="dxa" w:w="108"/>
@@ -12574,7 +12592,7 @@
         </w:tc>
         <w:tc>
           <w:tcPr>
-            <w:tcW w:type="dxa" w:w="4519"/>
+            <w:tcW w:type="dxa" w:w="5349"/>
             <w:tcMar>
               <w:top w:type="dxa" w:w="60"/>
               <w:left w:type="dxa" w:w="108"/>
@@ -12603,7 +12621,7 @@
         </w:trPr>
         <w:tc>
           <w:tcPr>
-            <w:tcW w:type="dxa" w:w="4841"/>
+            <w:tcW w:type="dxa" w:w="4011"/>
             <w:tcMar>
               <w:top w:type="dxa" w:w="60"/>
               <w:left w:type="dxa" w:w="108"/>
@@ -12627,7 +12645,7 @@
         </w:tc>
         <w:tc>
           <w:tcPr>
-            <w:tcW w:type="dxa" w:w="4519"/>
+            <w:tcW w:type="dxa" w:w="5349"/>
             <w:tcMar>
               <w:top w:type="dxa" w:w="60"/>
               <w:left w:type="dxa" w:w="108"/>
@@ -12656,7 +12674,7 @@
         </w:trPr>
         <w:tc>
           <w:tcPr>
-            <w:tcW w:type="dxa" w:w="4841"/>
+            <w:tcW w:type="dxa" w:w="4011"/>
             <w:tcMar>
               <w:top w:type="dxa" w:w="60"/>
               <w:left w:type="dxa" w:w="108"/>
@@ -12680,7 +12698,7 @@
         </w:tc>
         <w:tc>
           <w:tcPr>
-            <w:tcW w:type="dxa" w:w="4519"/>
+            <w:tcW w:type="dxa" w:w="5349"/>
             <w:tcMar>
               <w:top w:type="dxa" w:w="60"/>
               <w:left w:type="dxa" w:w="108"/>
@@ -12709,7 +12727,7 @@
         </w:trPr>
         <w:tc>
           <w:tcPr>
-            <w:tcW w:type="dxa" w:w="4841"/>
+            <w:tcW w:type="dxa" w:w="4011"/>
             <w:tcMar>
               <w:top w:type="dxa" w:w="60"/>
               <w:left w:type="dxa" w:w="108"/>
@@ -12733,7 +12751,7 @@
         </w:tc>
         <w:tc>
           <w:tcPr>
-            <w:tcW w:type="dxa" w:w="4519"/>
+            <w:tcW w:type="dxa" w:w="5349"/>
             <w:tcMar>
               <w:top w:type="dxa" w:w="60"/>
               <w:left w:type="dxa" w:w="108"/>
@@ -12762,7 +12780,7 @@
         </w:trPr>
         <w:tc>
           <w:tcPr>
-            <w:tcW w:type="dxa" w:w="4841"/>
+            <w:tcW w:type="dxa" w:w="4011"/>
             <w:tcMar>
               <w:top w:type="dxa" w:w="60"/>
               <w:left w:type="dxa" w:w="108"/>
@@ -12786,25 +12804,25 @@
         </w:tc>
         <w:tc>
           <w:tcPr>
-            <w:tcW w:type="dxa" w:w="4519"/>
-            <w:tcMar>
-              <w:top w:type="dxa" w:w="60"/>
-              <w:left w:type="dxa" w:w="108"/>
-              <w:bottom w:type="dxa" w:w="60"/>
-              <w:right w:type="dxa" w:w="108"/>
-            </w:tcMar>
-          </w:tcPr>
-          <w:p>
-            <w:pPr>
-              <w:spacing w:after="0" w:before="0" w:line="240"/>
-            </w:pPr>
-            <w:r>
-              <w:rPr>
-                <w:rFonts w:ascii="Calibri" w:cs="Calibri" w:eastAsia="Calibri" w:hAnsi="Calibri"/>
-                <w:sz w:val="19"/>
-                <w:szCs w:val="19"/>
-              </w:rPr>
-              <w:t xml:space="preserve">100% OBVG (Net New) / 75% OBVG, 25% Automatum (Existing)</w:t>
+            <w:tcW w:type="dxa" w:w="5349"/>
+            <w:tcMar>
+              <w:top w:type="dxa" w:w="60"/>
+              <w:left w:type="dxa" w:w="108"/>
+              <w:bottom w:type="dxa" w:w="60"/>
+              <w:right w:type="dxa" w:w="108"/>
+            </w:tcMar>
+          </w:tcPr>
+          <w:p>
+            <w:pPr>
+              <w:spacing w:after="0" w:before="0" w:line="240"/>
+            </w:pPr>
+            <w:r>
+              <w:rPr>
+                <w:rFonts w:ascii="Calibri" w:cs="Calibri" w:eastAsia="Calibri" w:hAnsi="Calibri"/>
+                <w:sz w:val="19"/>
+                <w:szCs w:val="19"/>
+              </w:rPr>
+              <w:t xml:space="preserve">100% OBVG (Net New Client) / 75% OBVG, 25% Automatum (Existing Automatum Client)</w:t>
             </w:r>
           </w:p>
         </w:tc>
@@ -12815,7 +12833,7 @@
         </w:trPr>
         <w:tc>
           <w:tcPr>
-            <w:tcW w:type="dxa" w:w="4841"/>
+            <w:tcW w:type="dxa" w:w="4011"/>
             <w:tcMar>
               <w:top w:type="dxa" w:w="60"/>
               <w:left w:type="dxa" w:w="108"/>
@@ -12839,7 +12857,7 @@
         </w:tc>
         <w:tc>
           <w:tcPr>
-            <w:tcW w:type="dxa" w:w="4519"/>
+            <w:tcW w:type="dxa" w:w="5349"/>
             <w:tcMar>
               <w:top w:type="dxa" w:w="60"/>
               <w:left w:type="dxa" w:w="108"/>
@@ -12868,7 +12886,7 @@
         </w:trPr>
         <w:tc>
           <w:tcPr>
-            <w:tcW w:type="dxa" w:w="4841"/>
+            <w:tcW w:type="dxa" w:w="4011"/>
             <w:tcMar>
               <w:top w:type="dxa" w:w="60"/>
               <w:left w:type="dxa" w:w="108"/>
@@ -12892,7 +12910,7 @@
         </w:tc>
         <w:tc>
           <w:tcPr>
-            <w:tcW w:type="dxa" w:w="4519"/>
+            <w:tcW w:type="dxa" w:w="5349"/>
             <w:tcMar>
               <w:top w:type="dxa" w:w="60"/>
               <w:left w:type="dxa" w:w="108"/>
@@ -12921,7 +12939,7 @@
         </w:trPr>
         <w:tc>
           <w:tcPr>
-            <w:tcW w:type="dxa" w:w="4841"/>
+            <w:tcW w:type="dxa" w:w="4011"/>
             <w:tcMar>
               <w:top w:type="dxa" w:w="60"/>
               <w:left w:type="dxa" w:w="108"/>
@@ -12945,7 +12963,7 @@
         </w:tc>
         <w:tc>
           <w:tcPr>
-            <w:tcW w:type="dxa" w:w="4519"/>
+            <w:tcW w:type="dxa" w:w="5349"/>
             <w:tcMar>
               <w:top w:type="dxa" w:w="60"/>
               <w:left w:type="dxa" w:w="108"/>
@@ -12974,7 +12992,7 @@
         </w:trPr>
         <w:tc>
           <w:tcPr>
-            <w:tcW w:type="dxa" w:w="4841"/>
+            <w:tcW w:type="dxa" w:w="4011"/>
             <w:tcMar>
               <w:top w:type="dxa" w:w="60"/>
               <w:left w:type="dxa" w:w="108"/>
@@ -12998,7 +13016,7 @@
         </w:tc>
         <w:tc>
           <w:tcPr>
-            <w:tcW w:type="dxa" w:w="4519"/>
+            <w:tcW w:type="dxa" w:w="5349"/>
             <w:tcMar>
               <w:top w:type="dxa" w:w="60"/>
               <w:left w:type="dxa" w:w="108"/>
@@ -13027,7 +13045,7 @@
         </w:trPr>
         <w:tc>
           <w:tcPr>
-            <w:tcW w:type="dxa" w:w="4841"/>
+            <w:tcW w:type="dxa" w:w="4011"/>
             <w:tcMar>
               <w:top w:type="dxa" w:w="60"/>
               <w:left w:type="dxa" w:w="108"/>
@@ -13051,7 +13069,7 @@
         </w:tc>
         <w:tc>
           <w:tcPr>
-            <w:tcW w:type="dxa" w:w="4519"/>
+            <w:tcW w:type="dxa" w:w="5349"/>
             <w:tcMar>
               <w:top w:type="dxa" w:w="60"/>
               <w:left w:type="dxa" w:w="108"/>
@@ -13080,7 +13098,7 @@
         </w:trPr>
         <w:tc>
           <w:tcPr>
-            <w:tcW w:type="dxa" w:w="4841"/>
+            <w:tcW w:type="dxa" w:w="4011"/>
             <w:tcMar>
               <w:top w:type="dxa" w:w="60"/>
               <w:left w:type="dxa" w:w="108"/>
@@ -13104,7 +13122,7 @@
         </w:tc>
         <w:tc>
           <w:tcPr>
-            <w:tcW w:type="dxa" w:w="4519"/>
+            <w:tcW w:type="dxa" w:w="5349"/>
             <w:tcMar>
               <w:top w:type="dxa" w:w="60"/>
               <w:left w:type="dxa" w:w="108"/>
@@ -13133,7 +13151,7 @@
         </w:trPr>
         <w:tc>
           <w:tcPr>
-            <w:tcW w:type="dxa" w:w="4841"/>
+            <w:tcW w:type="dxa" w:w="4011"/>
             <w:tcMar>
               <w:top w:type="dxa" w:w="60"/>
               <w:left w:type="dxa" w:w="108"/>
@@ -13157,7 +13175,7 @@
         </w:tc>
         <w:tc>
           <w:tcPr>
-            <w:tcW w:type="dxa" w:w="4519"/>
+            <w:tcW w:type="dxa" w:w="5349"/>
             <w:tcMar>
               <w:top w:type="dxa" w:w="60"/>
               <w:left w:type="dxa" w:w="108"/>
@@ -13186,7 +13204,7 @@
         </w:trPr>
         <w:tc>
           <w:tcPr>
-            <w:tcW w:type="dxa" w:w="4841"/>
+            <w:tcW w:type="dxa" w:w="4011"/>
             <w:tcMar>
               <w:top w:type="dxa" w:w="60"/>
               <w:left w:type="dxa" w:w="108"/>
@@ -13210,7 +13228,7 @@
         </w:tc>
         <w:tc>
           <w:tcPr>
-            <w:tcW w:type="dxa" w:w="4519"/>
+            <w:tcW w:type="dxa" w:w="5349"/>
             <w:tcMar>
               <w:top w:type="dxa" w:w="60"/>
               <w:left w:type="dxa" w:w="108"/>
@@ -13239,7 +13257,7 @@
         </w:trPr>
         <w:tc>
           <w:tcPr>
-            <w:tcW w:type="dxa" w:w="4841"/>
+            <w:tcW w:type="dxa" w:w="4011"/>
             <w:tcMar>
               <w:top w:type="dxa" w:w="60"/>
               <w:left w:type="dxa" w:w="108"/>
@@ -13263,7 +13281,7 @@
         </w:tc>
         <w:tc>
           <w:tcPr>
-            <w:tcW w:type="dxa" w:w="4519"/>
+            <w:tcW w:type="dxa" w:w="5349"/>
             <w:tcMar>
               <w:top w:type="dxa" w:w="60"/>
               <w:left w:type="dxa" w:w="108"/>
@@ -13292,7 +13310,7 @@
         </w:trPr>
         <w:tc>
           <w:tcPr>
-            <w:tcW w:type="dxa" w:w="4841"/>
+            <w:tcW w:type="dxa" w:w="4011"/>
             <w:tcMar>
               <w:top w:type="dxa" w:w="60"/>
               <w:left w:type="dxa" w:w="108"/>
@@ -13316,7 +13334,7 @@
         </w:tc>
         <w:tc>
           <w:tcPr>
-            <w:tcW w:type="dxa" w:w="4519"/>
+            <w:tcW w:type="dxa" w:w="5349"/>
             <w:tcMar>
               <w:top w:type="dxa" w:w="60"/>
               <w:left w:type="dxa" w:w="108"/>
@@ -13345,7 +13363,7 @@
         </w:trPr>
         <w:tc>
           <w:tcPr>
-            <w:tcW w:type="dxa" w:w="4841"/>
+            <w:tcW w:type="dxa" w:w="4011"/>
             <w:tcMar>
               <w:top w:type="dxa" w:w="60"/>
               <w:left w:type="dxa" w:w="108"/>
@@ -13369,7 +13387,7 @@
         </w:tc>
         <w:tc>
           <w:tcPr>
-            <w:tcW w:type="dxa" w:w="4519"/>
+            <w:tcW w:type="dxa" w:w="5349"/>
             <w:tcMar>
               <w:top w:type="dxa" w:w="60"/>
               <w:left w:type="dxa" w:w="108"/>
@@ -13398,7 +13416,7 @@
         </w:trPr>
         <w:tc>
           <w:tcPr>
-            <w:tcW w:type="dxa" w:w="4841"/>
+            <w:tcW w:type="dxa" w:w="4011"/>
             <w:tcMar>
               <w:top w:type="dxa" w:w="60"/>
               <w:left w:type="dxa" w:w="108"/>
@@ -13422,7 +13440,7 @@
         </w:tc>
         <w:tc>
           <w:tcPr>
-            <w:tcW w:type="dxa" w:w="4519"/>
+            <w:tcW w:type="dxa" w:w="5349"/>
             <w:tcMar>
               <w:top w:type="dxa" w:w="60"/>
               <w:left w:type="dxa" w:w="108"/>
@@ -14024,10 +14042,10 @@
         </w:tblBorders>
       </w:tblPr>
       <w:tblGrid>
-        <w:gridCol w:w="1634"/>
-        <w:gridCol w:w="520"/>
-        <w:gridCol w:w="2674"/>
-        <w:gridCol w:w="4532"/>
+        <w:gridCol w:w="2101"/>
+        <w:gridCol w:w="669"/>
+        <w:gridCol w:w="3438"/>
+        <w:gridCol w:w="3152"/>
       </w:tblGrid>
       <w:tr>
         <w:trPr>
@@ -14035,7 +14053,7 @@
         </w:trPr>
         <w:tc>
           <w:tcPr>
-            <w:tcW w:type="dxa" w:w="1634"/>
+            <w:tcW w:type="dxa" w:w="2101"/>
             <w:shd w:fill="EDEDED" w:color="auto" w:val="clear"/>
             <w:tcMar>
               <w:top w:type="dxa" w:w="60"/>
@@ -14062,7 +14080,7 @@
         </w:tc>
         <w:tc>
           <w:tcPr>
-            <w:tcW w:type="dxa" w:w="520"/>
+            <w:tcW w:type="dxa" w:w="669"/>
             <w:shd w:fill="EDEDED" w:color="auto" w:val="clear"/>
             <w:tcMar>
               <w:top w:type="dxa" w:w="60"/>
@@ -14089,7 +14107,7 @@
         </w:tc>
         <w:tc>
           <w:tcPr>
-            <w:tcW w:type="dxa" w:w="2674"/>
+            <w:tcW w:type="dxa" w:w="3438"/>
             <w:shd w:fill="EDEDED" w:color="auto" w:val="clear"/>
             <w:tcMar>
               <w:top w:type="dxa" w:w="60"/>
@@ -14116,7 +14134,7 @@
         </w:tc>
         <w:tc>
           <w:tcPr>
-            <w:tcW w:type="dxa" w:w="4532"/>
+            <w:tcW w:type="dxa" w:w="3152"/>
             <w:shd w:fill="EDEDED" w:color="auto" w:val="clear"/>
             <w:tcMar>
               <w:top w:type="dxa" w:w="60"/>
@@ -14148,7 +14166,7 @@
         </w:trPr>
         <w:tc>
           <w:tcPr>
-            <w:tcW w:type="dxa" w:w="1634"/>
+            <w:tcW w:type="dxa" w:w="2101"/>
             <w:tcMar>
               <w:top w:type="dxa" w:w="60"/>
               <w:left w:type="dxa" w:w="108"/>
@@ -14172,7 +14190,7 @@
         </w:tc>
         <w:tc>
           <w:tcPr>
-            <w:tcW w:type="dxa" w:w="520"/>
+            <w:tcW w:type="dxa" w:w="669"/>
             <w:tcMar>
               <w:top w:type="dxa" w:w="60"/>
               <w:left w:type="dxa" w:w="108"/>
@@ -14196,7 +14214,7 @@
         </w:tc>
         <w:tc>
           <w:tcPr>
-            <w:tcW w:type="dxa" w:w="2674"/>
+            <w:tcW w:type="dxa" w:w="3438"/>
             <w:tcMar>
               <w:top w:type="dxa" w:w="60"/>
               <w:left w:type="dxa" w:w="108"/>
@@ -14220,7 +14238,7 @@
         </w:tc>
         <w:tc>
           <w:tcPr>
-            <w:tcW w:type="dxa" w:w="4532"/>
+            <w:tcW w:type="dxa" w:w="3152"/>
             <w:tcMar>
               <w:top w:type="dxa" w:w="60"/>
               <w:left w:type="dxa" w:w="108"/>
@@ -14249,7 +14267,7 @@
         </w:trPr>
         <w:tc>
           <w:tcPr>
-            <w:tcW w:type="dxa" w:w="1634"/>
+            <w:tcW w:type="dxa" w:w="2101"/>
             <w:tcMar>
               <w:top w:type="dxa" w:w="60"/>
               <w:left w:type="dxa" w:w="108"/>
@@ -14273,7 +14291,7 @@
         </w:tc>
         <w:tc>
           <w:tcPr>
-            <w:tcW w:type="dxa" w:w="520"/>
+            <w:tcW w:type="dxa" w:w="669"/>
             <w:tcMar>
               <w:top w:type="dxa" w:w="60"/>
               <w:left w:type="dxa" w:w="108"/>
@@ -14297,7 +14315,7 @@
         </w:tc>
         <w:tc>
           <w:tcPr>
-            <w:tcW w:type="dxa" w:w="2674"/>
+            <w:tcW w:type="dxa" w:w="3438"/>
             <w:tcMar>
               <w:top w:type="dxa" w:w="60"/>
               <w:left w:type="dxa" w:w="108"/>
@@ -14321,7 +14339,7 @@
         </w:tc>
         <w:tc>
           <w:tcPr>
-            <w:tcW w:type="dxa" w:w="4532"/>
+            <w:tcW w:type="dxa" w:w="3152"/>
             <w:tcMar>
               <w:top w:type="dxa" w:w="60"/>
               <w:left w:type="dxa" w:w="108"/>
@@ -14350,7 +14368,7 @@
         </w:trPr>
         <w:tc>
           <w:tcPr>
-            <w:tcW w:type="dxa" w:w="1634"/>
+            <w:tcW w:type="dxa" w:w="2101"/>
             <w:tcMar>
               <w:top w:type="dxa" w:w="60"/>
               <w:left w:type="dxa" w:w="108"/>
@@ -14374,7 +14392,7 @@
         </w:tc>
         <w:tc>
           <w:tcPr>
-            <w:tcW w:type="dxa" w:w="520"/>
+            <w:tcW w:type="dxa" w:w="669"/>
             <w:tcMar>
               <w:top w:type="dxa" w:w="60"/>
               <w:left w:type="dxa" w:w="108"/>
@@ -14398,7 +14416,7 @@
         </w:tc>
         <w:tc>
           <w:tcPr>
-            <w:tcW w:type="dxa" w:w="2674"/>
+            <w:tcW w:type="dxa" w:w="3438"/>
             <w:tcMar>
               <w:top w:type="dxa" w:w="60"/>
               <w:left w:type="dxa" w:w="108"/>
@@ -14422,25 +14440,25 @@
         </w:tc>
         <w:tc>
           <w:tcPr>
-            <w:tcW w:type="dxa" w:w="4532"/>
-            <w:tcMar>
-              <w:top w:type="dxa" w:w="60"/>
-              <w:left w:type="dxa" w:w="108"/>
-              <w:bottom w:type="dxa" w:w="60"/>
-              <w:right w:type="dxa" w:w="108"/>
-            </w:tcMar>
-          </w:tcPr>
-          <w:p>
-            <w:pPr>
-              <w:spacing w:after="0" w:before="0" w:line="240"/>
-            </w:pPr>
-            <w:r>
-              <w:rPr>
-                <w:rFonts w:ascii="Calibri" w:cs="Calibri" w:eastAsia="Calibri" w:hAnsi="Calibri"/>
-                <w:sz w:val="19"/>
-                <w:szCs w:val="19"/>
-              </w:rPr>
-              <w:t xml:space="preserve">[to confirm: coverage window, stated in the Engagement Order]</w:t>
+            <w:tcW w:type="dxa" w:w="3152"/>
+            <w:tcMar>
+              <w:top w:type="dxa" w:w="60"/>
+              <w:left w:type="dxa" w:w="108"/>
+              <w:bottom w:type="dxa" w:w="60"/>
+              <w:right w:type="dxa" w:w="108"/>
+            </w:tcMar>
+          </w:tcPr>
+          <w:p>
+            <w:pPr>
+              <w:spacing w:after="0" w:before="0" w:line="240"/>
+            </w:pPr>
+            <w:r>
+              <w:rPr>
+                <w:rFonts w:ascii="Calibri" w:cs="Calibri" w:eastAsia="Calibri" w:hAnsi="Calibri"/>
+                <w:sz w:val="19"/>
+                <w:szCs w:val="19"/>
+              </w:rPr>
+              <w:t xml:space="preserve">As stated in the Engagement Order</w:t>
             </w:r>
           </w:p>
         </w:tc>
@@ -14816,10 +14834,10 @@
         </w:tblBorders>
       </w:tblPr>
       <w:tblGrid>
-        <w:gridCol w:w="3282"/>
-        <w:gridCol w:w="219"/>
-        <w:gridCol w:w="2796"/>
-        <w:gridCol w:w="3063"/>
+        <w:gridCol w:w="3491"/>
+        <w:gridCol w:w="233"/>
+        <w:gridCol w:w="2379"/>
+        <w:gridCol w:w="3257"/>
       </w:tblGrid>
       <w:tr>
         <w:trPr>
@@ -14827,7 +14845,7 @@
         </w:trPr>
         <w:tc>
           <w:tcPr>
-            <w:tcW w:type="dxa" w:w="3282"/>
+            <w:tcW w:type="dxa" w:w="3491"/>
             <w:shd w:fill="EDEDED" w:color="auto" w:val="clear"/>
             <w:tcMar>
               <w:top w:type="dxa" w:w="60"/>
@@ -14854,7 +14872,7 @@
         </w:tc>
         <w:tc>
           <w:tcPr>
-            <w:tcW w:type="dxa" w:w="219"/>
+            <w:tcW w:type="dxa" w:w="233"/>
             <w:shd w:fill="EDEDED" w:color="auto" w:val="clear"/>
             <w:tcMar>
               <w:top w:type="dxa" w:w="60"/>
@@ -14881,7 +14899,7 @@
         </w:tc>
         <w:tc>
           <w:tcPr>
-            <w:tcW w:type="dxa" w:w="2796"/>
+            <w:tcW w:type="dxa" w:w="2379"/>
             <w:shd w:fill="EDEDED" w:color="auto" w:val="clear"/>
             <w:tcMar>
               <w:top w:type="dxa" w:w="60"/>
@@ -14908,7 +14926,7 @@
         </w:tc>
         <w:tc>
           <w:tcPr>
-            <w:tcW w:type="dxa" w:w="3063"/>
+            <w:tcW w:type="dxa" w:w="3257"/>
             <w:shd w:fill="EDEDED" w:color="auto" w:val="clear"/>
             <w:tcMar>
               <w:top w:type="dxa" w:w="60"/>
@@ -14940,31 +14958,31 @@
         </w:trPr>
         <w:tc>
           <w:tcPr>
-            <w:tcW w:type="dxa" w:w="3282"/>
-            <w:tcMar>
-              <w:top w:type="dxa" w:w="60"/>
-              <w:left w:type="dxa" w:w="108"/>
-              <w:bottom w:type="dxa" w:w="60"/>
-              <w:right w:type="dxa" w:w="108"/>
-            </w:tcMar>
-          </w:tcPr>
-          <w:p>
-            <w:pPr>
-              <w:spacing w:after="0" w:before="0" w:line="240"/>
-            </w:pPr>
-            <w:r>
-              <w:rPr>
-                <w:rFonts w:ascii="Calibri" w:cs="Calibri" w:eastAsia="Calibri" w:hAnsi="Calibri"/>
-                <w:sz w:val="19"/>
-                <w:szCs w:val="19"/>
-              </w:rPr>
-              <w:t xml:space="preserve">Whether, and by what mechanism, a third-party reseller can issue offers against Automatum's listing while Automatum is seller of record</w:t>
-            </w:r>
-          </w:p>
-        </w:tc>
-        <w:tc>
-          <w:tcPr>
-            <w:tcW w:type="dxa" w:w="219"/>
+            <w:tcW w:type="dxa" w:w="3491"/>
+            <w:tcMar>
+              <w:top w:type="dxa" w:w="60"/>
+              <w:left w:type="dxa" w:w="108"/>
+              <w:bottom w:type="dxa" w:w="60"/>
+              <w:right w:type="dxa" w:w="108"/>
+            </w:tcMar>
+          </w:tcPr>
+          <w:p>
+            <w:pPr>
+              <w:spacing w:after="0" w:before="0" w:line="240"/>
+            </w:pPr>
+            <w:r>
+              <w:rPr>
+                <w:rFonts w:ascii="Calibri" w:cs="Calibri" w:eastAsia="Calibri" w:hAnsi="Calibri"/>
+                <w:sz w:val="19"/>
+                <w:szCs w:val="19"/>
+              </w:rPr>
+              <w:t xml:space="preserve">Whether, and by what mechanism, a third party reseller can issue offers against Automatum's listing while Automatum is seller of record</w:t>
+            </w:r>
+          </w:p>
+        </w:tc>
+        <w:tc>
+          <w:tcPr>
+            <w:tcW w:type="dxa" w:w="233"/>
             <w:tcMar>
               <w:top w:type="dxa" w:w="60"/>
               <w:left w:type="dxa" w:w="108"/>
@@ -14988,31 +15006,31 @@
         </w:tc>
         <w:tc>
           <w:tcPr>
-            <w:tcW w:type="dxa" w:w="2796"/>
-            <w:tcMar>
-              <w:top w:type="dxa" w:w="60"/>
-              <w:left w:type="dxa" w:w="108"/>
-              <w:bottom w:type="dxa" w:w="60"/>
-              <w:right w:type="dxa" w:w="108"/>
-            </w:tcMar>
-          </w:tcPr>
-          <w:p>
-            <w:pPr>
-              <w:spacing w:after="0" w:before="0" w:line="240"/>
-            </w:pPr>
-            <w:r>
-              <w:rPr>
-                <w:rFonts w:ascii="Calibri" w:cs="Calibri" w:eastAsia="Calibri" w:hAnsi="Calibri"/>
-                <w:sz w:val="19"/>
-                <w:szCs w:val="19"/>
-              </w:rPr>
-              <w:t xml:space="preserve">[to supply: longstop date, the earlier of 45 days from the Effective Date and first publication of the Tier matrix]</w:t>
-            </w:r>
-          </w:p>
-        </w:tc>
-        <w:tc>
-          <w:tcPr>
-            <w:tcW w:type="dxa" w:w="3063"/>
+            <w:tcW w:type="dxa" w:w="2379"/>
+            <w:tcMar>
+              <w:top w:type="dxa" w:w="60"/>
+              <w:left w:type="dxa" w:w="108"/>
+              <w:bottom w:type="dxa" w:w="60"/>
+              <w:right w:type="dxa" w:w="108"/>
+            </w:tcMar>
+          </w:tcPr>
+          <w:p>
+            <w:pPr>
+              <w:spacing w:after="0" w:before="0" w:line="240"/>
+            </w:pPr>
+            <w:r>
+              <w:rPr>
+                <w:rFonts w:ascii="Calibri" w:cs="Calibri" w:eastAsia="Calibri" w:hAnsi="Calibri"/>
+                <w:sz w:val="19"/>
+                <w:szCs w:val="19"/>
+              </w:rPr>
+              <w:t xml:space="preserve">The earlier of 45 days after the Effective Date and the first publication of the Tier matrix</w:t>
+            </w:r>
+          </w:p>
+        </w:tc>
+        <w:tc>
+          <w:tcPr>
+            <w:tcW w:type="dxa" w:w="3257"/>
             <w:tcMar>
               <w:top w:type="dxa" w:w="60"/>
               <w:left w:type="dxa" w:w="108"/>
@@ -15041,7 +15059,7 @@
         </w:trPr>
         <w:tc>
           <w:tcPr>
-            <w:tcW w:type="dxa" w:w="3282"/>
+            <w:tcW w:type="dxa" w:w="3491"/>
             <w:tcMar>
               <w:top w:type="dxa" w:w="60"/>
               <w:left w:type="dxa" w:w="108"/>
@@ -15065,7 +15083,7 @@
         </w:tc>
         <w:tc>
           <w:tcPr>
-            <w:tcW w:type="dxa" w:w="219"/>
+            <w:tcW w:type="dxa" w:w="233"/>
             <w:tcMar>
               <w:top w:type="dxa" w:w="60"/>
               <w:left w:type="dxa" w:w="108"/>
@@ -15089,7 +15107,7 @@
         </w:tc>
         <w:tc>
           <w:tcPr>
-            <w:tcW w:type="dxa" w:w="2796"/>
+            <w:tcW w:type="dxa" w:w="2379"/>
             <w:tcMar>
               <w:top w:type="dxa" w:w="60"/>
               <w:left w:type="dxa" w:w="108"/>
@@ -15113,7 +15131,7 @@
         </w:tc>
         <w:tc>
           <w:tcPr>
-            <w:tcW w:type="dxa" w:w="3063"/>
+            <w:tcW w:type="dxa" w:w="3257"/>
             <w:tcMar>
               <w:top w:type="dxa" w:w="60"/>
               <w:left w:type="dxa" w:w="108"/>
@@ -15142,7 +15160,7 @@
         </w:trPr>
         <w:tc>
           <w:tcPr>
-            <w:tcW w:type="dxa" w:w="3282"/>
+            <w:tcW w:type="dxa" w:w="3491"/>
             <w:tcMar>
               <w:top w:type="dxa" w:w="60"/>
               <w:left w:type="dxa" w:w="108"/>
@@ -15166,7 +15184,7 @@
         </w:tc>
         <w:tc>
           <w:tcPr>
-            <w:tcW w:type="dxa" w:w="219"/>
+            <w:tcW w:type="dxa" w:w="233"/>
             <w:tcMar>
               <w:top w:type="dxa" w:w="60"/>
               <w:left w:type="dxa" w:w="108"/>
@@ -15190,7 +15208,7 @@
         </w:tc>
         <w:tc>
           <w:tcPr>
-            <w:tcW w:type="dxa" w:w="2796"/>
+            <w:tcW w:type="dxa" w:w="2379"/>
             <w:tcMar>
               <w:top w:type="dxa" w:w="60"/>
               <w:left w:type="dxa" w:w="108"/>
@@ -15214,7 +15232,7 @@
         </w:tc>
         <w:tc>
           <w:tcPr>
-            <w:tcW w:type="dxa" w:w="3063"/>
+            <w:tcW w:type="dxa" w:w="3257"/>
             <w:tcMar>
               <w:top w:type="dxa" w:w="60"/>
               <w:left w:type="dxa" w:w="108"/>
@@ -15243,7 +15261,7 @@
         </w:trPr>
         <w:tc>
           <w:tcPr>
-            <w:tcW w:type="dxa" w:w="3282"/>
+            <w:tcW w:type="dxa" w:w="3491"/>
             <w:tcMar>
               <w:top w:type="dxa" w:w="60"/>
               <w:left w:type="dxa" w:w="108"/>
@@ -15267,7 +15285,7 @@
         </w:tc>
         <w:tc>
           <w:tcPr>
-            <w:tcW w:type="dxa" w:w="219"/>
+            <w:tcW w:type="dxa" w:w="233"/>
             <w:tcMar>
               <w:top w:type="dxa" w:w="60"/>
               <w:left w:type="dxa" w:w="108"/>
@@ -15291,7 +15309,7 @@
         </w:tc>
         <w:tc>
           <w:tcPr>
-            <w:tcW w:type="dxa" w:w="2796"/>
+            <w:tcW w:type="dxa" w:w="2379"/>
             <w:tcMar>
               <w:top w:type="dxa" w:w="60"/>
               <w:left w:type="dxa" w:w="108"/>
@@ -15315,7 +15333,7 @@
         </w:tc>
         <w:tc>
           <w:tcPr>
-            <w:tcW w:type="dxa" w:w="3063"/>
+            <w:tcW w:type="dxa" w:w="3257"/>
             <w:tcMar>
               <w:top w:type="dxa" w:w="60"/>
               <w:left w:type="dxa" w:w="108"/>

--- a/docs/commercial/automatum-obvg-white-label-agreement.docx
+++ b/docs/commercial/automatum-obvg-white-label-agreement.docx
@@ -1887,7 +1887,7 @@
           <w:sz w:val="22"/>
           <w:szCs w:val="22"/>
         </w:rPr>
-        <w:t xml:space="preserve"> Before an Engagement Order is executed, OBVG may notify Automatum in writing, with reasonable evidence, of a pre-existing relationship with the proposed Client or a named partner of it. A relationship so notified is a "Prior Relationship" and is carved out of clause 15.2. A relationship not notified before execution is not a Prior Relationship.</w:t>
+        <w:t xml:space="preserve"> Before an Engagement Order is executed, OBVG may notify Automatum in writing, with reasonable evidence, of a pre-existing relationship with the proposed Client or a named partner of it. A relationship so notified is a "Prior Relationship" and is excluded from clause 15.2. A relationship not notified before execution is not a Prior Relationship.</w:t>
       </w:r>
     </w:p>
     <w:p>
@@ -4304,7 +4304,7 @@
           <w:sz w:val="22"/>
           <w:szCs w:val="22"/>
         </w:rPr>
-        <w:t xml:space="preserve"> During the Term and for 12 months after the later of expiry and termination of the relevant Engagement Order, neither Party will solicit for employment or engagement any employee or contractor of the other who was materially involved in the Services. This does not restrict general advertising not targeted at the other's personnel, responses to unsolicited applications, or engaging a person who ceased to be engaged by the other more than 6 months earlier. A Party in breach will pay the other 30% of the person's first year total compensation.</w:t>
+        <w:t xml:space="preserve"> During the Term and for 12 months after the later of expiry and termination of the relevant Engagement Order, neither Party will solicit for employment or engagement any employee or contractor of the other who was materially involved in the Services. This does not restrict general advertising not targeted at the other's personnel, responses to unsolicited applications, or engaging a person who ceased to be engaged by the other more than 6 months earlier. A Party in breach will pay the other 30% of the person's first-year total compensation.</w:t>
       </w:r>
     </w:p>
     <w:p>
@@ -6604,7 +6604,7 @@
           <w:sz w:val="22"/>
           <w:szCs w:val="22"/>
         </w:rPr>
-        <w:t xml:space="preserve">Each Tier 3 Engagement Order states Baseline Assumptions for active partner count and monthly onboarding volume. If actual volume exceeds 150% of the Baseline Assumptions over any rolling 3 months, either Party may invoke clause 14.5 and Automatum will use reasonable efforts to obtain an uplift or a move to a bespoke tier. If the Client will not agree, OBVG's obligation is capped at the Baseline Assumptions plus fair use and Automatum bears any resulting shortfall in its obligations to the Client.</w:t>
+        <w:t xml:space="preserve">Each Tier 3 Engagement Order states Baseline Assumptions for Active Partner count and monthly onboarding volume. If actual volume exceeds 150% of the Baseline Assumptions over any rolling 3 months, either Party may invoke clause 14.5 and Automatum will use reasonable efforts to obtain an uplift or a move to a bespoke tier. If the Client will not agree, OBVG's obligation is capped at the Baseline Assumptions plus fair use and Automatum bears any resulting shortfall in its obligations to the Client.</w:t>
       </w:r>
     </w:p>
     <w:p>
@@ -9097,7 +9097,7 @@
           <w:sz w:val="22"/>
           <w:szCs w:val="22"/>
         </w:rPr>
-        <w:t xml:space="preserve">Out of scope work under clause 14.5, chargeable transition assistance under clause 24.1, and roster carry-over under paragraph 5.3 are charged at:</w:t>
+        <w:t xml:space="preserve">Out-of-scope work under clause 14.5, chargeable transition assistance under clause 24.1, and roster carry-over under paragraph 5.3 are charged at:</w:t>
       </w:r>
     </w:p>
     <w:tbl>
@@ -10195,7 +10195,7 @@
           <w:sz w:val="22"/>
           <w:szCs w:val="22"/>
         </w:rPr>
-        <w:t xml:space="preserve">Tier 1 is satisfied if the offer is issued by close of the Business Day following the Business Day of receipt; the Tier 2 total turnaround is a fixed 8 Business Hours from receipt. Clause 8.2 governs attribution between legs.</w:t>
+        <w:t xml:space="preserve">Tier 1 is satisfied if the offer is issued by close of the Business Day following the Business Day of receipt. Clause 8.2 governs attribution between legs.</w:t>
       </w:r>
     </w:p>
     <w:p>
@@ -16249,7 +16249,7 @@
                 <w:sz w:val="19"/>
                 <w:szCs w:val="19"/>
               </w:rPr>
-              <w:t xml:space="preserve">30 active partners and 4 onboardings per month</w:t>
+              <w:t xml:space="preserve">30 Active Partners and 4 onboardings per month</w:t>
             </w:r>
           </w:p>
         </w:tc>

--- a/docs/commercial/automatum-obvg-white-label-agreement.docx
+++ b/docs/commercial/automatum-obvg-white-label-agreement.docx
@@ -2190,7 +2190,7 @@
           <w:sz w:val="22"/>
           <w:szCs w:val="22"/>
         </w:rPr>
-        <w:t xml:space="preserve">h.	stand up, configure, host, operate, support and maintain the PSR under clause 10 and Schedule 5, within the OBVG Service Revenue and not separately chargeable;</w:t>
+        <w:t xml:space="preserve">h.	establish, configure, host, operate, support and maintain the PSR under clause 10 and Schedule 5, within the OBVG Service Revenue and not separately chargeable;</w:t>
       </w:r>
     </w:p>
     <w:p>
